--- a/04-Development-and-Quality-Assurance/Evaluation-Testing/Methodology - Ubuntu Server.docx
+++ b/04-Development-and-Quality-Assurance/Evaluation-Testing/Methodology - Ubuntu Server.docx
@@ -35,9 +35,6 @@
           <w:szCs w:val="24"/>
         </w:rPr>
       </w:pPr>
-      <w:r>
-        <w:t>TBD</w:t>
-      </w:r>
     </w:p>
     <w:p>
       <w:pPr>
@@ -61,49 +58,113 @@
         <w:spacing w:after="0"/>
       </w:pPr>
       <w:r>
-        <w:t>Disable cloud-init:</w:t>
-      </w:r>
-    </w:p>
-    <w:p>
-      <w:pPr>
-        <w:rPr>
-          <w:rFonts w:ascii="Fira Code Retina" w:hAnsi="Fira Code Retina" w:cs="Fira Code Retina"/>
-          <w:sz w:val="20"/>
-          <w:szCs w:val="20"/>
-        </w:rPr>
-      </w:pPr>
-      <w:r>
-        <w:rPr>
-          <w:rFonts w:ascii="Fira Code Retina" w:hAnsi="Fira Code Retina" w:cs="Fira Code Retina"/>
-          <w:sz w:val="20"/>
-          <w:szCs w:val="20"/>
-        </w:rPr>
-        <w:t>sudo touch /etc/cloud/cloud-init.disabled</w:t>
-      </w:r>
-    </w:p>
-    <w:p>
-      <w:pPr>
-        <w:spacing w:after="0"/>
-      </w:pPr>
-      <w:r>
-        <w:t>Disable motd:</w:t>
-      </w:r>
-    </w:p>
-    <w:p>
-      <w:pPr>
-        <w:rPr>
-          <w:rFonts w:ascii="Fira Code Retina" w:hAnsi="Fira Code Retina" w:cs="Fira Code Retina"/>
-          <w:sz w:val="20"/>
-          <w:szCs w:val="20"/>
-        </w:rPr>
-      </w:pPr>
-      <w:r>
-        <w:rPr>
-          <w:rFonts w:ascii="Fira Code Retina" w:hAnsi="Fira Code Retina" w:cs="Fira Code Retina"/>
-          <w:sz w:val="20"/>
-          <w:szCs w:val="20"/>
-        </w:rPr>
-        <w:t>sudo nano /etc/default/motd-news</w:t>
+        <w:t>Disable cloud-</w:t>
+      </w:r>
+      <w:proofErr w:type="spellStart"/>
+      <w:r>
+        <w:t>init</w:t>
+      </w:r>
+      <w:proofErr w:type="spellEnd"/>
+      <w:r>
+        <w:t>:</w:t>
+      </w:r>
+    </w:p>
+    <w:p>
+      <w:pPr>
+        <w:rPr>
+          <w:rFonts w:ascii="Fira Code Retina" w:hAnsi="Fira Code Retina" w:cs="Fira Code Retina"/>
+          <w:sz w:val="20"/>
+          <w:szCs w:val="20"/>
+        </w:rPr>
+      </w:pPr>
+      <w:proofErr w:type="spellStart"/>
+      <w:r>
+        <w:rPr>
+          <w:rFonts w:ascii="Fira Code Retina" w:hAnsi="Fira Code Retina" w:cs="Fira Code Retina"/>
+          <w:sz w:val="20"/>
+          <w:szCs w:val="20"/>
+        </w:rPr>
+        <w:t>sudo</w:t>
+      </w:r>
+      <w:proofErr w:type="spellEnd"/>
+      <w:r>
+        <w:rPr>
+          <w:rFonts w:ascii="Fira Code Retina" w:hAnsi="Fira Code Retina" w:cs="Fira Code Retina"/>
+          <w:sz w:val="20"/>
+          <w:szCs w:val="20"/>
+        </w:rPr>
+        <w:t xml:space="preserve"> touch /etc/cloud/cloud-</w:t>
+      </w:r>
+      <w:proofErr w:type="spellStart"/>
+      <w:r>
+        <w:rPr>
+          <w:rFonts w:ascii="Fira Code Retina" w:hAnsi="Fira Code Retina" w:cs="Fira Code Retina"/>
+          <w:sz w:val="20"/>
+          <w:szCs w:val="20"/>
+        </w:rPr>
+        <w:t>init.disabled</w:t>
+      </w:r>
+      <w:proofErr w:type="spellEnd"/>
+    </w:p>
+    <w:p>
+      <w:pPr>
+        <w:spacing w:after="0"/>
+      </w:pPr>
+      <w:r>
+        <w:t xml:space="preserve">Disable </w:t>
+      </w:r>
+      <w:proofErr w:type="spellStart"/>
+      <w:r>
+        <w:t>motd</w:t>
+      </w:r>
+      <w:proofErr w:type="spellEnd"/>
+      <w:r>
+        <w:t>:</w:t>
+      </w:r>
+    </w:p>
+    <w:p>
+      <w:pPr>
+        <w:rPr>
+          <w:rFonts w:ascii="Fira Code Retina" w:hAnsi="Fira Code Retina" w:cs="Fira Code Retina"/>
+          <w:sz w:val="20"/>
+          <w:szCs w:val="20"/>
+        </w:rPr>
+      </w:pPr>
+      <w:proofErr w:type="spellStart"/>
+      <w:r>
+        <w:rPr>
+          <w:rFonts w:ascii="Fira Code Retina" w:hAnsi="Fira Code Retina" w:cs="Fira Code Retina"/>
+          <w:sz w:val="20"/>
+          <w:szCs w:val="20"/>
+        </w:rPr>
+        <w:t>sudo</w:t>
+      </w:r>
+      <w:proofErr w:type="spellEnd"/>
+      <w:r>
+        <w:rPr>
+          <w:rFonts w:ascii="Fira Code Retina" w:hAnsi="Fira Code Retina" w:cs="Fira Code Retina"/>
+          <w:sz w:val="20"/>
+          <w:szCs w:val="20"/>
+        </w:rPr>
+        <w:t xml:space="preserve"> nano /etc/default/</w:t>
+      </w:r>
+      <w:proofErr w:type="spellStart"/>
+      <w:r>
+        <w:rPr>
+          <w:rFonts w:ascii="Fira Code Retina" w:hAnsi="Fira Code Retina" w:cs="Fira Code Retina"/>
+          <w:sz w:val="20"/>
+          <w:szCs w:val="20"/>
+        </w:rPr>
+        <w:t>motd</w:t>
+      </w:r>
+      <w:proofErr w:type="spellEnd"/>
+      <w:r>
+        <w:rPr>
+          <w:rFonts w:ascii="Fira Code Retina" w:hAnsi="Fira Code Retina" w:cs="Fira Code Retina"/>
+          <w:sz w:val="20"/>
+          <w:szCs w:val="20"/>
+        </w:rPr>
+        <w:t>-news</w:t>
       </w:r>
     </w:p>
     <w:p>
@@ -160,13 +221,59 @@
           <w:szCs w:val="20"/>
         </w:rPr>
       </w:pPr>
-      <w:r>
-        <w:rPr>
-          <w:rFonts w:ascii="Fira Code Retina" w:hAnsi="Fira Code Retina" w:cs="Fira Code Retina"/>
-          <w:sz w:val="20"/>
-          <w:szCs w:val="20"/>
-        </w:rPr>
-        <w:t>sudo chmod -x /etc/update-motd.d/*</w:t>
+      <w:proofErr w:type="spellStart"/>
+      <w:r>
+        <w:rPr>
+          <w:rFonts w:ascii="Fira Code Retina" w:hAnsi="Fira Code Retina" w:cs="Fira Code Retina"/>
+          <w:sz w:val="20"/>
+          <w:szCs w:val="20"/>
+        </w:rPr>
+        <w:t>sudo</w:t>
+      </w:r>
+      <w:proofErr w:type="spellEnd"/>
+      <w:r>
+        <w:rPr>
+          <w:rFonts w:ascii="Fira Code Retina" w:hAnsi="Fira Code Retina" w:cs="Fira Code Retina"/>
+          <w:sz w:val="20"/>
+          <w:szCs w:val="20"/>
+        </w:rPr>
+        <w:t xml:space="preserve"> </w:t>
+      </w:r>
+      <w:proofErr w:type="spellStart"/>
+      <w:r>
+        <w:rPr>
+          <w:rFonts w:ascii="Fira Code Retina" w:hAnsi="Fira Code Retina" w:cs="Fira Code Retina"/>
+          <w:sz w:val="20"/>
+          <w:szCs w:val="20"/>
+        </w:rPr>
+        <w:t>chmod</w:t>
+      </w:r>
+      <w:proofErr w:type="spellEnd"/>
+      <w:r>
+        <w:rPr>
+          <w:rFonts w:ascii="Fira Code Retina" w:hAnsi="Fira Code Retina" w:cs="Fira Code Retina"/>
+          <w:sz w:val="20"/>
+          <w:szCs w:val="20"/>
+        </w:rPr>
+        <w:t xml:space="preserve"> -x /etc/update-</w:t>
+      </w:r>
+      <w:proofErr w:type="spellStart"/>
+      <w:r>
+        <w:rPr>
+          <w:rFonts w:ascii="Fira Code Retina" w:hAnsi="Fira Code Retina" w:cs="Fira Code Retina"/>
+          <w:sz w:val="20"/>
+          <w:szCs w:val="20"/>
+        </w:rPr>
+        <w:t>motd.d</w:t>
+      </w:r>
+      <w:proofErr w:type="spellEnd"/>
+      <w:r>
+        <w:rPr>
+          <w:rFonts w:ascii="Fira Code Retina" w:hAnsi="Fira Code Retina" w:cs="Fira Code Retina"/>
+          <w:sz w:val="20"/>
+          <w:szCs w:val="20"/>
+        </w:rPr>
+        <w:t>/*</w:t>
       </w:r>
     </w:p>
     <w:p>
@@ -180,32 +287,92 @@
         <w:rPr>
           <w:rFonts w:cs="Fira Code Retina"/>
         </w:rPr>
-        <w:t>Force motd to update:</w:t>
-      </w:r>
-    </w:p>
-    <w:p>
-      <w:pPr>
-        <w:rPr>
-          <w:rFonts w:ascii="Fira Code Retina" w:hAnsi="Fira Code Retina" w:cs="Fira Code Retina"/>
-          <w:sz w:val="20"/>
-          <w:szCs w:val="20"/>
-        </w:rPr>
-      </w:pPr>
-      <w:r>
-        <w:rPr>
-          <w:rFonts w:ascii="Fira Code Retina" w:hAnsi="Fira Code Retina" w:cs="Fira Code Retina"/>
-          <w:sz w:val="20"/>
-          <w:szCs w:val="20"/>
-        </w:rPr>
-        <w:t xml:space="preserve">sudo </w:t>
-      </w:r>
-      <w:r>
-        <w:rPr>
-          <w:rFonts w:ascii="Fira Code Retina" w:hAnsi="Fira Code Retina" w:cs="Fira Code Retina"/>
-          <w:sz w:val="20"/>
-          <w:szCs w:val="20"/>
-        </w:rPr>
-        <w:t>/usr/lib/update-notifier/update-motd-updates-available --force</w:t>
+        <w:t xml:space="preserve">Force </w:t>
+      </w:r>
+      <w:proofErr w:type="spellStart"/>
+      <w:r>
+        <w:rPr>
+          <w:rFonts w:cs="Fira Code Retina"/>
+        </w:rPr>
+        <w:t>motd</w:t>
+      </w:r>
+      <w:proofErr w:type="spellEnd"/>
+      <w:r>
+        <w:rPr>
+          <w:rFonts w:cs="Fira Code Retina"/>
+        </w:rPr>
+        <w:t xml:space="preserve"> to update:</w:t>
+      </w:r>
+    </w:p>
+    <w:p>
+      <w:pPr>
+        <w:rPr>
+          <w:rFonts w:ascii="Fira Code Retina" w:hAnsi="Fira Code Retina" w:cs="Fira Code Retina"/>
+          <w:sz w:val="20"/>
+          <w:szCs w:val="20"/>
+        </w:rPr>
+      </w:pPr>
+      <w:proofErr w:type="spellStart"/>
+      <w:r>
+        <w:rPr>
+          <w:rFonts w:ascii="Fira Code Retina" w:hAnsi="Fira Code Retina" w:cs="Fira Code Retina"/>
+          <w:sz w:val="20"/>
+          <w:szCs w:val="20"/>
+        </w:rPr>
+        <w:t>sudo</w:t>
+      </w:r>
+      <w:proofErr w:type="spellEnd"/>
+      <w:r>
+        <w:rPr>
+          <w:rFonts w:ascii="Fira Code Retina" w:hAnsi="Fira Code Retina" w:cs="Fira Code Retina"/>
+          <w:sz w:val="20"/>
+          <w:szCs w:val="20"/>
+        </w:rPr>
+        <w:t xml:space="preserve"> </w:t>
+      </w:r>
+      <w:r>
+        <w:rPr>
+          <w:rFonts w:ascii="Fira Code Retina" w:hAnsi="Fira Code Retina" w:cs="Fira Code Retina"/>
+          <w:sz w:val="20"/>
+          <w:szCs w:val="20"/>
+        </w:rPr>
+        <w:t>/</w:t>
+      </w:r>
+      <w:proofErr w:type="spellStart"/>
+      <w:r>
+        <w:rPr>
+          <w:rFonts w:ascii="Fira Code Retina" w:hAnsi="Fira Code Retina" w:cs="Fira Code Retina"/>
+          <w:sz w:val="20"/>
+          <w:szCs w:val="20"/>
+        </w:rPr>
+        <w:t>usr</w:t>
+      </w:r>
+      <w:proofErr w:type="spellEnd"/>
+      <w:r>
+        <w:rPr>
+          <w:rFonts w:ascii="Fira Code Retina" w:hAnsi="Fira Code Retina" w:cs="Fira Code Retina"/>
+          <w:sz w:val="20"/>
+          <w:szCs w:val="20"/>
+        </w:rPr>
+        <w:t>/lib/update-notifier/update-</w:t>
+      </w:r>
+      <w:proofErr w:type="spellStart"/>
+      <w:r>
+        <w:rPr>
+          <w:rFonts w:ascii="Fira Code Retina" w:hAnsi="Fira Code Retina" w:cs="Fira Code Retina"/>
+          <w:sz w:val="20"/>
+          <w:szCs w:val="20"/>
+        </w:rPr>
+        <w:t>motd</w:t>
+      </w:r>
+      <w:proofErr w:type="spellEnd"/>
+      <w:r>
+        <w:rPr>
+          <w:rFonts w:ascii="Fira Code Retina" w:hAnsi="Fira Code Retina" w:cs="Fira Code Retina"/>
+          <w:sz w:val="20"/>
+          <w:szCs w:val="20"/>
+        </w:rPr>
+        <w:t>-updates-available --force</w:t>
       </w:r>
     </w:p>
     <w:p>
@@ -224,13 +391,113 @@
           <w:szCs w:val="20"/>
         </w:rPr>
       </w:pPr>
-      <w:r>
-        <w:rPr>
-          <w:rFonts w:ascii="Fira Code Retina" w:hAnsi="Fira Code Retina" w:cs="Fira Code Retina"/>
-          <w:sz w:val="20"/>
-          <w:szCs w:val="20"/>
-        </w:rPr>
-        <w:t>sudo mkdir -p /etc/systemd/system/systemd-networkd-wait-online.service.d/</w:t>
+      <w:proofErr w:type="spellStart"/>
+      <w:r>
+        <w:rPr>
+          <w:rFonts w:ascii="Fira Code Retina" w:hAnsi="Fira Code Retina" w:cs="Fira Code Retina"/>
+          <w:sz w:val="20"/>
+          <w:szCs w:val="20"/>
+        </w:rPr>
+        <w:t>sudo</w:t>
+      </w:r>
+      <w:proofErr w:type="spellEnd"/>
+      <w:r>
+        <w:rPr>
+          <w:rFonts w:ascii="Fira Code Retina" w:hAnsi="Fira Code Retina" w:cs="Fira Code Retina"/>
+          <w:sz w:val="20"/>
+          <w:szCs w:val="20"/>
+        </w:rPr>
+        <w:t xml:space="preserve"> </w:t>
+      </w:r>
+      <w:proofErr w:type="spellStart"/>
+      <w:r>
+        <w:rPr>
+          <w:rFonts w:ascii="Fira Code Retina" w:hAnsi="Fira Code Retina" w:cs="Fira Code Retina"/>
+          <w:sz w:val="20"/>
+          <w:szCs w:val="20"/>
+        </w:rPr>
+        <w:t>mkdir</w:t>
+      </w:r>
+      <w:proofErr w:type="spellEnd"/>
+      <w:r>
+        <w:rPr>
+          <w:rFonts w:ascii="Fira Code Retina" w:hAnsi="Fira Code Retina" w:cs="Fira Code Retina"/>
+          <w:sz w:val="20"/>
+          <w:szCs w:val="20"/>
+        </w:rPr>
+        <w:t xml:space="preserve"> -p /etc/</w:t>
+      </w:r>
+      <w:proofErr w:type="spellStart"/>
+      <w:r>
+        <w:rPr>
+          <w:rFonts w:ascii="Fira Code Retina" w:hAnsi="Fira Code Retina" w:cs="Fira Code Retina"/>
+          <w:sz w:val="20"/>
+          <w:szCs w:val="20"/>
+        </w:rPr>
+        <w:t>systemd</w:t>
+      </w:r>
+      <w:proofErr w:type="spellEnd"/>
+      <w:r>
+        <w:rPr>
+          <w:rFonts w:ascii="Fira Code Retina" w:hAnsi="Fira Code Retina" w:cs="Fira Code Retina"/>
+          <w:sz w:val="20"/>
+          <w:szCs w:val="20"/>
+        </w:rPr>
+        <w:t>/system/</w:t>
+      </w:r>
+      <w:proofErr w:type="spellStart"/>
+      <w:r>
+        <w:rPr>
+          <w:rFonts w:ascii="Fira Code Retina" w:hAnsi="Fira Code Retina" w:cs="Fira Code Retina"/>
+          <w:sz w:val="20"/>
+          <w:szCs w:val="20"/>
+        </w:rPr>
+        <w:t>systemd</w:t>
+      </w:r>
+      <w:proofErr w:type="spellEnd"/>
+      <w:r>
+        <w:rPr>
+          <w:rFonts w:ascii="Fira Code Retina" w:hAnsi="Fira Code Retina" w:cs="Fira Code Retina"/>
+          <w:sz w:val="20"/>
+          <w:szCs w:val="20"/>
+        </w:rPr>
+        <w:t>-</w:t>
+      </w:r>
+      <w:proofErr w:type="spellStart"/>
+      <w:r>
+        <w:rPr>
+          <w:rFonts w:ascii="Fira Code Retina" w:hAnsi="Fira Code Retina" w:cs="Fira Code Retina"/>
+          <w:sz w:val="20"/>
+          <w:szCs w:val="20"/>
+        </w:rPr>
+        <w:t>networkd</w:t>
+      </w:r>
+      <w:proofErr w:type="spellEnd"/>
+      <w:r>
+        <w:rPr>
+          <w:rFonts w:ascii="Fira Code Retina" w:hAnsi="Fira Code Retina" w:cs="Fira Code Retina"/>
+          <w:sz w:val="20"/>
+          <w:szCs w:val="20"/>
+        </w:rPr>
+        <w:t>-wait-</w:t>
+      </w:r>
+      <w:proofErr w:type="spellStart"/>
+      <w:r>
+        <w:rPr>
+          <w:rFonts w:ascii="Fira Code Retina" w:hAnsi="Fira Code Retina" w:cs="Fira Code Retina"/>
+          <w:sz w:val="20"/>
+          <w:szCs w:val="20"/>
+        </w:rPr>
+        <w:t>online.service.d</w:t>
+      </w:r>
+      <w:proofErr w:type="spellEnd"/>
+      <w:r>
+        <w:rPr>
+          <w:rFonts w:ascii="Fira Code Retina" w:hAnsi="Fira Code Retina" w:cs="Fira Code Retina"/>
+          <w:sz w:val="20"/>
+          <w:szCs w:val="20"/>
+        </w:rPr>
+        <w:t>/</w:t>
       </w:r>
     </w:p>
     <w:p>
@@ -247,13 +514,23 @@
       <w:r>
         <w:br/>
       </w:r>
-      <w:r>
-        <w:rPr>
-          <w:rFonts w:ascii="Fira Code Retina" w:hAnsi="Fira Code Retina" w:cs="Fira Code Retina"/>
-          <w:sz w:val="20"/>
-          <w:szCs w:val="20"/>
-        </w:rPr>
-        <w:t>sudo nano /etc/systemd/system/systemd-networkd-wait-online.service.d/override.conf</w:t>
+      <w:proofErr w:type="spellStart"/>
+      <w:r>
+        <w:rPr>
+          <w:rFonts w:ascii="Fira Code Retina" w:hAnsi="Fira Code Retina" w:cs="Fira Code Retina"/>
+          <w:sz w:val="20"/>
+          <w:szCs w:val="20"/>
+        </w:rPr>
+        <w:t>sudo</w:t>
+      </w:r>
+      <w:proofErr w:type="spellEnd"/>
+      <w:r>
+        <w:rPr>
+          <w:rFonts w:ascii="Fira Code Retina" w:hAnsi="Fira Code Retina" w:cs="Fira Code Retina"/>
+          <w:sz w:val="20"/>
+          <w:szCs w:val="20"/>
+        </w:rPr>
+        <w:t xml:space="preserve"> nano /etc/systemd/system/systemd-networkd-wait-online.service.d/override.conf</w:t>
       </w:r>
     </w:p>
     <w:p>
@@ -291,31 +568,105 @@
           <w:szCs w:val="20"/>
         </w:rPr>
       </w:pPr>
-      <w:r>
-        <w:rPr>
-          <w:rFonts w:ascii="Fira Code Retina" w:hAnsi="Fira Code Retina" w:cs="Fira Code Retina"/>
-          <w:sz w:val="20"/>
-          <w:szCs w:val="20"/>
-        </w:rPr>
-        <w:t>ExecStart=</w:t>
-      </w:r>
-    </w:p>
-    <w:p>
-      <w:pPr>
-        <w:spacing w:after="0"/>
-        <w:rPr>
-          <w:rFonts w:ascii="Fira Code Retina" w:hAnsi="Fira Code Retina" w:cs="Fira Code Retina"/>
-          <w:sz w:val="20"/>
-          <w:szCs w:val="20"/>
-        </w:rPr>
-      </w:pPr>
-      <w:r>
-        <w:rPr>
-          <w:rFonts w:ascii="Fira Code Retina" w:hAnsi="Fira Code Retina" w:cs="Fira Code Retina"/>
-          <w:sz w:val="20"/>
-          <w:szCs w:val="20"/>
-        </w:rPr>
-        <w:t>ExecStart=/lib/systemd/systemd-networkd-wait-online --any</w:t>
+      <w:proofErr w:type="spellStart"/>
+      <w:r>
+        <w:rPr>
+          <w:rFonts w:ascii="Fira Code Retina" w:hAnsi="Fira Code Retina" w:cs="Fira Code Retina"/>
+          <w:sz w:val="20"/>
+          <w:szCs w:val="20"/>
+        </w:rPr>
+        <w:t>ExecStart</w:t>
+      </w:r>
+      <w:proofErr w:type="spellEnd"/>
+      <w:r>
+        <w:rPr>
+          <w:rFonts w:ascii="Fira Code Retina" w:hAnsi="Fira Code Retina" w:cs="Fira Code Retina"/>
+          <w:sz w:val="20"/>
+          <w:szCs w:val="20"/>
+        </w:rPr>
+        <w:t>=</w:t>
+      </w:r>
+    </w:p>
+    <w:p>
+      <w:pPr>
+        <w:spacing w:after="0"/>
+        <w:rPr>
+          <w:rFonts w:ascii="Fira Code Retina" w:hAnsi="Fira Code Retina" w:cs="Fira Code Retina"/>
+          <w:sz w:val="20"/>
+          <w:szCs w:val="20"/>
+        </w:rPr>
+      </w:pPr>
+      <w:proofErr w:type="spellStart"/>
+      <w:r>
+        <w:rPr>
+          <w:rFonts w:ascii="Fira Code Retina" w:hAnsi="Fira Code Retina" w:cs="Fira Code Retina"/>
+          <w:sz w:val="20"/>
+          <w:szCs w:val="20"/>
+        </w:rPr>
+        <w:t>ExecStart</w:t>
+      </w:r>
+      <w:proofErr w:type="spellEnd"/>
+      <w:r>
+        <w:rPr>
+          <w:rFonts w:ascii="Fira Code Retina" w:hAnsi="Fira Code Retina" w:cs="Fira Code Retina"/>
+          <w:sz w:val="20"/>
+          <w:szCs w:val="20"/>
+        </w:rPr>
+        <w:t>=/lib/</w:t>
+      </w:r>
+      <w:proofErr w:type="spellStart"/>
+      <w:r>
+        <w:rPr>
+          <w:rFonts w:ascii="Fira Code Retina" w:hAnsi="Fira Code Retina" w:cs="Fira Code Retina"/>
+          <w:sz w:val="20"/>
+          <w:szCs w:val="20"/>
+        </w:rPr>
+        <w:t>systemd</w:t>
+      </w:r>
+      <w:proofErr w:type="spellEnd"/>
+      <w:r>
+        <w:rPr>
+          <w:rFonts w:ascii="Fira Code Retina" w:hAnsi="Fira Code Retina" w:cs="Fira Code Retina"/>
+          <w:sz w:val="20"/>
+          <w:szCs w:val="20"/>
+        </w:rPr>
+        <w:t>/</w:t>
+      </w:r>
+      <w:proofErr w:type="spellStart"/>
+      <w:r>
+        <w:rPr>
+          <w:rFonts w:ascii="Fira Code Retina" w:hAnsi="Fira Code Retina" w:cs="Fira Code Retina"/>
+          <w:sz w:val="20"/>
+          <w:szCs w:val="20"/>
+        </w:rPr>
+        <w:t>systemd</w:t>
+      </w:r>
+      <w:proofErr w:type="spellEnd"/>
+      <w:r>
+        <w:rPr>
+          <w:rFonts w:ascii="Fira Code Retina" w:hAnsi="Fira Code Retina" w:cs="Fira Code Retina"/>
+          <w:sz w:val="20"/>
+          <w:szCs w:val="20"/>
+        </w:rPr>
+        <w:t>-</w:t>
+      </w:r>
+      <w:proofErr w:type="spellStart"/>
+      <w:r>
+        <w:rPr>
+          <w:rFonts w:ascii="Fira Code Retina" w:hAnsi="Fira Code Retina" w:cs="Fira Code Retina"/>
+          <w:sz w:val="20"/>
+          <w:szCs w:val="20"/>
+        </w:rPr>
+        <w:t>networkd</w:t>
+      </w:r>
+      <w:proofErr w:type="spellEnd"/>
+      <w:r>
+        <w:rPr>
+          <w:rFonts w:ascii="Fira Code Retina" w:hAnsi="Fira Code Retina" w:cs="Fira Code Retina"/>
+          <w:sz w:val="20"/>
+          <w:szCs w:val="20"/>
+        </w:rPr>
+        <w:t>-wait-online --any</w:t>
       </w:r>
     </w:p>
     <w:p>
@@ -352,13 +703,41 @@
           <w:szCs w:val="20"/>
         </w:rPr>
       </w:pPr>
-      <w:r>
-        <w:rPr>
-          <w:rFonts w:ascii="Fira Code Retina" w:hAnsi="Fira Code Retina" w:cs="Fira Code Retina"/>
-          <w:sz w:val="20"/>
-          <w:szCs w:val="20"/>
-        </w:rPr>
-        <w:t>sudo systemctl daemon-reload</w:t>
+      <w:proofErr w:type="spellStart"/>
+      <w:r>
+        <w:rPr>
+          <w:rFonts w:ascii="Fira Code Retina" w:hAnsi="Fira Code Retina" w:cs="Fira Code Retina"/>
+          <w:sz w:val="20"/>
+          <w:szCs w:val="20"/>
+        </w:rPr>
+        <w:t>sudo</w:t>
+      </w:r>
+      <w:proofErr w:type="spellEnd"/>
+      <w:r>
+        <w:rPr>
+          <w:rFonts w:ascii="Fira Code Retina" w:hAnsi="Fira Code Retina" w:cs="Fira Code Retina"/>
+          <w:sz w:val="20"/>
+          <w:szCs w:val="20"/>
+        </w:rPr>
+        <w:t xml:space="preserve"> </w:t>
+      </w:r>
+      <w:proofErr w:type="spellStart"/>
+      <w:r>
+        <w:rPr>
+          <w:rFonts w:ascii="Fira Code Retina" w:hAnsi="Fira Code Retina" w:cs="Fira Code Retina"/>
+          <w:sz w:val="20"/>
+          <w:szCs w:val="20"/>
+        </w:rPr>
+        <w:t>systemctl</w:t>
+      </w:r>
+      <w:proofErr w:type="spellEnd"/>
+      <w:r>
+        <w:rPr>
+          <w:rFonts w:ascii="Fira Code Retina" w:hAnsi="Fira Code Retina" w:cs="Fira Code Retina"/>
+          <w:sz w:val="20"/>
+          <w:szCs w:val="20"/>
+        </w:rPr>
+        <w:t xml:space="preserve"> daemon-reload</w:t>
       </w:r>
     </w:p>
     <w:p>
@@ -391,30 +770,122 @@
           <w:szCs w:val="20"/>
         </w:rPr>
       </w:pPr>
-      <w:r>
-        <w:rPr>
-          <w:rFonts w:ascii="Fira Code Retina" w:hAnsi="Fira Code Retina" w:cs="Fira Code Retina"/>
-          <w:sz w:val="20"/>
-          <w:szCs w:val="20"/>
-        </w:rPr>
-        <w:t>sudo bash -c "echo blacklist nouveau &gt; /etc/modprobe.d/blacklist-nvidia-nouveau.conf"</w:t>
-      </w:r>
-    </w:p>
-    <w:p>
-      <w:pPr>
-        <w:rPr>
-          <w:rFonts w:ascii="Fira Code Retina" w:hAnsi="Fira Code Retina" w:cs="Fira Code Retina"/>
-          <w:sz w:val="20"/>
-          <w:szCs w:val="20"/>
-        </w:rPr>
-      </w:pPr>
-      <w:r>
-        <w:rPr>
-          <w:rFonts w:ascii="Fira Code Retina" w:hAnsi="Fira Code Retina" w:cs="Fira Code Retina"/>
-          <w:sz w:val="20"/>
-          <w:szCs w:val="20"/>
-        </w:rPr>
-        <w:t>sudo bash -c "echo options nouveau modeset=0 &gt;&gt;</w:t>
+      <w:proofErr w:type="spellStart"/>
+      <w:r>
+        <w:rPr>
+          <w:rFonts w:ascii="Fira Code Retina" w:hAnsi="Fira Code Retina" w:cs="Fira Code Retina"/>
+          <w:sz w:val="20"/>
+          <w:szCs w:val="20"/>
+        </w:rPr>
+        <w:t>sudo</w:t>
+      </w:r>
+      <w:proofErr w:type="spellEnd"/>
+      <w:r>
+        <w:rPr>
+          <w:rFonts w:ascii="Fira Code Retina" w:hAnsi="Fira Code Retina" w:cs="Fira Code Retina"/>
+          <w:sz w:val="20"/>
+          <w:szCs w:val="20"/>
+        </w:rPr>
+        <w:t xml:space="preserve"> bash -c "echo blacklist nouveau &gt; /etc/</w:t>
+      </w:r>
+      <w:proofErr w:type="spellStart"/>
+      <w:r>
+        <w:rPr>
+          <w:rFonts w:ascii="Fira Code Retina" w:hAnsi="Fira Code Retina" w:cs="Fira Code Retina"/>
+          <w:sz w:val="20"/>
+          <w:szCs w:val="20"/>
+        </w:rPr>
+        <w:t>modprobe.d</w:t>
+      </w:r>
+      <w:proofErr w:type="spellEnd"/>
+      <w:r>
+        <w:rPr>
+          <w:rFonts w:ascii="Fira Code Retina" w:hAnsi="Fira Code Retina" w:cs="Fira Code Retina"/>
+          <w:sz w:val="20"/>
+          <w:szCs w:val="20"/>
+        </w:rPr>
+        <w:t>/blacklist-</w:t>
+      </w:r>
+      <w:proofErr w:type="spellStart"/>
+      <w:r>
+        <w:rPr>
+          <w:rFonts w:ascii="Fira Code Retina" w:hAnsi="Fira Code Retina" w:cs="Fira Code Retina"/>
+          <w:sz w:val="20"/>
+          <w:szCs w:val="20"/>
+        </w:rPr>
+        <w:t>nvidia</w:t>
+      </w:r>
+      <w:proofErr w:type="spellEnd"/>
+      <w:r>
+        <w:rPr>
+          <w:rFonts w:ascii="Fira Code Retina" w:hAnsi="Fira Code Retina" w:cs="Fira Code Retina"/>
+          <w:sz w:val="20"/>
+          <w:szCs w:val="20"/>
+        </w:rPr>
+        <w:t>-</w:t>
+      </w:r>
+      <w:proofErr w:type="spellStart"/>
+      <w:r>
+        <w:rPr>
+          <w:rFonts w:ascii="Fira Code Retina" w:hAnsi="Fira Code Retina" w:cs="Fira Code Retina"/>
+          <w:sz w:val="20"/>
+          <w:szCs w:val="20"/>
+        </w:rPr>
+        <w:t>nouveau.conf</w:t>
+      </w:r>
+      <w:proofErr w:type="spellEnd"/>
+      <w:r>
+        <w:rPr>
+          <w:rFonts w:ascii="Fira Code Retina" w:hAnsi="Fira Code Retina" w:cs="Fira Code Retina"/>
+          <w:sz w:val="20"/>
+          <w:szCs w:val="20"/>
+        </w:rPr>
+        <w:t>"</w:t>
+      </w:r>
+    </w:p>
+    <w:p>
+      <w:pPr>
+        <w:rPr>
+          <w:rFonts w:ascii="Fira Code Retina" w:hAnsi="Fira Code Retina" w:cs="Fira Code Retina"/>
+          <w:sz w:val="20"/>
+          <w:szCs w:val="20"/>
+        </w:rPr>
+      </w:pPr>
+      <w:proofErr w:type="spellStart"/>
+      <w:r>
+        <w:rPr>
+          <w:rFonts w:ascii="Fira Code Retina" w:hAnsi="Fira Code Retina" w:cs="Fira Code Retina"/>
+          <w:sz w:val="20"/>
+          <w:szCs w:val="20"/>
+        </w:rPr>
+        <w:t>sudo</w:t>
+      </w:r>
+      <w:proofErr w:type="spellEnd"/>
+      <w:r>
+        <w:rPr>
+          <w:rFonts w:ascii="Fira Code Retina" w:hAnsi="Fira Code Retina" w:cs="Fira Code Retina"/>
+          <w:sz w:val="20"/>
+          <w:szCs w:val="20"/>
+        </w:rPr>
+        <w:t xml:space="preserve"> bash -c "echo options nouveau </w:t>
+      </w:r>
+      <w:proofErr w:type="spellStart"/>
+      <w:r>
+        <w:rPr>
+          <w:rFonts w:ascii="Fira Code Retina" w:hAnsi="Fira Code Retina" w:cs="Fira Code Retina"/>
+          <w:sz w:val="20"/>
+          <w:szCs w:val="20"/>
+        </w:rPr>
+        <w:t>modeset</w:t>
+      </w:r>
+      <w:proofErr w:type="spellEnd"/>
+      <w:r>
+        <w:rPr>
+          <w:rFonts w:ascii="Fira Code Retina" w:hAnsi="Fira Code Retina" w:cs="Fira Code Retina"/>
+          <w:sz w:val="20"/>
+          <w:szCs w:val="20"/>
+        </w:rPr>
+        <w:t>=0 &gt;&gt;</w:t>
       </w:r>
       <w:r>
         <w:rPr>
@@ -430,7 +901,61 @@
           <w:sz w:val="20"/>
           <w:szCs w:val="20"/>
         </w:rPr>
-        <w:t>/etc/modprobe.d/blacklist-nvidia-nouveau.conf"</w:t>
+        <w:t>/etc/</w:t>
+      </w:r>
+      <w:proofErr w:type="spellStart"/>
+      <w:r>
+        <w:rPr>
+          <w:rFonts w:ascii="Fira Code Retina" w:hAnsi="Fira Code Retina" w:cs="Fira Code Retina"/>
+          <w:sz w:val="20"/>
+          <w:szCs w:val="20"/>
+        </w:rPr>
+        <w:t>modprobe.d</w:t>
+      </w:r>
+      <w:proofErr w:type="spellEnd"/>
+      <w:r>
+        <w:rPr>
+          <w:rFonts w:ascii="Fira Code Retina" w:hAnsi="Fira Code Retina" w:cs="Fira Code Retina"/>
+          <w:sz w:val="20"/>
+          <w:szCs w:val="20"/>
+        </w:rPr>
+        <w:t>/blacklist-</w:t>
+      </w:r>
+      <w:proofErr w:type="spellStart"/>
+      <w:r>
+        <w:rPr>
+          <w:rFonts w:ascii="Fira Code Retina" w:hAnsi="Fira Code Retina" w:cs="Fira Code Retina"/>
+          <w:sz w:val="20"/>
+          <w:szCs w:val="20"/>
+        </w:rPr>
+        <w:t>nvidia</w:t>
+      </w:r>
+      <w:proofErr w:type="spellEnd"/>
+      <w:r>
+        <w:rPr>
+          <w:rFonts w:ascii="Fira Code Retina" w:hAnsi="Fira Code Retina" w:cs="Fira Code Retina"/>
+          <w:sz w:val="20"/>
+          <w:szCs w:val="20"/>
+        </w:rPr>
+        <w:t>-</w:t>
+      </w:r>
+      <w:proofErr w:type="spellStart"/>
+      <w:r>
+        <w:rPr>
+          <w:rFonts w:ascii="Fira Code Retina" w:hAnsi="Fira Code Retina" w:cs="Fira Code Retina"/>
+          <w:sz w:val="20"/>
+          <w:szCs w:val="20"/>
+        </w:rPr>
+        <w:t>nouveau.conf</w:t>
+      </w:r>
+      <w:proofErr w:type="spellEnd"/>
+      <w:r>
+        <w:rPr>
+          <w:rFonts w:ascii="Fira Code Retina" w:hAnsi="Fira Code Retina" w:cs="Fira Code Retina"/>
+          <w:sz w:val="20"/>
+          <w:szCs w:val="20"/>
+        </w:rPr>
+        <w:t>"</w:t>
       </w:r>
     </w:p>
     <w:p>
@@ -449,13 +974,23 @@
           <w:szCs w:val="20"/>
         </w:rPr>
       </w:pPr>
-      <w:r>
-        <w:rPr>
-          <w:rFonts w:ascii="Fira Code Retina" w:hAnsi="Fira Code Retina" w:cs="Fira Code Retina"/>
-          <w:sz w:val="20"/>
-          <w:szCs w:val="20"/>
-        </w:rPr>
-        <w:t xml:space="preserve">sudo </w:t>
+      <w:proofErr w:type="spellStart"/>
+      <w:r>
+        <w:rPr>
+          <w:rFonts w:ascii="Fira Code Retina" w:hAnsi="Fira Code Retina" w:cs="Fira Code Retina"/>
+          <w:sz w:val="20"/>
+          <w:szCs w:val="20"/>
+        </w:rPr>
+        <w:t>sudo</w:t>
+      </w:r>
+      <w:proofErr w:type="spellEnd"/>
+      <w:r>
+        <w:rPr>
+          <w:rFonts w:ascii="Fira Code Retina" w:hAnsi="Fira Code Retina" w:cs="Fira Code Retina"/>
+          <w:sz w:val="20"/>
+          <w:szCs w:val="20"/>
+        </w:rPr>
+        <w:t xml:space="preserve"> </w:t>
       </w:r>
       <w:r>
         <w:rPr>
@@ -471,15 +1006,51 @@
           <w:sz w:val="20"/>
           <w:szCs w:val="20"/>
         </w:rPr>
-        <w:t xml:space="preserve"> remove x</w:t>
-      </w:r>
-      <w:r>
-        <w:rPr>
-          <w:rFonts w:ascii="Fira Code Retina" w:hAnsi="Fira Code Retina" w:cs="Fira Code Retina"/>
-          <w:sz w:val="20"/>
-          <w:szCs w:val="20"/>
-        </w:rPr>
-        <w:t>server-xorg-video-nouveau</w:t>
+        <w:t xml:space="preserve"> remove </w:t>
+      </w:r>
+      <w:proofErr w:type="spellStart"/>
+      <w:r>
+        <w:rPr>
+          <w:rFonts w:ascii="Fira Code Retina" w:hAnsi="Fira Code Retina" w:cs="Fira Code Retina"/>
+          <w:sz w:val="20"/>
+          <w:szCs w:val="20"/>
+        </w:rPr>
+        <w:t>x</w:t>
+      </w:r>
+      <w:r>
+        <w:rPr>
+          <w:rFonts w:ascii="Fira Code Retina" w:hAnsi="Fira Code Retina" w:cs="Fira Code Retina"/>
+          <w:sz w:val="20"/>
+          <w:szCs w:val="20"/>
+        </w:rPr>
+        <w:t>server</w:t>
+      </w:r>
+      <w:proofErr w:type="spellEnd"/>
+      <w:r>
+        <w:rPr>
+          <w:rFonts w:ascii="Fira Code Retina" w:hAnsi="Fira Code Retina" w:cs="Fira Code Retina"/>
+          <w:sz w:val="20"/>
+          <w:szCs w:val="20"/>
+        </w:rPr>
+        <w:t>-</w:t>
+      </w:r>
+      <w:proofErr w:type="spellStart"/>
+      <w:r>
+        <w:rPr>
+          <w:rFonts w:ascii="Fira Code Retina" w:hAnsi="Fira Code Retina" w:cs="Fira Code Retina"/>
+          <w:sz w:val="20"/>
+          <w:szCs w:val="20"/>
+        </w:rPr>
+        <w:t>xorg</w:t>
+      </w:r>
+      <w:proofErr w:type="spellEnd"/>
+      <w:r>
+        <w:rPr>
+          <w:rFonts w:ascii="Fira Code Retina" w:hAnsi="Fira Code Retina" w:cs="Fira Code Retina"/>
+          <w:sz w:val="20"/>
+          <w:szCs w:val="20"/>
+        </w:rPr>
+        <w:t>-video-nouveau</w:t>
       </w:r>
     </w:p>
     <w:p>
@@ -489,6 +1060,7 @@
       <w:r>
         <w:t xml:space="preserve">Regenerate </w:t>
       </w:r>
+      <w:proofErr w:type="spellStart"/>
       <w:r>
         <w:rPr>
           <w:rFonts w:ascii="Fira Code Retina" w:hAnsi="Fira Code Retina" w:cs="Fira Code Retina"/>
@@ -497,6 +1069,7 @@
         </w:rPr>
         <w:t>initramfs</w:t>
       </w:r>
+      <w:proofErr w:type="spellEnd"/>
       <w:r>
         <w:t>:</w:t>
       </w:r>
@@ -510,6 +1083,7 @@
           <w:szCs w:val="20"/>
         </w:rPr>
       </w:pPr>
+      <w:proofErr w:type="spellStart"/>
       <w:r>
         <w:rPr>
           <w:rFonts w:ascii="Fira Code Retina" w:hAnsi="Fira Code Retina" w:cs="Fira Code Retina"/>
@@ -517,7 +1091,34 @@
           <w:szCs w:val="20"/>
         </w:rPr>
         <w:lastRenderedPageBreak/>
-        <w:t>sudo update-initramfs -u -k all</w:t>
+        <w:t>sudo</w:t>
+      </w:r>
+      <w:proofErr w:type="spellEnd"/>
+      <w:r>
+        <w:rPr>
+          <w:rFonts w:ascii="Fira Code Retina" w:hAnsi="Fira Code Retina" w:cs="Fira Code Retina"/>
+          <w:sz w:val="20"/>
+          <w:szCs w:val="20"/>
+        </w:rPr>
+        <w:t xml:space="preserve"> update-</w:t>
+      </w:r>
+      <w:proofErr w:type="spellStart"/>
+      <w:r>
+        <w:rPr>
+          <w:rFonts w:ascii="Fira Code Retina" w:hAnsi="Fira Code Retina" w:cs="Fira Code Retina"/>
+          <w:sz w:val="20"/>
+          <w:szCs w:val="20"/>
+        </w:rPr>
+        <w:t>initramfs</w:t>
+      </w:r>
+      <w:proofErr w:type="spellEnd"/>
+      <w:r>
+        <w:rPr>
+          <w:rFonts w:ascii="Fira Code Retina" w:hAnsi="Fira Code Retina" w:cs="Fira Code Retina"/>
+          <w:sz w:val="20"/>
+          <w:szCs w:val="20"/>
+        </w:rPr>
+        <w:t xml:space="preserve"> -u -k all</w:t>
       </w:r>
     </w:p>
     <w:p>
@@ -554,7 +1155,61 @@
           <w:sz w:val="20"/>
           <w:szCs w:val="20"/>
         </w:rPr>
-        <w:t>apt download d-itg libsctp1 frr frr-pythontools libcares2 libyang2t64</w:t>
+        <w:t>apt download d-</w:t>
+      </w:r>
+      <w:proofErr w:type="spellStart"/>
+      <w:r>
+        <w:rPr>
+          <w:rFonts w:ascii="Fira Code Retina" w:hAnsi="Fira Code Retina" w:cs="Fira Code Retina"/>
+          <w:sz w:val="20"/>
+          <w:szCs w:val="20"/>
+        </w:rPr>
+        <w:t>itg</w:t>
+      </w:r>
+      <w:proofErr w:type="spellEnd"/>
+      <w:r>
+        <w:rPr>
+          <w:rFonts w:ascii="Fira Code Retina" w:hAnsi="Fira Code Retina" w:cs="Fira Code Retina"/>
+          <w:sz w:val="20"/>
+          <w:szCs w:val="20"/>
+        </w:rPr>
+        <w:t xml:space="preserve"> libsctp1 </w:t>
+      </w:r>
+      <w:proofErr w:type="spellStart"/>
+      <w:r>
+        <w:rPr>
+          <w:rFonts w:ascii="Fira Code Retina" w:hAnsi="Fira Code Retina" w:cs="Fira Code Retina"/>
+          <w:sz w:val="20"/>
+          <w:szCs w:val="20"/>
+        </w:rPr>
+        <w:t>frr</w:t>
+      </w:r>
+      <w:proofErr w:type="spellEnd"/>
+      <w:r>
+        <w:rPr>
+          <w:rFonts w:ascii="Fira Code Retina" w:hAnsi="Fira Code Retina" w:cs="Fira Code Retina"/>
+          <w:sz w:val="20"/>
+          <w:szCs w:val="20"/>
+        </w:rPr>
+        <w:t xml:space="preserve"> </w:t>
+      </w:r>
+      <w:proofErr w:type="spellStart"/>
+      <w:r>
+        <w:rPr>
+          <w:rFonts w:ascii="Fira Code Retina" w:hAnsi="Fira Code Retina" w:cs="Fira Code Retina"/>
+          <w:sz w:val="20"/>
+          <w:szCs w:val="20"/>
+        </w:rPr>
+        <w:t>frr-pythontools</w:t>
+      </w:r>
+      <w:proofErr w:type="spellEnd"/>
+      <w:r>
+        <w:rPr>
+          <w:rFonts w:ascii="Fira Code Retina" w:hAnsi="Fira Code Retina" w:cs="Fira Code Retina"/>
+          <w:sz w:val="20"/>
+          <w:szCs w:val="20"/>
+        </w:rPr>
+        <w:t xml:space="preserve"> libcares2 libyang2t64</w:t>
       </w:r>
     </w:p>
     <w:p>
@@ -590,14 +1245,34 @@
           <w:szCs w:val="20"/>
         </w:rPr>
       </w:pPr>
-      <w:r>
-        <w:rPr>
-          <w:rFonts w:ascii="Fira Code Retina" w:hAnsi="Fira Code Retina" w:cs="Fira Code Retina"/>
-          <w:sz w:val="20"/>
-          <w:szCs w:val="20"/>
-        </w:rPr>
-        <w:t>sudo mount /dev/sda1 /mnt</w:t>
-      </w:r>
+      <w:proofErr w:type="spellStart"/>
+      <w:r>
+        <w:rPr>
+          <w:rFonts w:ascii="Fira Code Retina" w:hAnsi="Fira Code Retina" w:cs="Fira Code Retina"/>
+          <w:sz w:val="20"/>
+          <w:szCs w:val="20"/>
+        </w:rPr>
+        <w:t>sudo</w:t>
+      </w:r>
+      <w:proofErr w:type="spellEnd"/>
+      <w:r>
+        <w:rPr>
+          <w:rFonts w:ascii="Fira Code Retina" w:hAnsi="Fira Code Retina" w:cs="Fira Code Retina"/>
+          <w:sz w:val="20"/>
+          <w:szCs w:val="20"/>
+        </w:rPr>
+        <w:t xml:space="preserve"> mount /dev/sda1 /</w:t>
+      </w:r>
+      <w:proofErr w:type="spellStart"/>
+      <w:r>
+        <w:rPr>
+          <w:rFonts w:ascii="Fira Code Retina" w:hAnsi="Fira Code Retina" w:cs="Fira Code Retina"/>
+          <w:sz w:val="20"/>
+          <w:szCs w:val="20"/>
+        </w:rPr>
+        <w:t>mnt</w:t>
+      </w:r>
+      <w:proofErr w:type="spellEnd"/>
     </w:p>
     <w:p>
       <w:pPr>
@@ -615,13 +1290,77 @@
           <w:szCs w:val="20"/>
         </w:rPr>
       </w:pPr>
-      <w:r>
-        <w:rPr>
-          <w:rFonts w:ascii="Fira Code Retina" w:hAnsi="Fira Code Retina" w:cs="Fira Code Retina"/>
-          <w:sz w:val="20"/>
-          <w:szCs w:val="20"/>
-        </w:rPr>
-        <w:t>sudo dpkg -i /mnt/packages/client/*.deb</w:t>
+      <w:proofErr w:type="spellStart"/>
+      <w:r>
+        <w:rPr>
+          <w:rFonts w:ascii="Fira Code Retina" w:hAnsi="Fira Code Retina" w:cs="Fira Code Retina"/>
+          <w:sz w:val="20"/>
+          <w:szCs w:val="20"/>
+        </w:rPr>
+        <w:t>sudo</w:t>
+      </w:r>
+      <w:proofErr w:type="spellEnd"/>
+      <w:r>
+        <w:rPr>
+          <w:rFonts w:ascii="Fira Code Retina" w:hAnsi="Fira Code Retina" w:cs="Fira Code Retina"/>
+          <w:sz w:val="20"/>
+          <w:szCs w:val="20"/>
+        </w:rPr>
+        <w:t xml:space="preserve"> </w:t>
+      </w:r>
+      <w:proofErr w:type="spellStart"/>
+      <w:r>
+        <w:rPr>
+          <w:rFonts w:ascii="Fira Code Retina" w:hAnsi="Fira Code Retina" w:cs="Fira Code Retina"/>
+          <w:sz w:val="20"/>
+          <w:szCs w:val="20"/>
+        </w:rPr>
+        <w:t>dpkg</w:t>
+      </w:r>
+      <w:proofErr w:type="spellEnd"/>
+      <w:r>
+        <w:rPr>
+          <w:rFonts w:ascii="Fira Code Retina" w:hAnsi="Fira Code Retina" w:cs="Fira Code Retina"/>
+          <w:sz w:val="20"/>
+          <w:szCs w:val="20"/>
+        </w:rPr>
+        <w:t xml:space="preserve"> -</w:t>
+      </w:r>
+      <w:proofErr w:type="spellStart"/>
+      <w:r>
+        <w:rPr>
+          <w:rFonts w:ascii="Fira Code Retina" w:hAnsi="Fira Code Retina" w:cs="Fira Code Retina"/>
+          <w:sz w:val="20"/>
+          <w:szCs w:val="20"/>
+        </w:rPr>
+        <w:t>i</w:t>
+      </w:r>
+      <w:proofErr w:type="spellEnd"/>
+      <w:r>
+        <w:rPr>
+          <w:rFonts w:ascii="Fira Code Retina" w:hAnsi="Fira Code Retina" w:cs="Fira Code Retina"/>
+          <w:sz w:val="20"/>
+          <w:szCs w:val="20"/>
+        </w:rPr>
+        <w:t xml:space="preserve"> /</w:t>
+      </w:r>
+      <w:proofErr w:type="spellStart"/>
+      <w:r>
+        <w:rPr>
+          <w:rFonts w:ascii="Fira Code Retina" w:hAnsi="Fira Code Retina" w:cs="Fira Code Retina"/>
+          <w:sz w:val="20"/>
+          <w:szCs w:val="20"/>
+        </w:rPr>
+        <w:t>mnt</w:t>
+      </w:r>
+      <w:proofErr w:type="spellEnd"/>
+      <w:r>
+        <w:rPr>
+          <w:rFonts w:ascii="Fira Code Retina" w:hAnsi="Fira Code Retina" w:cs="Fira Code Retina"/>
+          <w:sz w:val="20"/>
+          <w:szCs w:val="20"/>
+        </w:rPr>
+        <w:t>/packages/client/*.deb</w:t>
       </w:r>
     </w:p>
     <w:p>
@@ -632,24 +1371,96 @@
         <w:t xml:space="preserve">(Optional) </w:t>
       </w:r>
       <w:r>
-        <w:t>On routers, install frr for dynamic routing:</w:t>
-      </w:r>
-    </w:p>
-    <w:p>
-      <w:pPr>
-        <w:rPr>
-          <w:rFonts w:ascii="Fira Code Retina" w:hAnsi="Fira Code Retina" w:cs="Fira Code Retina"/>
-          <w:sz w:val="20"/>
-          <w:szCs w:val="20"/>
-        </w:rPr>
-      </w:pPr>
-      <w:r>
-        <w:rPr>
-          <w:rFonts w:ascii="Fira Code Retina" w:hAnsi="Fira Code Retina" w:cs="Fira Code Retina"/>
-          <w:sz w:val="20"/>
-          <w:szCs w:val="20"/>
-        </w:rPr>
-        <w:t>sudo dpkg -i /mnt/packages/router/*.deb</w:t>
+        <w:t xml:space="preserve">On routers, install </w:t>
+      </w:r>
+      <w:proofErr w:type="spellStart"/>
+      <w:r>
+        <w:t>frr</w:t>
+      </w:r>
+      <w:proofErr w:type="spellEnd"/>
+      <w:r>
+        <w:t xml:space="preserve"> for dynamic routing:</w:t>
+      </w:r>
+    </w:p>
+    <w:p>
+      <w:pPr>
+        <w:rPr>
+          <w:rFonts w:ascii="Fira Code Retina" w:hAnsi="Fira Code Retina" w:cs="Fira Code Retina"/>
+          <w:sz w:val="20"/>
+          <w:szCs w:val="20"/>
+        </w:rPr>
+      </w:pPr>
+      <w:proofErr w:type="spellStart"/>
+      <w:r>
+        <w:rPr>
+          <w:rFonts w:ascii="Fira Code Retina" w:hAnsi="Fira Code Retina" w:cs="Fira Code Retina"/>
+          <w:sz w:val="20"/>
+          <w:szCs w:val="20"/>
+        </w:rPr>
+        <w:t>sudo</w:t>
+      </w:r>
+      <w:proofErr w:type="spellEnd"/>
+      <w:r>
+        <w:rPr>
+          <w:rFonts w:ascii="Fira Code Retina" w:hAnsi="Fira Code Retina" w:cs="Fira Code Retina"/>
+          <w:sz w:val="20"/>
+          <w:szCs w:val="20"/>
+        </w:rPr>
+        <w:t xml:space="preserve"> </w:t>
+      </w:r>
+      <w:proofErr w:type="spellStart"/>
+      <w:r>
+        <w:rPr>
+          <w:rFonts w:ascii="Fira Code Retina" w:hAnsi="Fira Code Retina" w:cs="Fira Code Retina"/>
+          <w:sz w:val="20"/>
+          <w:szCs w:val="20"/>
+        </w:rPr>
+        <w:t>dpkg</w:t>
+      </w:r>
+      <w:proofErr w:type="spellEnd"/>
+      <w:r>
+        <w:rPr>
+          <w:rFonts w:ascii="Fira Code Retina" w:hAnsi="Fira Code Retina" w:cs="Fira Code Retina"/>
+          <w:sz w:val="20"/>
+          <w:szCs w:val="20"/>
+        </w:rPr>
+        <w:t xml:space="preserve"> -</w:t>
+      </w:r>
+      <w:proofErr w:type="spellStart"/>
+      <w:r>
+        <w:rPr>
+          <w:rFonts w:ascii="Fira Code Retina" w:hAnsi="Fira Code Retina" w:cs="Fira Code Retina"/>
+          <w:sz w:val="20"/>
+          <w:szCs w:val="20"/>
+        </w:rPr>
+        <w:t>i</w:t>
+      </w:r>
+      <w:proofErr w:type="spellEnd"/>
+      <w:r>
+        <w:rPr>
+          <w:rFonts w:ascii="Fira Code Retina" w:hAnsi="Fira Code Retina" w:cs="Fira Code Retina"/>
+          <w:sz w:val="20"/>
+          <w:szCs w:val="20"/>
+        </w:rPr>
+        <w:t xml:space="preserve"> /</w:t>
+      </w:r>
+      <w:proofErr w:type="spellStart"/>
+      <w:r>
+        <w:rPr>
+          <w:rFonts w:ascii="Fira Code Retina" w:hAnsi="Fira Code Retina" w:cs="Fira Code Retina"/>
+          <w:sz w:val="20"/>
+          <w:szCs w:val="20"/>
+        </w:rPr>
+        <w:t>mnt</w:t>
+      </w:r>
+      <w:proofErr w:type="spellEnd"/>
+      <w:r>
+        <w:rPr>
+          <w:rFonts w:ascii="Fira Code Retina" w:hAnsi="Fira Code Retina" w:cs="Fira Code Retina"/>
+          <w:sz w:val="20"/>
+          <w:szCs w:val="20"/>
+        </w:rPr>
+        <w:t>/packages/router/*.deb</w:t>
       </w:r>
     </w:p>
     <w:p>
@@ -677,21 +1488,41 @@
           <w:szCs w:val="20"/>
         </w:rPr>
       </w:pPr>
-      <w:r>
-        <w:rPr>
-          <w:rFonts w:ascii="Fira Code Retina" w:hAnsi="Fira Code Retina" w:cs="Fira Code Retina"/>
-          <w:sz w:val="20"/>
-          <w:szCs w:val="20"/>
-        </w:rPr>
-        <w:t>sudo nano /etc/</w:t>
-      </w:r>
-      <w:r>
-        <w:rPr>
-          <w:rFonts w:ascii="Fira Code Retina" w:hAnsi="Fira Code Retina" w:cs="Fira Code Retina"/>
-          <w:sz w:val="20"/>
-          <w:szCs w:val="20"/>
-        </w:rPr>
-        <w:t>sysctl.d/99-</w:t>
+      <w:proofErr w:type="spellStart"/>
+      <w:r>
+        <w:rPr>
+          <w:rFonts w:ascii="Fira Code Retina" w:hAnsi="Fira Code Retina" w:cs="Fira Code Retina"/>
+          <w:sz w:val="20"/>
+          <w:szCs w:val="20"/>
+        </w:rPr>
+        <w:t>sudo</w:t>
+      </w:r>
+      <w:proofErr w:type="spellEnd"/>
+      <w:r>
+        <w:rPr>
+          <w:rFonts w:ascii="Fira Code Retina" w:hAnsi="Fira Code Retina" w:cs="Fira Code Retina"/>
+          <w:sz w:val="20"/>
+          <w:szCs w:val="20"/>
+        </w:rPr>
+        <w:t xml:space="preserve"> nano /etc/</w:t>
+      </w:r>
+      <w:proofErr w:type="spellStart"/>
+      <w:r>
+        <w:rPr>
+          <w:rFonts w:ascii="Fira Code Retina" w:hAnsi="Fira Code Retina" w:cs="Fira Code Retina"/>
+          <w:sz w:val="20"/>
+          <w:szCs w:val="20"/>
+        </w:rPr>
+        <w:t>sysctl.d</w:t>
+      </w:r>
+      <w:proofErr w:type="spellEnd"/>
+      <w:r>
+        <w:rPr>
+          <w:rFonts w:ascii="Fira Code Retina" w:hAnsi="Fira Code Retina" w:cs="Fira Code Retina"/>
+          <w:sz w:val="20"/>
+          <w:szCs w:val="20"/>
+        </w:rPr>
+        <w:t>/99-</w:t>
       </w:r>
       <w:r>
         <w:rPr>
@@ -767,13 +1598,41 @@
           <w:szCs w:val="20"/>
         </w:rPr>
       </w:pPr>
-      <w:r>
-        <w:rPr>
-          <w:rFonts w:ascii="Fira Code Retina" w:hAnsi="Fira Code Retina" w:cs="Fira Code Retina"/>
-          <w:sz w:val="20"/>
-          <w:szCs w:val="20"/>
-        </w:rPr>
-        <w:t xml:space="preserve">sudo systemctl </w:t>
+      <w:proofErr w:type="spellStart"/>
+      <w:r>
+        <w:rPr>
+          <w:rFonts w:ascii="Fira Code Retina" w:hAnsi="Fira Code Retina" w:cs="Fira Code Retina"/>
+          <w:sz w:val="20"/>
+          <w:szCs w:val="20"/>
+        </w:rPr>
+        <w:t>sudo</w:t>
+      </w:r>
+      <w:proofErr w:type="spellEnd"/>
+      <w:r>
+        <w:rPr>
+          <w:rFonts w:ascii="Fira Code Retina" w:hAnsi="Fira Code Retina" w:cs="Fira Code Retina"/>
+          <w:sz w:val="20"/>
+          <w:szCs w:val="20"/>
+        </w:rPr>
+        <w:t xml:space="preserve"> </w:t>
+      </w:r>
+      <w:proofErr w:type="spellStart"/>
+      <w:r>
+        <w:rPr>
+          <w:rFonts w:ascii="Fira Code Retina" w:hAnsi="Fira Code Retina" w:cs="Fira Code Retina"/>
+          <w:sz w:val="20"/>
+          <w:szCs w:val="20"/>
+        </w:rPr>
+        <w:t>systemctl</w:t>
+      </w:r>
+      <w:proofErr w:type="spellEnd"/>
+      <w:r>
+        <w:rPr>
+          <w:rFonts w:ascii="Fira Code Retina" w:hAnsi="Fira Code Retina" w:cs="Fira Code Retina"/>
+          <w:sz w:val="20"/>
+          <w:szCs w:val="20"/>
+        </w:rPr>
+        <w:t xml:space="preserve"> </w:t>
       </w:r>
       <w:r>
         <w:rPr>
@@ -789,8 +1648,18 @@
           <w:sz w:val="20"/>
           <w:szCs w:val="20"/>
         </w:rPr>
-        <w:t xml:space="preserve"> ufw.service</w:t>
-      </w:r>
+        <w:t xml:space="preserve"> </w:t>
+      </w:r>
+      <w:proofErr w:type="spellStart"/>
+      <w:r>
+        <w:rPr>
+          <w:rFonts w:ascii="Fira Code Retina" w:hAnsi="Fira Code Retina" w:cs="Fira Code Retina"/>
+          <w:sz w:val="20"/>
+          <w:szCs w:val="20"/>
+        </w:rPr>
+        <w:t>ufw.service</w:t>
+      </w:r>
+      <w:proofErr w:type="spellEnd"/>
     </w:p>
     <w:p>
       <w:pPr>
@@ -814,13 +1683,41 @@
           <w:szCs w:val="20"/>
         </w:rPr>
       </w:pPr>
-      <w:r>
-        <w:rPr>
-          <w:rFonts w:ascii="Fira Code Retina" w:hAnsi="Fira Code Retina" w:cs="Fira Code Retina"/>
-          <w:sz w:val="20"/>
-          <w:szCs w:val="20"/>
-        </w:rPr>
-        <w:t>sudo ufw status verbose</w:t>
+      <w:proofErr w:type="spellStart"/>
+      <w:r>
+        <w:rPr>
+          <w:rFonts w:ascii="Fira Code Retina" w:hAnsi="Fira Code Retina" w:cs="Fira Code Retina"/>
+          <w:sz w:val="20"/>
+          <w:szCs w:val="20"/>
+        </w:rPr>
+        <w:t>sudo</w:t>
+      </w:r>
+      <w:proofErr w:type="spellEnd"/>
+      <w:r>
+        <w:rPr>
+          <w:rFonts w:ascii="Fira Code Retina" w:hAnsi="Fira Code Retina" w:cs="Fira Code Retina"/>
+          <w:sz w:val="20"/>
+          <w:szCs w:val="20"/>
+        </w:rPr>
+        <w:t xml:space="preserve"> </w:t>
+      </w:r>
+      <w:proofErr w:type="spellStart"/>
+      <w:r>
+        <w:rPr>
+          <w:rFonts w:ascii="Fira Code Retina" w:hAnsi="Fira Code Retina" w:cs="Fira Code Retina"/>
+          <w:sz w:val="20"/>
+          <w:szCs w:val="20"/>
+        </w:rPr>
+        <w:t>ufw</w:t>
+      </w:r>
+      <w:proofErr w:type="spellEnd"/>
+      <w:r>
+        <w:rPr>
+          <w:rFonts w:ascii="Fira Code Retina" w:hAnsi="Fira Code Retina" w:cs="Fira Code Retina"/>
+          <w:sz w:val="20"/>
+          <w:szCs w:val="20"/>
+        </w:rPr>
+        <w:t xml:space="preserve"> status verbose</w:t>
       </w:r>
     </w:p>
     <w:p>
@@ -831,24 +1728,60 @@
         <w:t>Next,</w:t>
       </w:r>
       <w:r>
-        <w:t xml:space="preserve"> set up netplan with static addresses:</w:t>
-      </w:r>
-    </w:p>
-    <w:p>
-      <w:pPr>
-        <w:rPr>
-          <w:rFonts w:ascii="Fira Code Retina" w:hAnsi="Fira Code Retina" w:cs="Fira Code Retina"/>
-          <w:sz w:val="20"/>
-          <w:szCs w:val="20"/>
-        </w:rPr>
-      </w:pPr>
-      <w:r>
-        <w:rPr>
-          <w:rFonts w:ascii="Fira Code Retina" w:hAnsi="Fira Code Retina" w:cs="Fira Code Retina"/>
-          <w:sz w:val="20"/>
-          <w:szCs w:val="20"/>
-        </w:rPr>
-        <w:t>sudo nano /etc/netplan/50-cloud-init.yaml</w:t>
+        <w:t xml:space="preserve"> set up </w:t>
+      </w:r>
+      <w:proofErr w:type="spellStart"/>
+      <w:r>
+        <w:t>netplan</w:t>
+      </w:r>
+      <w:proofErr w:type="spellEnd"/>
+      <w:r>
+        <w:t xml:space="preserve"> with static addresses:</w:t>
+      </w:r>
+    </w:p>
+    <w:p>
+      <w:pPr>
+        <w:rPr>
+          <w:rFonts w:ascii="Fira Code Retina" w:hAnsi="Fira Code Retina" w:cs="Fira Code Retina"/>
+          <w:sz w:val="20"/>
+          <w:szCs w:val="20"/>
+        </w:rPr>
+      </w:pPr>
+      <w:proofErr w:type="spellStart"/>
+      <w:r>
+        <w:rPr>
+          <w:rFonts w:ascii="Fira Code Retina" w:hAnsi="Fira Code Retina" w:cs="Fira Code Retina"/>
+          <w:sz w:val="20"/>
+          <w:szCs w:val="20"/>
+        </w:rPr>
+        <w:t>sudo</w:t>
+      </w:r>
+      <w:proofErr w:type="spellEnd"/>
+      <w:r>
+        <w:rPr>
+          <w:rFonts w:ascii="Fira Code Retina" w:hAnsi="Fira Code Retina" w:cs="Fira Code Retina"/>
+          <w:sz w:val="20"/>
+          <w:szCs w:val="20"/>
+        </w:rPr>
+        <w:t xml:space="preserve"> nano /etc/</w:t>
+      </w:r>
+      <w:proofErr w:type="spellStart"/>
+      <w:r>
+        <w:rPr>
+          <w:rFonts w:ascii="Fira Code Retina" w:hAnsi="Fira Code Retina" w:cs="Fira Code Retina"/>
+          <w:sz w:val="20"/>
+          <w:szCs w:val="20"/>
+        </w:rPr>
+        <w:t>netplan</w:t>
+      </w:r>
+      <w:proofErr w:type="spellEnd"/>
+      <w:r>
+        <w:rPr>
+          <w:rFonts w:ascii="Fira Code Retina" w:hAnsi="Fira Code Retina" w:cs="Fira Code Retina"/>
+          <w:sz w:val="20"/>
+          <w:szCs w:val="20"/>
+        </w:rPr>
+        <w:t>/50-cloud-init.yaml</w:t>
       </w:r>
     </w:p>
     <w:p>
@@ -3211,6 +4144,7 @@
       <w:r>
         <w:t xml:space="preserve">Configure </w:t>
       </w:r>
+      <w:proofErr w:type="spellStart"/>
       <w:r>
         <w:rPr>
           <w:rFonts w:ascii="Fira Code Retina" w:hAnsi="Fira Code Retina" w:cs="Fira Code Retina"/>
@@ -3219,6 +4153,7 @@
         </w:rPr>
         <w:t>chrony</w:t>
       </w:r>
+      <w:proofErr w:type="spellEnd"/>
       <w:r>
         <w:t>:</w:t>
       </w:r>
@@ -3232,14 +4167,34 @@
           <w:szCs w:val="20"/>
         </w:rPr>
       </w:pPr>
-      <w:r>
-        <w:rPr>
-          <w:rFonts w:ascii="Fira Code Retina" w:hAnsi="Fira Code Retina" w:cs="Fira Code Retina"/>
-          <w:sz w:val="20"/>
-          <w:szCs w:val="20"/>
-        </w:rPr>
-        <w:t>sudo nano /etc/chrony.conf</w:t>
-      </w:r>
+      <w:proofErr w:type="spellStart"/>
+      <w:r>
+        <w:rPr>
+          <w:rFonts w:ascii="Fira Code Retina" w:hAnsi="Fira Code Retina" w:cs="Fira Code Retina"/>
+          <w:sz w:val="20"/>
+          <w:szCs w:val="20"/>
+        </w:rPr>
+        <w:t>sudo</w:t>
+      </w:r>
+      <w:proofErr w:type="spellEnd"/>
+      <w:r>
+        <w:rPr>
+          <w:rFonts w:ascii="Fira Code Retina" w:hAnsi="Fira Code Retina" w:cs="Fira Code Retina"/>
+          <w:sz w:val="20"/>
+          <w:szCs w:val="20"/>
+        </w:rPr>
+        <w:t xml:space="preserve"> nano /etc/</w:t>
+      </w:r>
+      <w:proofErr w:type="spellStart"/>
+      <w:r>
+        <w:rPr>
+          <w:rFonts w:ascii="Fira Code Retina" w:hAnsi="Fira Code Retina" w:cs="Fira Code Retina"/>
+          <w:sz w:val="20"/>
+          <w:szCs w:val="20"/>
+        </w:rPr>
+        <w:t>chrony.conf</w:t>
+      </w:r>
+      <w:proofErr w:type="spellEnd"/>
     </w:p>
     <w:p>
       <w:pPr>
@@ -3270,8 +4225,18 @@
           <w:sz w:val="20"/>
           <w:szCs w:val="20"/>
         </w:rPr>
-        <w:t>.pool.ntp.org iburst</w:t>
-      </w:r>
+        <w:t xml:space="preserve">.pool.ntp.org </w:t>
+      </w:r>
+      <w:proofErr w:type="spellStart"/>
+      <w:r>
+        <w:rPr>
+          <w:rFonts w:ascii="Fira Code Retina" w:hAnsi="Fira Code Retina" w:cs="Fira Code Retina"/>
+          <w:sz w:val="20"/>
+          <w:szCs w:val="20"/>
+        </w:rPr>
+        <w:t>iburst</w:t>
+      </w:r>
+      <w:proofErr w:type="spellEnd"/>
     </w:p>
     <w:p>
       <w:pPr>
@@ -3387,8 +4352,18 @@
           <w:sz w:val="20"/>
           <w:szCs w:val="20"/>
         </w:rPr>
-        <w:t>server 192.168.10.1 iburst</w:t>
-      </w:r>
+        <w:t xml:space="preserve">server 192.168.10.1 </w:t>
+      </w:r>
+      <w:proofErr w:type="spellStart"/>
+      <w:r>
+        <w:rPr>
+          <w:rFonts w:ascii="Fira Code Retina" w:hAnsi="Fira Code Retina" w:cs="Fira Code Retina"/>
+          <w:sz w:val="20"/>
+          <w:szCs w:val="20"/>
+        </w:rPr>
+        <w:t>iburst</w:t>
+      </w:r>
+      <w:proofErr w:type="spellEnd"/>
     </w:p>
     <w:p>
       <w:pPr>
@@ -3410,6 +4385,7 @@
       <w:r>
         <w:t xml:space="preserve">Check </w:t>
       </w:r>
+      <w:proofErr w:type="spellStart"/>
       <w:r>
         <w:rPr>
           <w:rFonts w:ascii="Fira Code Retina" w:hAnsi="Fira Code Retina" w:cs="Fira Code Retina"/>
@@ -3418,6 +4394,7 @@
         </w:rPr>
         <w:t>chrony</w:t>
       </w:r>
+      <w:proofErr w:type="spellEnd"/>
       <w:r>
         <w:t xml:space="preserve"> is configured: </w:t>
       </w:r>
@@ -3431,32 +4408,62 @@
           <w:szCs w:val="20"/>
         </w:rPr>
       </w:pPr>
-      <w:r>
-        <w:rPr>
-          <w:rFonts w:ascii="Fira Code Retina" w:hAnsi="Fira Code Retina" w:cs="Fira Code Retina"/>
-          <w:sz w:val="20"/>
-          <w:szCs w:val="20"/>
-        </w:rPr>
-        <w:t>chronyc tracking</w:t>
-      </w:r>
-    </w:p>
-    <w:p>
-      <w:pPr>
-        <w:spacing w:after="0"/>
-        <w:rPr>
-          <w:rFonts w:ascii="Fira Code Retina" w:hAnsi="Fira Code Retina" w:cs="Fira Code Retina"/>
-          <w:sz w:val="20"/>
-          <w:szCs w:val="20"/>
-        </w:rPr>
-      </w:pPr>
-      <w:r>
-        <w:rPr>
-          <w:rFonts w:ascii="Fira Code Retina" w:hAnsi="Fira Code Retina" w:cs="Fira Code Retina"/>
-          <w:sz w:val="20"/>
-          <w:szCs w:val="20"/>
-        </w:rPr>
-        <w:t>chronyc sources -av</w:t>
-      </w:r>
+      <w:proofErr w:type="spellStart"/>
+      <w:r>
+        <w:rPr>
+          <w:rFonts w:ascii="Fira Code Retina" w:hAnsi="Fira Code Retina" w:cs="Fira Code Retina"/>
+          <w:sz w:val="20"/>
+          <w:szCs w:val="20"/>
+        </w:rPr>
+        <w:t>chronyc</w:t>
+      </w:r>
+      <w:proofErr w:type="spellEnd"/>
+      <w:r>
+        <w:rPr>
+          <w:rFonts w:ascii="Fira Code Retina" w:hAnsi="Fira Code Retina" w:cs="Fira Code Retina"/>
+          <w:sz w:val="20"/>
+          <w:szCs w:val="20"/>
+        </w:rPr>
+        <w:t xml:space="preserve"> tracking</w:t>
+      </w:r>
+    </w:p>
+    <w:p>
+      <w:pPr>
+        <w:spacing w:after="0"/>
+        <w:rPr>
+          <w:rFonts w:ascii="Fira Code Retina" w:hAnsi="Fira Code Retina" w:cs="Fira Code Retina"/>
+          <w:sz w:val="20"/>
+          <w:szCs w:val="20"/>
+        </w:rPr>
+      </w:pPr>
+      <w:proofErr w:type="spellStart"/>
+      <w:r>
+        <w:rPr>
+          <w:rFonts w:ascii="Fira Code Retina" w:hAnsi="Fira Code Retina" w:cs="Fira Code Retina"/>
+          <w:sz w:val="20"/>
+          <w:szCs w:val="20"/>
+        </w:rPr>
+        <w:t>chronyc</w:t>
+      </w:r>
+      <w:proofErr w:type="spellEnd"/>
+      <w:r>
+        <w:rPr>
+          <w:rFonts w:ascii="Fira Code Retina" w:hAnsi="Fira Code Retina" w:cs="Fira Code Retina"/>
+          <w:sz w:val="20"/>
+          <w:szCs w:val="20"/>
+        </w:rPr>
+        <w:t xml:space="preserve"> sources -</w:t>
+      </w:r>
+      <w:proofErr w:type="spellStart"/>
+      <w:r>
+        <w:rPr>
+          <w:rFonts w:ascii="Fira Code Retina" w:hAnsi="Fira Code Retina" w:cs="Fira Code Retina"/>
+          <w:sz w:val="20"/>
+          <w:szCs w:val="20"/>
+        </w:rPr>
+        <w:t>av</w:t>
+      </w:r>
+      <w:proofErr w:type="spellEnd"/>
     </w:p>
     <w:p>
       <w:pPr>
@@ -3620,7 +4627,31 @@
     </w:p>
     <w:p>
       <w:r>
-        <w:t>The default meter is owdm (one-way delay meter), which only produces correct data if all PCs have clocks in sync (e.g. via timesyncd or chrony).</w:t>
+        <w:t xml:space="preserve">The default meter is </w:t>
+      </w:r>
+      <w:proofErr w:type="spellStart"/>
+      <w:r>
+        <w:t>owdm</w:t>
+      </w:r>
+      <w:proofErr w:type="spellEnd"/>
+      <w:r>
+        <w:t xml:space="preserve"> (one-way delay meter), which only produces correct data if all PCs have clocks in sync (e.g. via </w:t>
+      </w:r>
+      <w:proofErr w:type="spellStart"/>
+      <w:r>
+        <w:t>timesyncd</w:t>
+      </w:r>
+      <w:proofErr w:type="spellEnd"/>
+      <w:r>
+        <w:t xml:space="preserve"> or </w:t>
+      </w:r>
+      <w:proofErr w:type="spellStart"/>
+      <w:r>
+        <w:t>chrony</w:t>
+      </w:r>
+      <w:proofErr w:type="spellEnd"/>
+      <w:r>
+        <w:t>).</w:t>
       </w:r>
     </w:p>
     <w:p>
@@ -3639,6 +4670,7 @@
           <w:szCs w:val="20"/>
         </w:rPr>
       </w:pPr>
+      <w:proofErr w:type="spellStart"/>
       <w:r>
         <w:rPr>
           <w:rFonts w:ascii="Fira Code Retina" w:hAnsi="Fira Code Retina" w:cs="Fira Code Retina"/>
@@ -3647,6 +4679,7 @@
         </w:rPr>
         <w:t>ITGRecv</w:t>
       </w:r>
+      <w:proofErr w:type="spellEnd"/>
     </w:p>
     <w:p>
       <w:pPr>
@@ -3672,13 +4705,59 @@
           <w:szCs w:val="20"/>
         </w:rPr>
       </w:pPr>
-      <w:r>
-        <w:rPr>
-          <w:rFonts w:ascii="Fira Code Retina" w:hAnsi="Fira Code Retina" w:cs="Fira Code Retina"/>
-          <w:sz w:val="20"/>
-          <w:szCs w:val="20"/>
-        </w:rPr>
-        <w:t>ITGSend -a 192.168.30.2 -T &lt;protocol&gt; -c &lt;pkt_size&gt; -t 30000 -m rttm -l send.log -x recv.log</w:t>
+      <w:proofErr w:type="spellStart"/>
+      <w:r>
+        <w:rPr>
+          <w:rFonts w:ascii="Fira Code Retina" w:hAnsi="Fira Code Retina" w:cs="Fira Code Retina"/>
+          <w:sz w:val="20"/>
+          <w:szCs w:val="20"/>
+        </w:rPr>
+        <w:t>ITGSend</w:t>
+      </w:r>
+      <w:proofErr w:type="spellEnd"/>
+      <w:r>
+        <w:rPr>
+          <w:rFonts w:ascii="Fira Code Retina" w:hAnsi="Fira Code Retina" w:cs="Fira Code Retina"/>
+          <w:sz w:val="20"/>
+          <w:szCs w:val="20"/>
+        </w:rPr>
+        <w:t xml:space="preserve"> -a 192.168.30.2 -T &lt;protocol&gt; -c &lt;</w:t>
+      </w:r>
+      <w:proofErr w:type="spellStart"/>
+      <w:r>
+        <w:rPr>
+          <w:rFonts w:ascii="Fira Code Retina" w:hAnsi="Fira Code Retina" w:cs="Fira Code Retina"/>
+          <w:sz w:val="20"/>
+          <w:szCs w:val="20"/>
+        </w:rPr>
+        <w:t>pkt_size</w:t>
+      </w:r>
+      <w:proofErr w:type="spellEnd"/>
+      <w:r>
+        <w:rPr>
+          <w:rFonts w:ascii="Fira Code Retina" w:hAnsi="Fira Code Retina" w:cs="Fira Code Retina"/>
+          <w:sz w:val="20"/>
+          <w:szCs w:val="20"/>
+        </w:rPr>
+        <w:t xml:space="preserve">&gt; -t 30000 -m </w:t>
+      </w:r>
+      <w:proofErr w:type="spellStart"/>
+      <w:r>
+        <w:rPr>
+          <w:rFonts w:ascii="Fira Code Retina" w:hAnsi="Fira Code Retina" w:cs="Fira Code Retina"/>
+          <w:sz w:val="20"/>
+          <w:szCs w:val="20"/>
+        </w:rPr>
+        <w:t>rttm</w:t>
+      </w:r>
+      <w:proofErr w:type="spellEnd"/>
+      <w:r>
+        <w:rPr>
+          <w:rFonts w:ascii="Fira Code Retina" w:hAnsi="Fira Code Retina" w:cs="Fira Code Retina"/>
+          <w:sz w:val="20"/>
+          <w:szCs w:val="20"/>
+        </w:rPr>
+        <w:t xml:space="preserve"> -l send.log -x recv.log</w:t>
       </w:r>
     </w:p>
     <w:p>
@@ -3697,13 +4776,59 @@
           <w:szCs w:val="20"/>
         </w:rPr>
       </w:pPr>
-      <w:r>
-        <w:rPr>
-          <w:rFonts w:ascii="Fira Code Retina" w:hAnsi="Fira Code Retina" w:cs="Fira Code Retina"/>
-          <w:sz w:val="20"/>
-          <w:szCs w:val="20"/>
-        </w:rPr>
-        <w:t>ITGSend -a fd00:0:0:30::2 -T &lt;protocol&gt; -c &lt;pkt_size&gt; -t 30000 -m rttm -l send.log -x recv.log</w:t>
+      <w:proofErr w:type="spellStart"/>
+      <w:r>
+        <w:rPr>
+          <w:rFonts w:ascii="Fira Code Retina" w:hAnsi="Fira Code Retina" w:cs="Fira Code Retina"/>
+          <w:sz w:val="20"/>
+          <w:szCs w:val="20"/>
+        </w:rPr>
+        <w:t>ITGSend</w:t>
+      </w:r>
+      <w:proofErr w:type="spellEnd"/>
+      <w:r>
+        <w:rPr>
+          <w:rFonts w:ascii="Fira Code Retina" w:hAnsi="Fira Code Retina" w:cs="Fira Code Retina"/>
+          <w:sz w:val="20"/>
+          <w:szCs w:val="20"/>
+        </w:rPr>
+        <w:t xml:space="preserve"> -a fd00:0:0:30::2 -T &lt;protocol&gt; -c &lt;</w:t>
+      </w:r>
+      <w:proofErr w:type="spellStart"/>
+      <w:r>
+        <w:rPr>
+          <w:rFonts w:ascii="Fira Code Retina" w:hAnsi="Fira Code Retina" w:cs="Fira Code Retina"/>
+          <w:sz w:val="20"/>
+          <w:szCs w:val="20"/>
+        </w:rPr>
+        <w:t>pkt_size</w:t>
+      </w:r>
+      <w:proofErr w:type="spellEnd"/>
+      <w:r>
+        <w:rPr>
+          <w:rFonts w:ascii="Fira Code Retina" w:hAnsi="Fira Code Retina" w:cs="Fira Code Retina"/>
+          <w:sz w:val="20"/>
+          <w:szCs w:val="20"/>
+        </w:rPr>
+        <w:t xml:space="preserve">&gt; -t 30000 -m </w:t>
+      </w:r>
+      <w:proofErr w:type="spellStart"/>
+      <w:r>
+        <w:rPr>
+          <w:rFonts w:ascii="Fira Code Retina" w:hAnsi="Fira Code Retina" w:cs="Fira Code Retina"/>
+          <w:sz w:val="20"/>
+          <w:szCs w:val="20"/>
+        </w:rPr>
+        <w:t>rttm</w:t>
+      </w:r>
+      <w:proofErr w:type="spellEnd"/>
+      <w:r>
+        <w:rPr>
+          <w:rFonts w:ascii="Fira Code Retina" w:hAnsi="Fira Code Retina" w:cs="Fira Code Retina"/>
+          <w:sz w:val="20"/>
+          <w:szCs w:val="20"/>
+        </w:rPr>
+        <w:t xml:space="preserve"> -l send.log -x recv.log</w:t>
       </w:r>
     </w:p>
     <w:p>
@@ -3725,7 +4850,15 @@
         <w:spacing w:after="0"/>
       </w:pPr>
       <w:r>
-        <w:t>Logs can be decrypted with ITGDec:</w:t>
+        <w:t xml:space="preserve">Logs can be decrypted with </w:t>
+      </w:r>
+      <w:proofErr w:type="spellStart"/>
+      <w:r>
+        <w:t>ITGDec</w:t>
+      </w:r>
+      <w:proofErr w:type="spellEnd"/>
+      <w:r>
+        <w:t>:</w:t>
       </w:r>
     </w:p>
     <w:p>
@@ -3748,13 +4881,23 @@
       <w:r>
         <w:tab/>
       </w:r>
-      <w:r>
-        <w:rPr>
-          <w:rFonts w:ascii="Fira Code Retina" w:hAnsi="Fira Code Retina" w:cs="Fira Code Retina"/>
-          <w:sz w:val="20"/>
-          <w:szCs w:val="20"/>
-        </w:rPr>
-        <w:t>ITGDec &lt;name&gt;.log -l &lt;name&gt;.txt</w:t>
+      <w:proofErr w:type="spellStart"/>
+      <w:r>
+        <w:rPr>
+          <w:rFonts w:ascii="Fira Code Retina" w:hAnsi="Fira Code Retina" w:cs="Fira Code Retina"/>
+          <w:sz w:val="20"/>
+          <w:szCs w:val="20"/>
+        </w:rPr>
+        <w:t>ITGDec</w:t>
+      </w:r>
+      <w:proofErr w:type="spellEnd"/>
+      <w:r>
+        <w:rPr>
+          <w:rFonts w:ascii="Fira Code Retina" w:hAnsi="Fira Code Retina" w:cs="Fira Code Retina"/>
+          <w:sz w:val="20"/>
+          <w:szCs w:val="20"/>
+        </w:rPr>
+        <w:t xml:space="preserve"> &lt;name&gt;.log -l &lt;name&gt;.txt</w:t>
       </w:r>
     </w:p>
     <w:p>
@@ -3763,7 +4906,15 @@
       </w:pPr>
       <w:r>
         <w:tab/>
-        <w:t>To DATs (for use with Octave or MatPlot):</w:t>
+        <w:t xml:space="preserve">To DATs (for use with Octave or </w:t>
+      </w:r>
+      <w:proofErr w:type="spellStart"/>
+      <w:r>
+        <w:t>MatPlot</w:t>
+      </w:r>
+      <w:proofErr w:type="spellEnd"/>
+      <w:r>
+        <w:t>):</w:t>
       </w:r>
     </w:p>
     <w:p>
@@ -3786,14 +4937,34 @@
       <w:r>
         <w:tab/>
       </w:r>
-      <w:r>
-        <w:rPr>
-          <w:rFonts w:ascii="Fira Code Retina" w:hAnsi="Fira Code Retina" w:cs="Fira Code Retina"/>
-          <w:sz w:val="20"/>
-          <w:szCs w:val="20"/>
-        </w:rPr>
-        <w:t>ITGDec &lt;name&gt;.log -o &lt;name&gt;.dat</w:t>
-      </w:r>
+      <w:proofErr w:type="spellStart"/>
+      <w:r>
+        <w:rPr>
+          <w:rFonts w:ascii="Fira Code Retina" w:hAnsi="Fira Code Retina" w:cs="Fira Code Retina"/>
+          <w:sz w:val="20"/>
+          <w:szCs w:val="20"/>
+        </w:rPr>
+        <w:t>ITGDec</w:t>
+      </w:r>
+      <w:proofErr w:type="spellEnd"/>
+      <w:r>
+        <w:rPr>
+          <w:rFonts w:ascii="Fira Code Retina" w:hAnsi="Fira Code Retina" w:cs="Fira Code Retina"/>
+          <w:sz w:val="20"/>
+          <w:szCs w:val="20"/>
+        </w:rPr>
+        <w:t xml:space="preserve"> &lt;name&gt;.log -o &lt;name&gt;.</w:t>
+      </w:r>
+      <w:proofErr w:type="spellStart"/>
+      <w:r>
+        <w:rPr>
+          <w:rFonts w:ascii="Fira Code Retina" w:hAnsi="Fira Code Retina" w:cs="Fira Code Retina"/>
+          <w:sz w:val="20"/>
+          <w:szCs w:val="20"/>
+        </w:rPr>
+        <w:t>dat</w:t>
+      </w:r>
+      <w:proofErr w:type="spellEnd"/>
     </w:p>
     <w:p>
       <w:pPr>
@@ -3815,13 +4986,23 @@
       <w:r>
         <w:tab/>
       </w:r>
-      <w:r>
-        <w:rPr>
-          <w:rFonts w:ascii="Fira Code Retina" w:hAnsi="Fira Code Retina" w:cs="Fira Code Retina"/>
-          <w:sz w:val="20"/>
-          <w:szCs w:val="20"/>
-        </w:rPr>
-        <w:t>ITGDec &lt;name&gt;.log -d 100 &lt;name&gt;_delay.dat</w:t>
+      <w:proofErr w:type="spellStart"/>
+      <w:r>
+        <w:rPr>
+          <w:rFonts w:ascii="Fira Code Retina" w:hAnsi="Fira Code Retina" w:cs="Fira Code Retina"/>
+          <w:sz w:val="20"/>
+          <w:szCs w:val="20"/>
+        </w:rPr>
+        <w:t>ITGDec</w:t>
+      </w:r>
+      <w:proofErr w:type="spellEnd"/>
+      <w:r>
+        <w:rPr>
+          <w:rFonts w:ascii="Fira Code Retina" w:hAnsi="Fira Code Retina" w:cs="Fira Code Retina"/>
+          <w:sz w:val="20"/>
+          <w:szCs w:val="20"/>
+        </w:rPr>
+        <w:t xml:space="preserve"> &lt;name&gt;.log -d 100 &lt;name&gt;_delay.dat</w:t>
       </w:r>
     </w:p>
     <w:p>
@@ -3844,13 +5025,23 @@
       <w:r>
         <w:tab/>
       </w:r>
-      <w:r>
-        <w:rPr>
-          <w:rFonts w:ascii="Fira Code Retina" w:hAnsi="Fira Code Retina" w:cs="Fira Code Retina"/>
-          <w:sz w:val="20"/>
-          <w:szCs w:val="20"/>
-        </w:rPr>
-        <w:t>ITGDec &lt;name&gt;.log -j 100 &lt;name&gt;_jitter.dat</w:t>
+      <w:proofErr w:type="spellStart"/>
+      <w:r>
+        <w:rPr>
+          <w:rFonts w:ascii="Fira Code Retina" w:hAnsi="Fira Code Retina" w:cs="Fira Code Retina"/>
+          <w:sz w:val="20"/>
+          <w:szCs w:val="20"/>
+        </w:rPr>
+        <w:t>ITGDec</w:t>
+      </w:r>
+      <w:proofErr w:type="spellEnd"/>
+      <w:r>
+        <w:rPr>
+          <w:rFonts w:ascii="Fira Code Retina" w:hAnsi="Fira Code Retina" w:cs="Fira Code Retina"/>
+          <w:sz w:val="20"/>
+          <w:szCs w:val="20"/>
+        </w:rPr>
+        <w:t xml:space="preserve"> &lt;name&gt;.log -j 100 &lt;name&gt;_jitter.dat</w:t>
       </w:r>
     </w:p>
     <w:p>
@@ -3873,13 +5064,23 @@
       <w:r>
         <w:tab/>
       </w:r>
-      <w:r>
-        <w:rPr>
-          <w:rFonts w:ascii="Fira Code Retina" w:hAnsi="Fira Code Retina" w:cs="Fira Code Retina"/>
-          <w:sz w:val="20"/>
-          <w:szCs w:val="20"/>
-        </w:rPr>
-        <w:t>ITGDec &lt;name&gt;.log -p 100 &lt;name&gt;_packetloss.dat</w:t>
+      <w:proofErr w:type="spellStart"/>
+      <w:r>
+        <w:rPr>
+          <w:rFonts w:ascii="Fira Code Retina" w:hAnsi="Fira Code Retina" w:cs="Fira Code Retina"/>
+          <w:sz w:val="20"/>
+          <w:szCs w:val="20"/>
+        </w:rPr>
+        <w:t>ITGDec</w:t>
+      </w:r>
+      <w:proofErr w:type="spellEnd"/>
+      <w:r>
+        <w:rPr>
+          <w:rFonts w:ascii="Fira Code Retina" w:hAnsi="Fira Code Retina" w:cs="Fira Code Retina"/>
+          <w:sz w:val="20"/>
+          <w:szCs w:val="20"/>
+        </w:rPr>
+        <w:t xml:space="preserve"> &lt;name&gt;.log -p 100 &lt;name&gt;_packetloss.dat</w:t>
       </w:r>
     </w:p>
     <w:p>
@@ -3902,13 +5103,23 @@
       <w:r>
         <w:tab/>
       </w:r>
-      <w:r>
-        <w:rPr>
-          <w:rFonts w:ascii="Fira Code Retina" w:hAnsi="Fira Code Retina" w:cs="Fira Code Retina"/>
-          <w:sz w:val="20"/>
-          <w:szCs w:val="20"/>
-        </w:rPr>
-        <w:t>ITGDec &lt;name&gt;.log -b 100 &lt;name&gt;_throughput.dat</w:t>
+      <w:proofErr w:type="spellStart"/>
+      <w:r>
+        <w:rPr>
+          <w:rFonts w:ascii="Fira Code Retina" w:hAnsi="Fira Code Retina" w:cs="Fira Code Retina"/>
+          <w:sz w:val="20"/>
+          <w:szCs w:val="20"/>
+        </w:rPr>
+        <w:t>ITGDec</w:t>
+      </w:r>
+      <w:proofErr w:type="spellEnd"/>
+      <w:r>
+        <w:rPr>
+          <w:rFonts w:ascii="Fira Code Retina" w:hAnsi="Fira Code Retina" w:cs="Fira Code Retina"/>
+          <w:sz w:val="20"/>
+          <w:szCs w:val="20"/>
+        </w:rPr>
+        <w:t xml:space="preserve"> &lt;name&gt;.log -b 100 &lt;name&gt;_throughput.dat</w:t>
       </w:r>
     </w:p>
     <w:sectPr>

--- a/04-Development-and-Quality-Assurance/Evaluation-Testing/Methodology - Ubuntu Server.docx
+++ b/04-Development-and-Quality-Assurance/Evaluation-Testing/Methodology - Ubuntu Server.docx
@@ -26,7 +26,189 @@
       </w:r>
     </w:p>
     <w:p>
-      <w:pPr>
+      <w:r>
+        <w:t>On the GRUB screen, select “</w:t>
+      </w:r>
+      <w:r>
+        <w:t>Try or Install Ubuntu</w:t>
+      </w:r>
+      <w:r>
+        <w:t xml:space="preserve">”. </w:t>
+      </w:r>
+    </w:p>
+    <w:p>
+      <w:pPr>
+        <w:spacing w:after="0"/>
+      </w:pPr>
+      <w:r>
+        <w:t xml:space="preserve">Language: </w:t>
+      </w:r>
+      <w:r>
+        <w:rPr>
+          <w:rFonts w:ascii="Fira Code Retina" w:hAnsi="Fira Code Retina" w:cs="Fira Code Retina"/>
+          <w:sz w:val="20"/>
+          <w:szCs w:val="20"/>
+        </w:rPr>
+        <w:t>English</w:t>
+      </w:r>
+    </w:p>
+    <w:p>
+      <w:pPr>
+        <w:spacing w:after="0"/>
+        <w:rPr>
+          <w:rFonts w:ascii="Fira Code Retina" w:hAnsi="Fira Code Retina" w:cs="Fira Code Retina"/>
+          <w:sz w:val="20"/>
+          <w:szCs w:val="20"/>
+        </w:rPr>
+      </w:pPr>
+      <w:r>
+        <w:t xml:space="preserve">Keyboard: </w:t>
+      </w:r>
+      <w:r>
+        <w:rPr>
+          <w:rFonts w:ascii="Fira Code Retina" w:hAnsi="Fira Code Retina" w:cs="Fira Code Retina"/>
+          <w:sz w:val="20"/>
+          <w:szCs w:val="20"/>
+        </w:rPr>
+        <w:t>English</w:t>
+      </w:r>
+      <w:r>
+        <w:rPr>
+          <w:rFonts w:ascii="Fira Code Retina" w:hAnsi="Fira Code Retina" w:cs="Fira Code Retina"/>
+          <w:sz w:val="20"/>
+          <w:szCs w:val="20"/>
+        </w:rPr>
+        <w:t xml:space="preserve"> (US)</w:t>
+      </w:r>
+      <w:r>
+        <w:rPr>
+          <w:rFonts w:ascii="Fira Code Retina" w:hAnsi="Fira Code Retina" w:cs="Fira Code Retina"/>
+          <w:sz w:val="20"/>
+          <w:szCs w:val="20"/>
+        </w:rPr>
+        <w:br/>
+      </w:r>
+      <w:r>
+        <w:rPr>
+          <w:rFonts w:cs="Fira Code Retina"/>
+        </w:rPr>
+        <w:t>Type of installation:</w:t>
+      </w:r>
+      <w:r>
+        <w:rPr>
+          <w:rFonts w:cs="Fira Code Retina"/>
+        </w:rPr>
+        <w:t xml:space="preserve"> </w:t>
+      </w:r>
+      <w:r>
+        <w:rPr>
+          <w:rFonts w:ascii="Fira Code Retina" w:hAnsi="Fira Code Retina" w:cs="Fira Code Retina"/>
+          <w:sz w:val="20"/>
+          <w:szCs w:val="20"/>
+        </w:rPr>
+        <w:t>Ubuntu Server</w:t>
+      </w:r>
+      <w:r>
+        <w:rPr>
+          <w:rFonts w:ascii="Fira Code Retina" w:hAnsi="Fira Code Retina" w:cs="Fira Code Retina"/>
+          <w:sz w:val="20"/>
+          <w:szCs w:val="20"/>
+        </w:rPr>
+        <w:br/>
+      </w:r>
+      <w:r>
+        <w:t>Network configuration</w:t>
+      </w:r>
+      <w:r>
+        <w:t xml:space="preserve">: </w:t>
+      </w:r>
+      <w:r>
+        <w:rPr>
+          <w:rFonts w:ascii="Fira Code Retina" w:hAnsi="Fira Code Retina" w:cs="Fira Code Retina"/>
+          <w:sz w:val="20"/>
+          <w:szCs w:val="20"/>
+        </w:rPr>
+        <w:t>Continue without network</w:t>
+      </w:r>
+      <w:r>
+        <w:rPr>
+          <w:rFonts w:ascii="Fira Code Retina" w:hAnsi="Fira Code Retina" w:cs="Fira Code Retina"/>
+          <w:sz w:val="20"/>
+          <w:szCs w:val="20"/>
+        </w:rPr>
+        <w:br/>
+      </w:r>
+      <w:r>
+        <w:t>Proxy configuration</w:t>
+      </w:r>
+      <w:r>
+        <w:t xml:space="preserve">: </w:t>
+      </w:r>
+      <w:r>
+        <w:rPr>
+          <w:rFonts w:ascii="Fira Code Retina" w:hAnsi="Fira Code Retina" w:cs="Fira Code Retina"/>
+          <w:sz w:val="20"/>
+          <w:szCs w:val="20"/>
+        </w:rPr>
+        <w:t>Done (leave blank)</w:t>
+      </w:r>
+    </w:p>
+    <w:p>
+      <w:pPr>
+        <w:spacing w:after="0"/>
+        <w:rPr>
+          <w:rStyle w:val="Heading3Char"/>
+          <w:rFonts w:ascii="Fira Code Retina" w:eastAsiaTheme="minorEastAsia" w:hAnsi="Fira Code Retina" w:cs="Fira Code Retina"/>
+          <w:color w:val="auto"/>
+          <w:sz w:val="20"/>
+          <w:szCs w:val="20"/>
+        </w:rPr>
+      </w:pPr>
+      <w:r>
+        <w:t>Mirror configuration</w:t>
+      </w:r>
+      <w:r>
+        <w:t xml:space="preserve">: </w:t>
+      </w:r>
+      <w:r>
+        <w:rPr>
+          <w:rFonts w:ascii="Fira Code Retina" w:hAnsi="Fira Code Retina" w:cs="Fira Code Retina"/>
+          <w:sz w:val="20"/>
+          <w:szCs w:val="20"/>
+        </w:rPr>
+        <w:t>Done (leave default)</w:t>
+      </w:r>
+      <w:r>
+        <w:rPr>
+          <w:rFonts w:ascii="Fira Code Retina" w:hAnsi="Fira Code Retina" w:cs="Fira Code Retina"/>
+          <w:sz w:val="20"/>
+          <w:szCs w:val="20"/>
+        </w:rPr>
+        <w:br/>
+      </w:r>
+      <w:r>
+        <w:t>Updates</w:t>
+      </w:r>
+      <w:r>
+        <w:t xml:space="preserve">: </w:t>
+      </w:r>
+      <w:r>
+        <w:rPr>
+          <w:rFonts w:ascii="Fira Code Retina" w:hAnsi="Fira Code Retina" w:cs="Fira Code Retina"/>
+          <w:sz w:val="20"/>
+          <w:szCs w:val="20"/>
+        </w:rPr>
+        <w:t>Don’t check for updates now</w:t>
+      </w:r>
+      <w:r>
+        <w:rPr>
+          <w:rFonts w:ascii="Fira Code Retina" w:hAnsi="Fira Code Retina" w:cs="Fira Code Retina"/>
+          <w:sz w:val="20"/>
+          <w:szCs w:val="20"/>
+        </w:rPr>
+        <w:br/>
+      </w:r>
+      <w:r>
         <w:rPr>
           <w:rStyle w:val="Heading3Char"/>
           <w:rFonts w:eastAsiaTheme="minorEastAsia" w:cstheme="minorBidi"/>
@@ -34,7 +216,670 @@
           <w:sz w:val="24"/>
           <w:szCs w:val="24"/>
         </w:rPr>
-      </w:pPr>
+        <w:t xml:space="preserve">Partitioning method: </w:t>
+      </w:r>
+      <w:r>
+        <w:rPr>
+          <w:rStyle w:val="Heading3Char"/>
+          <w:rFonts w:ascii="Fira Code Retina" w:eastAsiaTheme="minorEastAsia" w:hAnsi="Fira Code Retina" w:cs="Fira Code Retina"/>
+          <w:color w:val="auto"/>
+          <w:sz w:val="20"/>
+          <w:szCs w:val="20"/>
+        </w:rPr>
+        <w:t xml:space="preserve">Guided – </w:t>
+      </w:r>
+      <w:r>
+        <w:rPr>
+          <w:rStyle w:val="Heading3Char"/>
+          <w:rFonts w:ascii="Fira Code Retina" w:eastAsiaTheme="minorEastAsia" w:hAnsi="Fira Code Retina" w:cs="Fira Code Retina"/>
+          <w:color w:val="auto"/>
+          <w:sz w:val="20"/>
+          <w:szCs w:val="20"/>
+        </w:rPr>
+        <w:t>U</w:t>
+      </w:r>
+      <w:r>
+        <w:rPr>
+          <w:rStyle w:val="Heading3Char"/>
+          <w:rFonts w:ascii="Fira Code Retina" w:eastAsiaTheme="minorEastAsia" w:hAnsi="Fira Code Retina" w:cs="Fira Code Retina"/>
+          <w:color w:val="auto"/>
+          <w:sz w:val="20"/>
+          <w:szCs w:val="20"/>
+        </w:rPr>
+        <w:t>se entire disk</w:t>
+      </w:r>
+      <w:r>
+        <w:rPr>
+          <w:rStyle w:val="Heading3Char"/>
+          <w:rFonts w:ascii="Fira Code Retina" w:eastAsiaTheme="minorEastAsia" w:hAnsi="Fira Code Retina" w:cs="Fira Code Retina"/>
+          <w:color w:val="auto"/>
+          <w:sz w:val="20"/>
+          <w:szCs w:val="20"/>
+        </w:rPr>
+        <w:t xml:space="preserve"> (</w:t>
+      </w:r>
+      <w:proofErr w:type="spellStart"/>
+      <w:r>
+        <w:rPr>
+          <w:rStyle w:val="Heading3Char"/>
+          <w:rFonts w:ascii="Fira Code Retina" w:eastAsiaTheme="minorEastAsia" w:hAnsi="Fira Code Retina" w:cs="Fira Code Retina"/>
+          <w:color w:val="auto"/>
+          <w:sz w:val="20"/>
+          <w:szCs w:val="20"/>
+        </w:rPr>
+        <w:t>sda</w:t>
+      </w:r>
+      <w:proofErr w:type="spellEnd"/>
+      <w:r>
+        <w:rPr>
+          <w:rStyle w:val="Heading3Char"/>
+          <w:rFonts w:ascii="Fira Code Retina" w:eastAsiaTheme="minorEastAsia" w:hAnsi="Fira Code Retina" w:cs="Fira Code Retina"/>
+          <w:color w:val="auto"/>
+          <w:sz w:val="20"/>
+          <w:szCs w:val="20"/>
+        </w:rPr>
+        <w:t>/local disk)</w:t>
+      </w:r>
+      <w:r>
+        <w:rPr>
+          <w:rStyle w:val="Heading3Char"/>
+          <w:rFonts w:ascii="Fira Code Retina" w:eastAsiaTheme="minorEastAsia" w:hAnsi="Fira Code Retina" w:cs="Fira Code Retina"/>
+          <w:color w:val="auto"/>
+          <w:sz w:val="20"/>
+          <w:szCs w:val="20"/>
+        </w:rPr>
+        <w:t>;</w:t>
+      </w:r>
+      <w:r>
+        <w:rPr>
+          <w:rStyle w:val="Heading3Char"/>
+          <w:rFonts w:eastAsiaTheme="minorEastAsia" w:cs="Fira Code Retina"/>
+          <w:color w:val="auto"/>
+          <w:sz w:val="24"/>
+          <w:szCs w:val="24"/>
+        </w:rPr>
+        <w:t xml:space="preserve"> uncheck </w:t>
+      </w:r>
+      <w:r>
+        <w:rPr>
+          <w:rStyle w:val="Heading3Char"/>
+          <w:rFonts w:ascii="Fira Code Retina" w:eastAsiaTheme="minorEastAsia" w:hAnsi="Fira Code Retina" w:cs="Fira Code Retina"/>
+          <w:color w:val="auto"/>
+          <w:sz w:val="20"/>
+          <w:szCs w:val="20"/>
+        </w:rPr>
+        <w:t>“Set up this disk as an LVM group”</w:t>
+      </w:r>
+    </w:p>
+    <w:p>
+      <w:pPr>
+        <w:spacing w:after="0"/>
+        <w:rPr>
+          <w:rStyle w:val="Heading3Char"/>
+          <w:rFonts w:ascii="Fira Code Retina" w:eastAsiaTheme="minorEastAsia" w:hAnsi="Fira Code Retina" w:cs="Fira Code Retina"/>
+          <w:color w:val="auto"/>
+          <w:sz w:val="20"/>
+          <w:szCs w:val="20"/>
+        </w:rPr>
+      </w:pPr>
+      <w:r>
+        <w:rPr>
+          <w:rStyle w:val="Heading3Char"/>
+          <w:rFonts w:eastAsiaTheme="minorEastAsia" w:cstheme="minorBidi"/>
+          <w:color w:val="auto"/>
+          <w:sz w:val="24"/>
+          <w:szCs w:val="24"/>
+        </w:rPr>
+        <w:t>Storage configuration</w:t>
+      </w:r>
+      <w:r>
+        <w:rPr>
+          <w:rStyle w:val="Heading3Char"/>
+          <w:rFonts w:eastAsiaTheme="minorEastAsia" w:cstheme="minorBidi"/>
+          <w:color w:val="auto"/>
+          <w:sz w:val="24"/>
+          <w:szCs w:val="24"/>
+        </w:rPr>
+        <w:t xml:space="preserve">: </w:t>
+      </w:r>
+      <w:r>
+        <w:rPr>
+          <w:rStyle w:val="Heading3Char"/>
+          <w:rFonts w:ascii="Fira Code Retina" w:eastAsiaTheme="minorEastAsia" w:hAnsi="Fira Code Retina" w:cs="Fira Code Retina"/>
+          <w:color w:val="auto"/>
+          <w:sz w:val="20"/>
+          <w:szCs w:val="20"/>
+        </w:rPr>
+        <w:t>Done</w:t>
+      </w:r>
+      <w:r>
+        <w:rPr>
+          <w:rStyle w:val="Heading3Char"/>
+          <w:rFonts w:ascii="Fira Code Retina" w:eastAsiaTheme="minorEastAsia" w:hAnsi="Fira Code Retina" w:cs="Fira Code Retina"/>
+          <w:color w:val="auto"/>
+          <w:sz w:val="20"/>
+          <w:szCs w:val="20"/>
+        </w:rPr>
+        <w:t xml:space="preserve"> -&gt; Continue</w:t>
+      </w:r>
+      <w:r>
+        <w:rPr>
+          <w:rStyle w:val="Heading3Char"/>
+          <w:rFonts w:ascii="Fira Code Retina" w:eastAsiaTheme="minorEastAsia" w:hAnsi="Fira Code Retina" w:cs="Fira Code Retina"/>
+          <w:color w:val="auto"/>
+          <w:sz w:val="20"/>
+          <w:szCs w:val="20"/>
+        </w:rPr>
+        <w:t xml:space="preserve"> (leave defaults)</w:t>
+      </w:r>
+    </w:p>
+    <w:p>
+      <w:pPr>
+        <w:spacing w:after="0"/>
+        <w:rPr>
+          <w:rFonts w:ascii="Fira Code Retina" w:hAnsi="Fira Code Retina" w:cs="Fira Code Retina"/>
+          <w:sz w:val="20"/>
+          <w:szCs w:val="20"/>
+        </w:rPr>
+      </w:pPr>
+      <w:r>
+        <w:rPr>
+          <w:rStyle w:val="Heading3Char"/>
+          <w:rFonts w:eastAsiaTheme="minorEastAsia" w:cstheme="minorBidi"/>
+          <w:color w:val="auto"/>
+          <w:sz w:val="24"/>
+          <w:szCs w:val="24"/>
+        </w:rPr>
+        <w:t xml:space="preserve">Partitioning scheme: </w:t>
+      </w:r>
+      <w:r>
+        <w:rPr>
+          <w:rStyle w:val="Heading3Char"/>
+          <w:rFonts w:ascii="Fira Code Retina" w:eastAsiaTheme="minorEastAsia" w:hAnsi="Fira Code Retina" w:cs="Fira Code Retina"/>
+          <w:color w:val="auto"/>
+          <w:sz w:val="20"/>
+          <w:szCs w:val="20"/>
+        </w:rPr>
+        <w:t>All files in one partition</w:t>
+      </w:r>
+    </w:p>
+    <w:p>
+      <w:pPr>
+        <w:spacing w:after="0"/>
+        <w:rPr>
+          <w:rStyle w:val="Heading3Char"/>
+          <w:rFonts w:eastAsiaTheme="minorEastAsia" w:cstheme="minorBidi"/>
+          <w:color w:val="auto"/>
+          <w:sz w:val="24"/>
+          <w:szCs w:val="24"/>
+        </w:rPr>
+      </w:pPr>
+      <w:r>
+        <w:rPr>
+          <w:rStyle w:val="Heading3Char"/>
+          <w:rFonts w:eastAsiaTheme="minorEastAsia" w:cstheme="minorBidi"/>
+          <w:color w:val="auto"/>
+          <w:sz w:val="24"/>
+          <w:szCs w:val="24"/>
+        </w:rPr>
+        <w:t>Server</w:t>
+      </w:r>
+      <w:r>
+        <w:rPr>
+          <w:rStyle w:val="Heading3Char"/>
+          <w:rFonts w:eastAsiaTheme="minorEastAsia" w:cstheme="minorBidi"/>
+          <w:color w:val="auto"/>
+          <w:sz w:val="24"/>
+          <w:szCs w:val="24"/>
+        </w:rPr>
+        <w:t xml:space="preserve"> name: </w:t>
+      </w:r>
+      <w:r>
+        <w:rPr>
+          <w:rStyle w:val="Heading3Char"/>
+          <w:rFonts w:ascii="Fira Code Retina" w:eastAsiaTheme="minorEastAsia" w:hAnsi="Fira Code Retina" w:cs="Fira Code Retina"/>
+          <w:color w:val="auto"/>
+          <w:sz w:val="20"/>
+          <w:szCs w:val="20"/>
+        </w:rPr>
+        <w:t>pc1</w:t>
+      </w:r>
+      <w:r>
+        <w:rPr>
+          <w:rStyle w:val="Heading3Char"/>
+          <w:rFonts w:eastAsiaTheme="minorEastAsia" w:cstheme="minorBidi"/>
+          <w:color w:val="auto"/>
+          <w:sz w:val="24"/>
+          <w:szCs w:val="24"/>
+        </w:rPr>
+        <w:t xml:space="preserve"> or </w:t>
+      </w:r>
+      <w:r>
+        <w:rPr>
+          <w:rStyle w:val="Heading3Char"/>
+          <w:rFonts w:ascii="Fira Code Retina" w:eastAsiaTheme="minorEastAsia" w:hAnsi="Fira Code Retina" w:cs="Fira Code Retina"/>
+          <w:color w:val="auto"/>
+          <w:sz w:val="20"/>
+          <w:szCs w:val="20"/>
+        </w:rPr>
+        <w:t>pc2</w:t>
+      </w:r>
+      <w:r>
+        <w:rPr>
+          <w:rStyle w:val="Heading3Char"/>
+          <w:rFonts w:eastAsiaTheme="minorEastAsia" w:cstheme="minorBidi"/>
+          <w:color w:val="auto"/>
+          <w:sz w:val="24"/>
+          <w:szCs w:val="24"/>
+        </w:rPr>
+        <w:t xml:space="preserve"> or </w:t>
+      </w:r>
+      <w:r>
+        <w:rPr>
+          <w:rStyle w:val="Heading3Char"/>
+          <w:rFonts w:ascii="Fira Code Retina" w:eastAsiaTheme="minorEastAsia" w:hAnsi="Fira Code Retina" w:cs="Fira Code Retina"/>
+          <w:color w:val="auto"/>
+          <w:sz w:val="20"/>
+          <w:szCs w:val="20"/>
+        </w:rPr>
+        <w:t>router1</w:t>
+      </w:r>
+      <w:r>
+        <w:rPr>
+          <w:rStyle w:val="Heading3Char"/>
+          <w:rFonts w:eastAsiaTheme="minorEastAsia" w:cstheme="minorBidi"/>
+          <w:color w:val="auto"/>
+          <w:sz w:val="24"/>
+          <w:szCs w:val="24"/>
+        </w:rPr>
+        <w:t xml:space="preserve"> or </w:t>
+      </w:r>
+      <w:r>
+        <w:rPr>
+          <w:rStyle w:val="Heading3Char"/>
+          <w:rFonts w:ascii="Fira Code Retina" w:eastAsiaTheme="minorEastAsia" w:hAnsi="Fira Code Retina" w:cs="Fira Code Retina"/>
+          <w:color w:val="auto"/>
+          <w:sz w:val="20"/>
+          <w:szCs w:val="20"/>
+        </w:rPr>
+        <w:t>router2</w:t>
+      </w:r>
+    </w:p>
+    <w:p>
+      <w:pPr>
+        <w:spacing w:after="0"/>
+        <w:rPr>
+          <w:rStyle w:val="Heading3Char"/>
+          <w:rFonts w:eastAsiaTheme="minorEastAsia" w:cstheme="minorBidi"/>
+          <w:color w:val="auto"/>
+          <w:sz w:val="24"/>
+          <w:szCs w:val="24"/>
+        </w:rPr>
+      </w:pPr>
+      <w:r>
+        <w:rPr>
+          <w:rStyle w:val="Heading3Char"/>
+          <w:rFonts w:eastAsiaTheme="minorEastAsia" w:cstheme="minorBidi"/>
+          <w:color w:val="auto"/>
+          <w:sz w:val="24"/>
+          <w:szCs w:val="24"/>
+        </w:rPr>
+        <w:t>Usern</w:t>
+      </w:r>
+      <w:r>
+        <w:rPr>
+          <w:rStyle w:val="Heading3Char"/>
+          <w:rFonts w:eastAsiaTheme="minorEastAsia" w:cstheme="minorBidi"/>
+          <w:color w:val="auto"/>
+          <w:sz w:val="24"/>
+          <w:szCs w:val="24"/>
+        </w:rPr>
+        <w:t>ame</w:t>
+      </w:r>
+      <w:r>
+        <w:rPr>
+          <w:rStyle w:val="Heading3Char"/>
+          <w:rFonts w:eastAsiaTheme="minorEastAsia" w:cstheme="minorBidi"/>
+          <w:color w:val="auto"/>
+          <w:sz w:val="24"/>
+          <w:szCs w:val="24"/>
+        </w:rPr>
+        <w:t xml:space="preserve">: </w:t>
+      </w:r>
+      <w:r>
+        <w:rPr>
+          <w:rStyle w:val="Heading3Char"/>
+          <w:rFonts w:ascii="Fira Code Retina" w:eastAsiaTheme="minorEastAsia" w:hAnsi="Fira Code Retina" w:cs="Fira Code Retina"/>
+          <w:color w:val="auto"/>
+          <w:sz w:val="20"/>
+          <w:szCs w:val="20"/>
+        </w:rPr>
+        <w:t>sender</w:t>
+      </w:r>
+      <w:r>
+        <w:rPr>
+          <w:rStyle w:val="Heading3Char"/>
+          <w:rFonts w:eastAsiaTheme="minorEastAsia" w:cstheme="minorBidi"/>
+          <w:color w:val="auto"/>
+          <w:sz w:val="24"/>
+          <w:szCs w:val="24"/>
+        </w:rPr>
+        <w:t xml:space="preserve"> </w:t>
+      </w:r>
+      <w:r>
+        <w:rPr>
+          <w:rStyle w:val="Heading3Char"/>
+          <w:rFonts w:eastAsiaTheme="minorEastAsia" w:cstheme="minorBidi"/>
+          <w:color w:val="auto"/>
+          <w:sz w:val="24"/>
+          <w:szCs w:val="24"/>
+        </w:rPr>
+        <w:t xml:space="preserve">(for pc1) </w:t>
+      </w:r>
+      <w:r>
+        <w:rPr>
+          <w:rStyle w:val="Heading3Char"/>
+          <w:rFonts w:eastAsiaTheme="minorEastAsia" w:cstheme="minorBidi"/>
+          <w:color w:val="auto"/>
+          <w:sz w:val="24"/>
+          <w:szCs w:val="24"/>
+        </w:rPr>
+        <w:t xml:space="preserve">or </w:t>
+      </w:r>
+      <w:r>
+        <w:rPr>
+          <w:rStyle w:val="Heading3Char"/>
+          <w:rFonts w:ascii="Fira Code Retina" w:eastAsiaTheme="minorEastAsia" w:hAnsi="Fira Code Retina" w:cs="Fira Code Retina"/>
+          <w:color w:val="auto"/>
+          <w:sz w:val="20"/>
+          <w:szCs w:val="20"/>
+        </w:rPr>
+        <w:t>r</w:t>
+      </w:r>
+      <w:r>
+        <w:rPr>
+          <w:rStyle w:val="Heading3Char"/>
+          <w:rFonts w:ascii="Fira Code Retina" w:eastAsiaTheme="minorEastAsia" w:hAnsi="Fira Code Retina" w:cs="Fira Code Retina"/>
+          <w:color w:val="auto"/>
+          <w:sz w:val="20"/>
+          <w:szCs w:val="20"/>
+        </w:rPr>
+        <w:t>eceiver</w:t>
+      </w:r>
+      <w:r>
+        <w:rPr>
+          <w:rStyle w:val="Heading3Char"/>
+          <w:rFonts w:eastAsiaTheme="minorEastAsia" w:cstheme="minorBidi"/>
+          <w:color w:val="auto"/>
+          <w:sz w:val="24"/>
+          <w:szCs w:val="24"/>
+        </w:rPr>
+        <w:t xml:space="preserve"> </w:t>
+      </w:r>
+      <w:r>
+        <w:rPr>
+          <w:rStyle w:val="Heading3Char"/>
+          <w:rFonts w:eastAsiaTheme="minorEastAsia" w:cstheme="minorBidi"/>
+          <w:color w:val="auto"/>
+          <w:sz w:val="24"/>
+          <w:szCs w:val="24"/>
+        </w:rPr>
+        <w:t xml:space="preserve">(for pc2) </w:t>
+      </w:r>
+      <w:r>
+        <w:rPr>
+          <w:rStyle w:val="Heading3Char"/>
+          <w:rFonts w:eastAsiaTheme="minorEastAsia" w:cstheme="minorBidi"/>
+          <w:color w:val="auto"/>
+          <w:sz w:val="24"/>
+          <w:szCs w:val="24"/>
+        </w:rPr>
+        <w:t xml:space="preserve">or </w:t>
+      </w:r>
+      <w:r>
+        <w:rPr>
+          <w:rStyle w:val="Heading3Char"/>
+          <w:rFonts w:ascii="Fira Code Retina" w:eastAsiaTheme="minorEastAsia" w:hAnsi="Fira Code Retina" w:cs="Fira Code Retina"/>
+          <w:color w:val="auto"/>
+          <w:sz w:val="20"/>
+          <w:szCs w:val="20"/>
+        </w:rPr>
+        <w:t>router</w:t>
+      </w:r>
+      <w:r>
+        <w:rPr>
+          <w:rStyle w:val="Heading3Char"/>
+          <w:rFonts w:eastAsiaTheme="minorEastAsia" w:cstheme="minorBidi"/>
+          <w:color w:val="auto"/>
+          <w:sz w:val="24"/>
+          <w:szCs w:val="24"/>
+        </w:rPr>
+        <w:t xml:space="preserve"> </w:t>
+      </w:r>
+      <w:r>
+        <w:rPr>
+          <w:rStyle w:val="Heading3Char"/>
+          <w:rFonts w:eastAsiaTheme="minorEastAsia" w:cstheme="minorBidi"/>
+          <w:color w:val="auto"/>
+          <w:sz w:val="24"/>
+          <w:szCs w:val="24"/>
+        </w:rPr>
+        <w:t xml:space="preserve">(for </w:t>
+      </w:r>
+      <w:r>
+        <w:rPr>
+          <w:rStyle w:val="Heading3Char"/>
+          <w:rFonts w:eastAsiaTheme="minorEastAsia" w:cstheme="minorBidi"/>
+          <w:color w:val="auto"/>
+          <w:sz w:val="24"/>
+          <w:szCs w:val="24"/>
+        </w:rPr>
+        <w:t>router1 and router2</w:t>
+      </w:r>
+      <w:r>
+        <w:rPr>
+          <w:rStyle w:val="Heading3Char"/>
+          <w:rFonts w:eastAsiaTheme="minorEastAsia" w:cstheme="minorBidi"/>
+          <w:color w:val="auto"/>
+          <w:sz w:val="24"/>
+          <w:szCs w:val="24"/>
+        </w:rPr>
+        <w:t>)</w:t>
+      </w:r>
+    </w:p>
+    <w:p>
+      <w:pPr>
+        <w:rPr>
+          <w:rStyle w:val="Heading3Char"/>
+          <w:rFonts w:eastAsiaTheme="minorEastAsia" w:cstheme="minorBidi"/>
+          <w:color w:val="auto"/>
+          <w:sz w:val="24"/>
+          <w:szCs w:val="24"/>
+        </w:rPr>
+      </w:pPr>
+      <w:r>
+        <w:rPr>
+          <w:rStyle w:val="Heading3Char"/>
+          <w:rFonts w:eastAsiaTheme="minorEastAsia" w:cstheme="minorBidi"/>
+          <w:color w:val="auto"/>
+          <w:sz w:val="24"/>
+          <w:szCs w:val="24"/>
+        </w:rPr>
+        <w:t xml:space="preserve">Password: </w:t>
+      </w:r>
+      <w:r>
+        <w:rPr>
+          <w:rStyle w:val="Heading3Char"/>
+          <w:rFonts w:ascii="Fira Code Retina" w:eastAsiaTheme="minorEastAsia" w:hAnsi="Fira Code Retina" w:cs="Fira Code Retina"/>
+          <w:color w:val="auto"/>
+          <w:sz w:val="20"/>
+          <w:szCs w:val="20"/>
+        </w:rPr>
+        <w:t>Vaw’ovrang6</w:t>
+      </w:r>
+      <w:r>
+        <w:rPr>
+          <w:rStyle w:val="Heading3Char"/>
+          <w:rFonts w:ascii="Fira Code Retina" w:eastAsiaTheme="minorEastAsia" w:hAnsi="Fira Code Retina" w:cs="Fira Code Retina"/>
+          <w:color w:val="auto"/>
+          <w:sz w:val="20"/>
+          <w:szCs w:val="20"/>
+        </w:rPr>
+        <w:br/>
+      </w:r>
+      <w:r>
+        <w:t>Ubuntu Pro</w:t>
+      </w:r>
+      <w:r>
+        <w:t xml:space="preserve">: </w:t>
+      </w:r>
+      <w:r>
+        <w:rPr>
+          <w:rFonts w:ascii="Fira Code Retina" w:hAnsi="Fira Code Retina" w:cs="Fira Code Retina"/>
+          <w:sz w:val="20"/>
+          <w:szCs w:val="20"/>
+        </w:rPr>
+        <w:t>Skip Ubuntu Pro setup for now</w:t>
+      </w:r>
+      <w:r>
+        <w:rPr>
+          <w:rFonts w:ascii="Fira Code Retina" w:hAnsi="Fira Code Retina" w:cs="Fira Code Retina"/>
+          <w:sz w:val="20"/>
+          <w:szCs w:val="20"/>
+        </w:rPr>
+        <w:br/>
+      </w:r>
+      <w:r>
+        <w:t>SSH configuration</w:t>
+      </w:r>
+      <w:r>
+        <w:t xml:space="preserve">: </w:t>
+      </w:r>
+      <w:r>
+        <w:rPr>
+          <w:rFonts w:ascii="Fira Code Retina" w:hAnsi="Fira Code Retina" w:cs="Fira Code Retina"/>
+          <w:sz w:val="20"/>
+          <w:szCs w:val="20"/>
+        </w:rPr>
+        <w:t>Done (</w:t>
+      </w:r>
+      <w:r>
+        <w:rPr>
+          <w:rFonts w:ascii="Fira Code Retina" w:hAnsi="Fira Code Retina" w:cs="Fira Code Retina"/>
+          <w:sz w:val="20"/>
+          <w:szCs w:val="20"/>
+        </w:rPr>
+        <w:t>leave defaults</w:t>
+      </w:r>
+      <w:r>
+        <w:rPr>
+          <w:rFonts w:ascii="Fira Code Retina" w:hAnsi="Fira Code Retina" w:cs="Fira Code Retina"/>
+          <w:sz w:val="20"/>
+          <w:szCs w:val="20"/>
+        </w:rPr>
+        <w:t>)</w:t>
+      </w:r>
+    </w:p>
+    <w:p>
+      <w:pPr>
+        <w:rPr>
+          <w:rStyle w:val="Heading3Char"/>
+          <w:rFonts w:eastAsiaTheme="minorEastAsia" w:cstheme="minorBidi"/>
+          <w:color w:val="auto"/>
+          <w:sz w:val="24"/>
+          <w:szCs w:val="24"/>
+        </w:rPr>
+      </w:pPr>
+      <w:r>
+        <w:rPr>
+          <w:rStyle w:val="Heading3Char"/>
+          <w:rFonts w:eastAsiaTheme="minorEastAsia" w:cstheme="minorBidi"/>
+          <w:color w:val="auto"/>
+          <w:sz w:val="24"/>
+          <w:szCs w:val="24"/>
+        </w:rPr>
+        <w:t xml:space="preserve">Select </w:t>
+      </w:r>
+      <w:r>
+        <w:rPr>
+          <w:rStyle w:val="Heading3Char"/>
+          <w:rFonts w:ascii="Fira Code Retina" w:eastAsiaTheme="minorEastAsia" w:hAnsi="Fira Code Retina" w:cs="Fira Code Retina"/>
+          <w:color w:val="auto"/>
+          <w:sz w:val="20"/>
+          <w:szCs w:val="20"/>
+        </w:rPr>
+        <w:t>Continue</w:t>
+      </w:r>
+      <w:r>
+        <w:rPr>
+          <w:rStyle w:val="Heading3Char"/>
+          <w:rFonts w:eastAsiaTheme="minorEastAsia" w:cstheme="minorBidi"/>
+          <w:color w:val="auto"/>
+          <w:sz w:val="24"/>
+          <w:szCs w:val="24"/>
+        </w:rPr>
+        <w:t xml:space="preserve"> and</w:t>
+      </w:r>
+      <w:r>
+        <w:rPr>
+          <w:rStyle w:val="Heading3Char"/>
+          <w:rFonts w:eastAsiaTheme="minorEastAsia" w:cstheme="minorBidi"/>
+          <w:color w:val="auto"/>
+          <w:sz w:val="24"/>
+          <w:szCs w:val="24"/>
+        </w:rPr>
+        <w:t xml:space="preserve"> then </w:t>
+      </w:r>
+      <w:r>
+        <w:rPr>
+          <w:rStyle w:val="Heading3Char"/>
+          <w:rFonts w:ascii="Fira Code Retina" w:eastAsiaTheme="minorEastAsia" w:hAnsi="Fira Code Retina" w:cs="Fira Code Retina"/>
+          <w:color w:val="auto"/>
+          <w:sz w:val="20"/>
+          <w:szCs w:val="20"/>
+        </w:rPr>
+        <w:t>R</w:t>
+      </w:r>
+      <w:r>
+        <w:rPr>
+          <w:rStyle w:val="Heading3Char"/>
+          <w:rFonts w:ascii="Fira Code Retina" w:eastAsiaTheme="minorEastAsia" w:hAnsi="Fira Code Retina" w:cs="Fira Code Retina"/>
+          <w:color w:val="auto"/>
+          <w:sz w:val="20"/>
+          <w:szCs w:val="20"/>
+        </w:rPr>
+        <w:t>eboot</w:t>
+      </w:r>
+      <w:r>
+        <w:rPr>
+          <w:rStyle w:val="Heading3Char"/>
+          <w:rFonts w:ascii="Fira Code Retina" w:eastAsiaTheme="minorEastAsia" w:hAnsi="Fira Code Retina" w:cs="Fira Code Retina"/>
+          <w:color w:val="auto"/>
+          <w:sz w:val="20"/>
+          <w:szCs w:val="20"/>
+        </w:rPr>
+        <w:t xml:space="preserve"> Now</w:t>
+      </w:r>
+      <w:r>
+        <w:rPr>
+          <w:rStyle w:val="Heading3Char"/>
+          <w:rFonts w:eastAsiaTheme="minorEastAsia" w:cstheme="minorBidi"/>
+          <w:color w:val="auto"/>
+          <w:sz w:val="24"/>
+          <w:szCs w:val="24"/>
+        </w:rPr>
+        <w:t xml:space="preserve"> to finish the installation</w:t>
+      </w:r>
+      <w:r>
+        <w:rPr>
+          <w:rStyle w:val="Heading3Char"/>
+          <w:rFonts w:eastAsiaTheme="minorEastAsia" w:cstheme="minorBidi"/>
+          <w:color w:val="auto"/>
+          <w:sz w:val="24"/>
+          <w:szCs w:val="24"/>
+        </w:rPr>
+        <w:t>.</w:t>
+      </w:r>
     </w:p>
     <w:p>
       <w:pPr>
@@ -258,6 +1103,7 @@
         <w:t xml:space="preserve"> -x /etc/update-</w:t>
       </w:r>
       <w:proofErr w:type="spellStart"/>
+      <w:proofErr w:type="gramStart"/>
       <w:r>
         <w:rPr>
           <w:rFonts w:ascii="Fira Code Retina" w:hAnsi="Fira Code Retina" w:cs="Fira Code Retina"/>
@@ -267,6 +1113,7 @@
         <w:t>motd.d</w:t>
       </w:r>
       <w:proofErr w:type="spellEnd"/>
+      <w:proofErr w:type="gramEnd"/>
       <w:r>
         <w:rPr>
           <w:rFonts w:ascii="Fira Code Retina" w:hAnsi="Fira Code Retina" w:cs="Fira Code Retina"/>
@@ -425,7 +1272,16 @@
           <w:sz w:val="20"/>
           <w:szCs w:val="20"/>
         </w:rPr>
-        <w:t xml:space="preserve"> -p /etc/</w:t>
+        <w:t xml:space="preserve"> -p </w:t>
+      </w:r>
+      <w:proofErr w:type="gramStart"/>
+      <w:r>
+        <w:rPr>
+          <w:rFonts w:ascii="Fira Code Retina" w:hAnsi="Fira Code Retina" w:cs="Fira Code Retina"/>
+          <w:sz w:val="20"/>
+          <w:szCs w:val="20"/>
+        </w:rPr>
+        <w:t>/etc/</w:t>
       </w:r>
       <w:proofErr w:type="spellStart"/>
       <w:r>
@@ -491,6 +1347,7 @@
         <w:t>online.service.d</w:t>
       </w:r>
       <w:proofErr w:type="spellEnd"/>
+      <w:proofErr w:type="gramEnd"/>
       <w:r>
         <w:rPr>
           <w:rFonts w:ascii="Fira Code Retina" w:hAnsi="Fira Code Retina" w:cs="Fira Code Retina"/>
@@ -509,6 +1366,7 @@
         </w:rPr>
       </w:pPr>
       <w:r>
+        <w:lastRenderedPageBreak/>
         <w:t>Create override file:</w:t>
       </w:r>
       <w:r>
@@ -1090,7 +1948,531 @@
           <w:sz w:val="20"/>
           <w:szCs w:val="20"/>
         </w:rPr>
+        <w:t>sudo</w:t>
+      </w:r>
+      <w:proofErr w:type="spellEnd"/>
+      <w:r>
+        <w:rPr>
+          <w:rFonts w:ascii="Fira Code Retina" w:hAnsi="Fira Code Retina" w:cs="Fira Code Retina"/>
+          <w:sz w:val="20"/>
+          <w:szCs w:val="20"/>
+        </w:rPr>
+        <w:t xml:space="preserve"> update-</w:t>
+      </w:r>
+      <w:proofErr w:type="spellStart"/>
+      <w:r>
+        <w:rPr>
+          <w:rFonts w:ascii="Fira Code Retina" w:hAnsi="Fira Code Retina" w:cs="Fira Code Retina"/>
+          <w:sz w:val="20"/>
+          <w:szCs w:val="20"/>
+        </w:rPr>
+        <w:t>initramfs</w:t>
+      </w:r>
+      <w:proofErr w:type="spellEnd"/>
+      <w:r>
+        <w:rPr>
+          <w:rFonts w:ascii="Fira Code Retina" w:hAnsi="Fira Code Retina" w:cs="Fira Code Retina"/>
+          <w:sz w:val="20"/>
+          <w:szCs w:val="20"/>
+        </w:rPr>
+        <w:t xml:space="preserve"> -u -k all</w:t>
+      </w:r>
+    </w:p>
+    <w:p>
+      <w:pPr>
+        <w:pStyle w:val="Heading3"/>
+        <w:spacing w:after="0"/>
+      </w:pPr>
+      <w:r>
+        <w:t>Package</w:t>
+      </w:r>
+      <w:r>
+        <w:t xml:space="preserve"> Installation</w:t>
+      </w:r>
+    </w:p>
+    <w:p>
+      <w:pPr>
+        <w:spacing w:after="0"/>
+      </w:pPr>
+      <w:r>
+        <w:t>Download packages on an Ubuntu installation that is online:</w:t>
+      </w:r>
+    </w:p>
+    <w:p>
+      <w:pPr>
+        <w:rPr>
+          <w:rFonts w:ascii="Fira Code Retina" w:hAnsi="Fira Code Retina" w:cs="Fira Code Retina"/>
+          <w:sz w:val="20"/>
+          <w:szCs w:val="20"/>
+        </w:rPr>
+      </w:pPr>
+      <w:r>
+        <w:rPr>
+          <w:rFonts w:ascii="Fira Code Retina" w:hAnsi="Fira Code Retina" w:cs="Fira Code Retina"/>
+          <w:sz w:val="20"/>
+          <w:szCs w:val="20"/>
+        </w:rPr>
+        <w:t>apt download d-</w:t>
+      </w:r>
+      <w:proofErr w:type="spellStart"/>
+      <w:r>
+        <w:rPr>
+          <w:rFonts w:ascii="Fira Code Retina" w:hAnsi="Fira Code Retina" w:cs="Fira Code Retina"/>
+          <w:sz w:val="20"/>
+          <w:szCs w:val="20"/>
+        </w:rPr>
+        <w:t>itg</w:t>
+      </w:r>
+      <w:proofErr w:type="spellEnd"/>
+      <w:r>
+        <w:rPr>
+          <w:rFonts w:ascii="Fira Code Retina" w:hAnsi="Fira Code Retina" w:cs="Fira Code Retina"/>
+          <w:sz w:val="20"/>
+          <w:szCs w:val="20"/>
+        </w:rPr>
+        <w:t xml:space="preserve"> libsctp1 </w:t>
+      </w:r>
+      <w:proofErr w:type="spellStart"/>
+      <w:r>
+        <w:rPr>
+          <w:rFonts w:ascii="Fira Code Retina" w:hAnsi="Fira Code Retina" w:cs="Fira Code Retina"/>
+          <w:sz w:val="20"/>
+          <w:szCs w:val="20"/>
+        </w:rPr>
+        <w:t>frr</w:t>
+      </w:r>
+      <w:proofErr w:type="spellEnd"/>
+      <w:r>
+        <w:rPr>
+          <w:rFonts w:ascii="Fira Code Retina" w:hAnsi="Fira Code Retina" w:cs="Fira Code Retina"/>
+          <w:sz w:val="20"/>
+          <w:szCs w:val="20"/>
+        </w:rPr>
+        <w:t xml:space="preserve"> </w:t>
+      </w:r>
+      <w:proofErr w:type="spellStart"/>
+      <w:r>
+        <w:rPr>
+          <w:rFonts w:ascii="Fira Code Retina" w:hAnsi="Fira Code Retina" w:cs="Fira Code Retina"/>
+          <w:sz w:val="20"/>
+          <w:szCs w:val="20"/>
+        </w:rPr>
+        <w:t>frr-pythontools</w:t>
+      </w:r>
+      <w:proofErr w:type="spellEnd"/>
+      <w:r>
+        <w:rPr>
+          <w:rFonts w:ascii="Fira Code Retina" w:hAnsi="Fira Code Retina" w:cs="Fira Code Retina"/>
+          <w:sz w:val="20"/>
+          <w:szCs w:val="20"/>
+        </w:rPr>
+        <w:t xml:space="preserve"> libcares2 libyang2t64</w:t>
+      </w:r>
+    </w:p>
+    <w:p>
+      <w:r>
+        <w:t>Move .deb packages to an external drive.</w:t>
+      </w:r>
+      <w:r>
+        <w:br/>
+      </w:r>
+      <w:r>
+        <w:t>Separate into client and router directories.</w:t>
+      </w:r>
+      <w:r>
+        <w:br/>
+      </w:r>
+      <w:r>
+        <w:t>Then plug it into project PCs.</w:t>
+      </w:r>
+    </w:p>
+    <w:p>
+      <w:pPr>
+        <w:spacing w:after="0"/>
+      </w:pPr>
+      <w:r>
+        <w:t>Mount drive:</w:t>
+      </w:r>
+    </w:p>
+    <w:p>
+      <w:pPr>
+        <w:rPr>
+          <w:rFonts w:ascii="Fira Code Retina" w:hAnsi="Fira Code Retina" w:cs="Fira Code Retina"/>
+          <w:sz w:val="20"/>
+          <w:szCs w:val="20"/>
+        </w:rPr>
+      </w:pPr>
+      <w:proofErr w:type="spellStart"/>
+      <w:r>
+        <w:rPr>
+          <w:rFonts w:ascii="Fira Code Retina" w:hAnsi="Fira Code Retina" w:cs="Fira Code Retina"/>
+          <w:sz w:val="20"/>
+          <w:szCs w:val="20"/>
+        </w:rPr>
+        <w:t>sudo</w:t>
+      </w:r>
+      <w:proofErr w:type="spellEnd"/>
+      <w:r>
+        <w:rPr>
+          <w:rFonts w:ascii="Fira Code Retina" w:hAnsi="Fira Code Retina" w:cs="Fira Code Retina"/>
+          <w:sz w:val="20"/>
+          <w:szCs w:val="20"/>
+        </w:rPr>
+        <w:t xml:space="preserve"> mount /dev/sda1 /</w:t>
+      </w:r>
+      <w:proofErr w:type="spellStart"/>
+      <w:r>
+        <w:rPr>
+          <w:rFonts w:ascii="Fira Code Retina" w:hAnsi="Fira Code Retina" w:cs="Fira Code Retina"/>
+          <w:sz w:val="20"/>
+          <w:szCs w:val="20"/>
+        </w:rPr>
+        <w:t>mnt</w:t>
+      </w:r>
+      <w:proofErr w:type="spellEnd"/>
+    </w:p>
+    <w:p>
+      <w:pPr>
+        <w:spacing w:after="0"/>
+      </w:pPr>
+      <w:r>
+        <w:t>On sender/receiver, install D-ITG:</w:t>
+      </w:r>
+    </w:p>
+    <w:p>
+      <w:pPr>
+        <w:rPr>
+          <w:rFonts w:ascii="Fira Code Retina" w:hAnsi="Fira Code Retina" w:cs="Fira Code Retina"/>
+          <w:sz w:val="20"/>
+          <w:szCs w:val="20"/>
+        </w:rPr>
+      </w:pPr>
+      <w:proofErr w:type="spellStart"/>
+      <w:r>
+        <w:rPr>
+          <w:rFonts w:ascii="Fira Code Retina" w:hAnsi="Fira Code Retina" w:cs="Fira Code Retina"/>
+          <w:sz w:val="20"/>
+          <w:szCs w:val="20"/>
+        </w:rPr>
+        <w:t>sudo</w:t>
+      </w:r>
+      <w:proofErr w:type="spellEnd"/>
+      <w:r>
+        <w:rPr>
+          <w:rFonts w:ascii="Fira Code Retina" w:hAnsi="Fira Code Retina" w:cs="Fira Code Retina"/>
+          <w:sz w:val="20"/>
+          <w:szCs w:val="20"/>
+        </w:rPr>
+        <w:t xml:space="preserve"> </w:t>
+      </w:r>
+      <w:proofErr w:type="spellStart"/>
+      <w:r>
+        <w:rPr>
+          <w:rFonts w:ascii="Fira Code Retina" w:hAnsi="Fira Code Retina" w:cs="Fira Code Retina"/>
+          <w:sz w:val="20"/>
+          <w:szCs w:val="20"/>
+        </w:rPr>
+        <w:t>dpkg</w:t>
+      </w:r>
+      <w:proofErr w:type="spellEnd"/>
+      <w:r>
+        <w:rPr>
+          <w:rFonts w:ascii="Fira Code Retina" w:hAnsi="Fira Code Retina" w:cs="Fira Code Retina"/>
+          <w:sz w:val="20"/>
+          <w:szCs w:val="20"/>
+        </w:rPr>
+        <w:t xml:space="preserve"> -</w:t>
+      </w:r>
+      <w:proofErr w:type="spellStart"/>
+      <w:r>
+        <w:rPr>
+          <w:rFonts w:ascii="Fira Code Retina" w:hAnsi="Fira Code Retina" w:cs="Fira Code Retina"/>
+          <w:sz w:val="20"/>
+          <w:szCs w:val="20"/>
+        </w:rPr>
+        <w:t>i</w:t>
+      </w:r>
+      <w:proofErr w:type="spellEnd"/>
+      <w:r>
+        <w:rPr>
+          <w:rFonts w:ascii="Fira Code Retina" w:hAnsi="Fira Code Retina" w:cs="Fira Code Retina"/>
+          <w:sz w:val="20"/>
+          <w:szCs w:val="20"/>
+        </w:rPr>
+        <w:t xml:space="preserve"> /</w:t>
+      </w:r>
+      <w:proofErr w:type="spellStart"/>
+      <w:r>
+        <w:rPr>
+          <w:rFonts w:ascii="Fira Code Retina" w:hAnsi="Fira Code Retina" w:cs="Fira Code Retina"/>
+          <w:sz w:val="20"/>
+          <w:szCs w:val="20"/>
+        </w:rPr>
+        <w:t>mnt</w:t>
+      </w:r>
+      <w:proofErr w:type="spellEnd"/>
+      <w:r>
+        <w:rPr>
+          <w:rFonts w:ascii="Fira Code Retina" w:hAnsi="Fira Code Retina" w:cs="Fira Code Retina"/>
+          <w:sz w:val="20"/>
+          <w:szCs w:val="20"/>
+        </w:rPr>
+        <w:t>/packages/client/*.deb</w:t>
+      </w:r>
+    </w:p>
+    <w:p>
+      <w:pPr>
+        <w:spacing w:after="0"/>
+      </w:pPr>
+      <w:r>
+        <w:t xml:space="preserve">(Optional) </w:t>
+      </w:r>
+      <w:r>
+        <w:t xml:space="preserve">On routers, install </w:t>
+      </w:r>
+      <w:proofErr w:type="spellStart"/>
+      <w:r>
+        <w:t>frr</w:t>
+      </w:r>
+      <w:proofErr w:type="spellEnd"/>
+      <w:r>
+        <w:t xml:space="preserve"> for dynamic routing:</w:t>
+      </w:r>
+    </w:p>
+    <w:p>
+      <w:pPr>
+        <w:rPr>
+          <w:rFonts w:ascii="Fira Code Retina" w:hAnsi="Fira Code Retina" w:cs="Fira Code Retina"/>
+          <w:sz w:val="20"/>
+          <w:szCs w:val="20"/>
+        </w:rPr>
+      </w:pPr>
+      <w:proofErr w:type="spellStart"/>
+      <w:r>
+        <w:rPr>
+          <w:rFonts w:ascii="Fira Code Retina" w:hAnsi="Fira Code Retina" w:cs="Fira Code Retina"/>
+          <w:sz w:val="20"/>
+          <w:szCs w:val="20"/>
+        </w:rPr>
+        <w:t>sudo</w:t>
+      </w:r>
+      <w:proofErr w:type="spellEnd"/>
+      <w:r>
+        <w:rPr>
+          <w:rFonts w:ascii="Fira Code Retina" w:hAnsi="Fira Code Retina" w:cs="Fira Code Retina"/>
+          <w:sz w:val="20"/>
+          <w:szCs w:val="20"/>
+        </w:rPr>
+        <w:t xml:space="preserve"> </w:t>
+      </w:r>
+      <w:proofErr w:type="spellStart"/>
+      <w:r>
+        <w:rPr>
+          <w:rFonts w:ascii="Fira Code Retina" w:hAnsi="Fira Code Retina" w:cs="Fira Code Retina"/>
+          <w:sz w:val="20"/>
+          <w:szCs w:val="20"/>
+        </w:rPr>
+        <w:t>dpkg</w:t>
+      </w:r>
+      <w:proofErr w:type="spellEnd"/>
+      <w:r>
+        <w:rPr>
+          <w:rFonts w:ascii="Fira Code Retina" w:hAnsi="Fira Code Retina" w:cs="Fira Code Retina"/>
+          <w:sz w:val="20"/>
+          <w:szCs w:val="20"/>
+        </w:rPr>
+        <w:t xml:space="preserve"> -</w:t>
+      </w:r>
+      <w:proofErr w:type="spellStart"/>
+      <w:r>
+        <w:rPr>
+          <w:rFonts w:ascii="Fira Code Retina" w:hAnsi="Fira Code Retina" w:cs="Fira Code Retina"/>
+          <w:sz w:val="20"/>
+          <w:szCs w:val="20"/>
+        </w:rPr>
+        <w:t>i</w:t>
+      </w:r>
+      <w:proofErr w:type="spellEnd"/>
+      <w:r>
+        <w:rPr>
+          <w:rFonts w:ascii="Fira Code Retina" w:hAnsi="Fira Code Retina" w:cs="Fira Code Retina"/>
+          <w:sz w:val="20"/>
+          <w:szCs w:val="20"/>
+        </w:rPr>
+        <w:t xml:space="preserve"> /</w:t>
+      </w:r>
+      <w:proofErr w:type="spellStart"/>
+      <w:r>
+        <w:rPr>
+          <w:rFonts w:ascii="Fira Code Retina" w:hAnsi="Fira Code Retina" w:cs="Fira Code Retina"/>
+          <w:sz w:val="20"/>
+          <w:szCs w:val="20"/>
+        </w:rPr>
+        <w:t>mnt</w:t>
+      </w:r>
+      <w:proofErr w:type="spellEnd"/>
+      <w:r>
+        <w:rPr>
+          <w:rFonts w:ascii="Fira Code Retina" w:hAnsi="Fira Code Retina" w:cs="Fira Code Retina"/>
+          <w:sz w:val="20"/>
+          <w:szCs w:val="20"/>
+        </w:rPr>
+        <w:t>/packages/router/*.deb</w:t>
+      </w:r>
+    </w:p>
+    <w:p>
+      <w:pPr>
+        <w:pStyle w:val="Heading3"/>
+        <w:spacing w:after="0"/>
+      </w:pPr>
+      <w:r>
+        <w:t>Network Configuration</w:t>
+      </w:r>
+    </w:p>
+    <w:p>
+      <w:pPr>
+        <w:spacing w:after="0"/>
+      </w:pPr>
+      <w:r>
+        <w:t>First, enable IP forwarding on both routers:</w:t>
+      </w:r>
+    </w:p>
+    <w:p>
+      <w:pPr>
+        <w:rPr>
+          <w:rFonts w:ascii="Fira Code Retina" w:hAnsi="Fira Code Retina" w:cs="Fira Code Retina"/>
+          <w:sz w:val="20"/>
+          <w:szCs w:val="20"/>
+        </w:rPr>
+      </w:pPr>
+      <w:proofErr w:type="spellStart"/>
+      <w:r>
+        <w:rPr>
+          <w:rFonts w:ascii="Fira Code Retina" w:hAnsi="Fira Code Retina" w:cs="Fira Code Retina"/>
+          <w:sz w:val="20"/>
+          <w:szCs w:val="20"/>
+        </w:rPr>
+        <w:t>sudo</w:t>
+      </w:r>
+      <w:proofErr w:type="spellEnd"/>
+      <w:r>
+        <w:rPr>
+          <w:rFonts w:ascii="Fira Code Retina" w:hAnsi="Fira Code Retina" w:cs="Fira Code Retina"/>
+          <w:sz w:val="20"/>
+          <w:szCs w:val="20"/>
+        </w:rPr>
+        <w:t xml:space="preserve"> nano /etc/</w:t>
+      </w:r>
+      <w:proofErr w:type="spellStart"/>
+      <w:r>
+        <w:rPr>
+          <w:rFonts w:ascii="Fira Code Retina" w:hAnsi="Fira Code Retina" w:cs="Fira Code Retina"/>
+          <w:sz w:val="20"/>
+          <w:szCs w:val="20"/>
+        </w:rPr>
+        <w:t>sysctl.d</w:t>
+      </w:r>
+      <w:proofErr w:type="spellEnd"/>
+      <w:r>
+        <w:rPr>
+          <w:rFonts w:ascii="Fira Code Retina" w:hAnsi="Fira Code Retina" w:cs="Fira Code Retina"/>
+          <w:sz w:val="20"/>
+          <w:szCs w:val="20"/>
+        </w:rPr>
+        <w:t>/99-</w:t>
+      </w:r>
+      <w:r>
+        <w:rPr>
+          <w:rFonts w:ascii="Fira Code Retina" w:hAnsi="Fira Code Retina" w:cs="Fira Code Retina"/>
+          <w:sz w:val="20"/>
+          <w:szCs w:val="20"/>
+        </w:rPr>
+        <w:t>sysctl.conf</w:t>
+      </w:r>
+    </w:p>
+    <w:p>
+      <w:pPr>
+        <w:spacing w:after="0"/>
+      </w:pPr>
+      <w:r>
+        <w:t>Edit these:</w:t>
+      </w:r>
+    </w:p>
+    <w:p>
+      <w:pPr>
+        <w:spacing w:after="0"/>
+        <w:rPr>
+          <w:rFonts w:ascii="Fira Code Retina" w:hAnsi="Fira Code Retina" w:cs="Fira Code Retina"/>
+          <w:sz w:val="20"/>
+          <w:szCs w:val="20"/>
+        </w:rPr>
+      </w:pPr>
+      <w:proofErr w:type="gramStart"/>
+      <w:r>
+        <w:rPr>
+          <w:rFonts w:ascii="Fira Code Retina" w:hAnsi="Fira Code Retina" w:cs="Fira Code Retina"/>
+          <w:sz w:val="20"/>
+          <w:szCs w:val="20"/>
+        </w:rPr>
+        <w:t>net.ipv4.ip</w:t>
+      </w:r>
+      <w:proofErr w:type="gramEnd"/>
+      <w:r>
+        <w:rPr>
+          <w:rFonts w:ascii="Fira Code Retina" w:hAnsi="Fira Code Retina" w:cs="Fira Code Retina"/>
+          <w:sz w:val="20"/>
+          <w:szCs w:val="20"/>
+        </w:rPr>
+        <w:t>_forward=1</w:t>
+      </w:r>
+    </w:p>
+    <w:p>
+      <w:pPr>
+        <w:rPr>
+          <w:rFonts w:ascii="Fira Code Retina" w:hAnsi="Fira Code Retina" w:cs="Fira Code Retina"/>
+          <w:sz w:val="20"/>
+          <w:szCs w:val="20"/>
+        </w:rPr>
+      </w:pPr>
+      <w:r>
+        <w:rPr>
+          <w:rFonts w:ascii="Fira Code Retina" w:hAnsi="Fira Code Retina" w:cs="Fira Code Retina"/>
+          <w:sz w:val="20"/>
+          <w:szCs w:val="20"/>
+        </w:rPr>
         <w:lastRenderedPageBreak/>
+        <w:t>net.ipv6.conf.all.forwarding=1</w:t>
+      </w:r>
+    </w:p>
+    <w:p>
+      <w:pPr>
+        <w:spacing w:after="0"/>
+        <w:rPr>
+          <w:rFonts w:cs="Fira Code Retina"/>
+        </w:rPr>
+      </w:pPr>
+      <w:r>
+        <w:rPr>
+          <w:rFonts w:cs="Fira Code Retina"/>
+        </w:rPr>
+        <w:t>Make sure the firewall is disabled:</w:t>
+      </w:r>
+    </w:p>
+    <w:p>
+      <w:pPr>
+        <w:rPr>
+          <w:rFonts w:ascii="Fira Code Retina" w:hAnsi="Fira Code Retina" w:cs="Fira Code Retina"/>
+          <w:sz w:val="20"/>
+          <w:szCs w:val="20"/>
+        </w:rPr>
+      </w:pPr>
+      <w:proofErr w:type="spellStart"/>
+      <w:r>
+        <w:rPr>
+          <w:rFonts w:ascii="Fira Code Retina" w:hAnsi="Fira Code Retina" w:cs="Fira Code Retina"/>
+          <w:sz w:val="20"/>
+          <w:szCs w:val="20"/>
+        </w:rPr>
         <w:t>sudo</w:t>
       </w:r>
       <w:proofErr w:type="spellEnd"/>
@@ -1100,97 +2482,6 @@
           <w:sz w:val="20"/>
           <w:szCs w:val="20"/>
         </w:rPr>
-        <w:t xml:space="preserve"> update-</w:t>
-      </w:r>
-      <w:proofErr w:type="spellStart"/>
-      <w:r>
-        <w:rPr>
-          <w:rFonts w:ascii="Fira Code Retina" w:hAnsi="Fira Code Retina" w:cs="Fira Code Retina"/>
-          <w:sz w:val="20"/>
-          <w:szCs w:val="20"/>
-        </w:rPr>
-        <w:t>initramfs</w:t>
-      </w:r>
-      <w:proofErr w:type="spellEnd"/>
-      <w:r>
-        <w:rPr>
-          <w:rFonts w:ascii="Fira Code Retina" w:hAnsi="Fira Code Retina" w:cs="Fira Code Retina"/>
-          <w:sz w:val="20"/>
-          <w:szCs w:val="20"/>
-        </w:rPr>
-        <w:t xml:space="preserve"> -u -k all</w:t>
-      </w:r>
-    </w:p>
-    <w:p>
-      <w:pPr>
-        <w:pStyle w:val="Heading3"/>
-        <w:spacing w:after="0"/>
-      </w:pPr>
-      <w:r>
-        <w:t>Package</w:t>
-      </w:r>
-      <w:r>
-        <w:t xml:space="preserve"> Installation</w:t>
-      </w:r>
-    </w:p>
-    <w:p>
-      <w:pPr>
-        <w:spacing w:after="0"/>
-      </w:pPr>
-      <w:r>
-        <w:t>Download packages on an Ubuntu installation that is online:</w:t>
-      </w:r>
-    </w:p>
-    <w:p>
-      <w:pPr>
-        <w:rPr>
-          <w:rFonts w:ascii="Fira Code Retina" w:hAnsi="Fira Code Retina" w:cs="Fira Code Retina"/>
-          <w:sz w:val="20"/>
-          <w:szCs w:val="20"/>
-        </w:rPr>
-      </w:pPr>
-      <w:r>
-        <w:rPr>
-          <w:rFonts w:ascii="Fira Code Retina" w:hAnsi="Fira Code Retina" w:cs="Fira Code Retina"/>
-          <w:sz w:val="20"/>
-          <w:szCs w:val="20"/>
-        </w:rPr>
-        <w:t>apt download d-</w:t>
-      </w:r>
-      <w:proofErr w:type="spellStart"/>
-      <w:r>
-        <w:rPr>
-          <w:rFonts w:ascii="Fira Code Retina" w:hAnsi="Fira Code Retina" w:cs="Fira Code Retina"/>
-          <w:sz w:val="20"/>
-          <w:szCs w:val="20"/>
-        </w:rPr>
-        <w:t>itg</w:t>
-      </w:r>
-      <w:proofErr w:type="spellEnd"/>
-      <w:r>
-        <w:rPr>
-          <w:rFonts w:ascii="Fira Code Retina" w:hAnsi="Fira Code Retina" w:cs="Fira Code Retina"/>
-          <w:sz w:val="20"/>
-          <w:szCs w:val="20"/>
-        </w:rPr>
-        <w:t xml:space="preserve"> libsctp1 </w:t>
-      </w:r>
-      <w:proofErr w:type="spellStart"/>
-      <w:r>
-        <w:rPr>
-          <w:rFonts w:ascii="Fira Code Retina" w:hAnsi="Fira Code Retina" w:cs="Fira Code Retina"/>
-          <w:sz w:val="20"/>
-          <w:szCs w:val="20"/>
-        </w:rPr>
-        <w:t>frr</w:t>
-      </w:r>
-      <w:proofErr w:type="spellEnd"/>
-      <w:r>
-        <w:rPr>
-          <w:rFonts w:ascii="Fira Code Retina" w:hAnsi="Fira Code Retina" w:cs="Fira Code Retina"/>
-          <w:sz w:val="20"/>
-          <w:szCs w:val="20"/>
-        </w:rPr>
         <w:t xml:space="preserve"> </w:t>
       </w:r>
       <w:proofErr w:type="spellStart"/>
@@ -1200,104 +2491,7 @@
           <w:sz w:val="20"/>
           <w:szCs w:val="20"/>
         </w:rPr>
-        <w:t>frr-pythontools</w:t>
-      </w:r>
-      <w:proofErr w:type="spellEnd"/>
-      <w:r>
-        <w:rPr>
-          <w:rFonts w:ascii="Fira Code Retina" w:hAnsi="Fira Code Retina" w:cs="Fira Code Retina"/>
-          <w:sz w:val="20"/>
-          <w:szCs w:val="20"/>
-        </w:rPr>
-        <w:t xml:space="preserve"> libcares2 libyang2t64</w:t>
-      </w:r>
-    </w:p>
-    <w:p>
-      <w:r>
-        <w:t>Move .deb packages to an external drive.</w:t>
-      </w:r>
-      <w:r>
-        <w:br/>
-      </w:r>
-      <w:r>
-        <w:t>Separate into client and router directories.</w:t>
-      </w:r>
-      <w:r>
-        <w:br/>
-      </w:r>
-      <w:r>
-        <w:t>Then plug it into project PCs.</w:t>
-      </w:r>
-    </w:p>
-    <w:p>
-      <w:pPr>
-        <w:spacing w:after="0"/>
-      </w:pPr>
-      <w:r>
-        <w:t>Mount drive:</w:t>
-      </w:r>
-    </w:p>
-    <w:p>
-      <w:pPr>
-        <w:rPr>
-          <w:rFonts w:ascii="Fira Code Retina" w:hAnsi="Fira Code Retina" w:cs="Fira Code Retina"/>
-          <w:sz w:val="20"/>
-          <w:szCs w:val="20"/>
-        </w:rPr>
-      </w:pPr>
-      <w:proofErr w:type="spellStart"/>
-      <w:r>
-        <w:rPr>
-          <w:rFonts w:ascii="Fira Code Retina" w:hAnsi="Fira Code Retina" w:cs="Fira Code Retina"/>
-          <w:sz w:val="20"/>
-          <w:szCs w:val="20"/>
-        </w:rPr>
-        <w:t>sudo</w:t>
-      </w:r>
-      <w:proofErr w:type="spellEnd"/>
-      <w:r>
-        <w:rPr>
-          <w:rFonts w:ascii="Fira Code Retina" w:hAnsi="Fira Code Retina" w:cs="Fira Code Retina"/>
-          <w:sz w:val="20"/>
-          <w:szCs w:val="20"/>
-        </w:rPr>
-        <w:t xml:space="preserve"> mount /dev/sda1 /</w:t>
-      </w:r>
-      <w:proofErr w:type="spellStart"/>
-      <w:r>
-        <w:rPr>
-          <w:rFonts w:ascii="Fira Code Retina" w:hAnsi="Fira Code Retina" w:cs="Fira Code Retina"/>
-          <w:sz w:val="20"/>
-          <w:szCs w:val="20"/>
-        </w:rPr>
-        <w:t>mnt</w:t>
-      </w:r>
-      <w:proofErr w:type="spellEnd"/>
-    </w:p>
-    <w:p>
-      <w:pPr>
-        <w:spacing w:after="0"/>
-      </w:pPr>
-      <w:r>
-        <w:t>On sender/receiver, install D-ITG:</w:t>
-      </w:r>
-    </w:p>
-    <w:p>
-      <w:pPr>
-        <w:rPr>
-          <w:rFonts w:ascii="Fira Code Retina" w:hAnsi="Fira Code Retina" w:cs="Fira Code Retina"/>
-          <w:sz w:val="20"/>
-          <w:szCs w:val="20"/>
-        </w:rPr>
-      </w:pPr>
-      <w:proofErr w:type="spellStart"/>
-      <w:r>
-        <w:rPr>
-          <w:rFonts w:ascii="Fira Code Retina" w:hAnsi="Fira Code Retina" w:cs="Fira Code Retina"/>
-          <w:sz w:val="20"/>
-          <w:szCs w:val="20"/>
-        </w:rPr>
-        <w:t>sudo</w:t>
+        <w:t>systemctl</w:t>
       </w:r>
       <w:proofErr w:type="spellEnd"/>
       <w:r>
@@ -1308,98 +2502,14 @@
         </w:rPr>
         <w:t xml:space="preserve"> </w:t>
       </w:r>
-      <w:proofErr w:type="spellStart"/>
-      <w:r>
-        <w:rPr>
-          <w:rFonts w:ascii="Fira Code Retina" w:hAnsi="Fira Code Retina" w:cs="Fira Code Retina"/>
-          <w:sz w:val="20"/>
-          <w:szCs w:val="20"/>
-        </w:rPr>
-        <w:t>dpkg</w:t>
-      </w:r>
-      <w:proofErr w:type="spellEnd"/>
-      <w:r>
-        <w:rPr>
-          <w:rFonts w:ascii="Fira Code Retina" w:hAnsi="Fira Code Retina" w:cs="Fira Code Retina"/>
-          <w:sz w:val="20"/>
-          <w:szCs w:val="20"/>
-        </w:rPr>
-        <w:t xml:space="preserve"> -</w:t>
-      </w:r>
-      <w:proofErr w:type="spellStart"/>
-      <w:r>
-        <w:rPr>
-          <w:rFonts w:ascii="Fira Code Retina" w:hAnsi="Fira Code Retina" w:cs="Fira Code Retina"/>
-          <w:sz w:val="20"/>
-          <w:szCs w:val="20"/>
-        </w:rPr>
-        <w:t>i</w:t>
-      </w:r>
-      <w:proofErr w:type="spellEnd"/>
-      <w:r>
-        <w:rPr>
-          <w:rFonts w:ascii="Fira Code Retina" w:hAnsi="Fira Code Retina" w:cs="Fira Code Retina"/>
-          <w:sz w:val="20"/>
-          <w:szCs w:val="20"/>
-        </w:rPr>
-        <w:t xml:space="preserve"> /</w:t>
-      </w:r>
-      <w:proofErr w:type="spellStart"/>
-      <w:r>
-        <w:rPr>
-          <w:rFonts w:ascii="Fira Code Retina" w:hAnsi="Fira Code Retina" w:cs="Fira Code Retina"/>
-          <w:sz w:val="20"/>
-          <w:szCs w:val="20"/>
-        </w:rPr>
-        <w:t>mnt</w:t>
-      </w:r>
-      <w:proofErr w:type="spellEnd"/>
-      <w:r>
-        <w:rPr>
-          <w:rFonts w:ascii="Fira Code Retina" w:hAnsi="Fira Code Retina" w:cs="Fira Code Retina"/>
-          <w:sz w:val="20"/>
-          <w:szCs w:val="20"/>
-        </w:rPr>
-        <w:t>/packages/client/*.deb</w:t>
-      </w:r>
-    </w:p>
-    <w:p>
-      <w:pPr>
-        <w:spacing w:after="0"/>
-      </w:pPr>
-      <w:r>
-        <w:t xml:space="preserve">(Optional) </w:t>
-      </w:r>
-      <w:r>
-        <w:t xml:space="preserve">On routers, install </w:t>
-      </w:r>
-      <w:proofErr w:type="spellStart"/>
-      <w:r>
-        <w:t>frr</w:t>
-      </w:r>
-      <w:proofErr w:type="spellEnd"/>
-      <w:r>
-        <w:t xml:space="preserve"> for dynamic routing:</w:t>
-      </w:r>
-    </w:p>
-    <w:p>
-      <w:pPr>
-        <w:rPr>
-          <w:rFonts w:ascii="Fira Code Retina" w:hAnsi="Fira Code Retina" w:cs="Fira Code Retina"/>
-          <w:sz w:val="20"/>
-          <w:szCs w:val="20"/>
-        </w:rPr>
-      </w:pPr>
-      <w:proofErr w:type="spellStart"/>
-      <w:r>
-        <w:rPr>
-          <w:rFonts w:ascii="Fira Code Retina" w:hAnsi="Fira Code Retina" w:cs="Fira Code Retina"/>
-          <w:sz w:val="20"/>
-          <w:szCs w:val="20"/>
-        </w:rPr>
-        <w:t>sudo</w:t>
-      </w:r>
-      <w:proofErr w:type="spellEnd"/>
+      <w:r>
+        <w:rPr>
+          <w:rFonts w:ascii="Fira Code Retina" w:hAnsi="Fira Code Retina" w:cs="Fira Code Retina"/>
+          <w:sz w:val="20"/>
+          <w:szCs w:val="20"/>
+        </w:rPr>
+        <w:t>mask --now</w:t>
+      </w:r>
       <w:r>
         <w:rPr>
           <w:rFonts w:ascii="Fira Code Retina" w:hAnsi="Fira Code Retina" w:cs="Fira Code Retina"/>
@@ -1409,248 +2519,7 @@
         <w:t xml:space="preserve"> </w:t>
       </w:r>
       <w:proofErr w:type="spellStart"/>
-      <w:r>
-        <w:rPr>
-          <w:rFonts w:ascii="Fira Code Retina" w:hAnsi="Fira Code Retina" w:cs="Fira Code Retina"/>
-          <w:sz w:val="20"/>
-          <w:szCs w:val="20"/>
-        </w:rPr>
-        <w:t>dpkg</w:t>
-      </w:r>
-      <w:proofErr w:type="spellEnd"/>
-      <w:r>
-        <w:rPr>
-          <w:rFonts w:ascii="Fira Code Retina" w:hAnsi="Fira Code Retina" w:cs="Fira Code Retina"/>
-          <w:sz w:val="20"/>
-          <w:szCs w:val="20"/>
-        </w:rPr>
-        <w:t xml:space="preserve"> -</w:t>
-      </w:r>
-      <w:proofErr w:type="spellStart"/>
-      <w:r>
-        <w:rPr>
-          <w:rFonts w:ascii="Fira Code Retina" w:hAnsi="Fira Code Retina" w:cs="Fira Code Retina"/>
-          <w:sz w:val="20"/>
-          <w:szCs w:val="20"/>
-        </w:rPr>
-        <w:t>i</w:t>
-      </w:r>
-      <w:proofErr w:type="spellEnd"/>
-      <w:r>
-        <w:rPr>
-          <w:rFonts w:ascii="Fira Code Retina" w:hAnsi="Fira Code Retina" w:cs="Fira Code Retina"/>
-          <w:sz w:val="20"/>
-          <w:szCs w:val="20"/>
-        </w:rPr>
-        <w:t xml:space="preserve"> /</w:t>
-      </w:r>
-      <w:proofErr w:type="spellStart"/>
-      <w:r>
-        <w:rPr>
-          <w:rFonts w:ascii="Fira Code Retina" w:hAnsi="Fira Code Retina" w:cs="Fira Code Retina"/>
-          <w:sz w:val="20"/>
-          <w:szCs w:val="20"/>
-        </w:rPr>
-        <w:t>mnt</w:t>
-      </w:r>
-      <w:proofErr w:type="spellEnd"/>
-      <w:r>
-        <w:rPr>
-          <w:rFonts w:ascii="Fira Code Retina" w:hAnsi="Fira Code Retina" w:cs="Fira Code Retina"/>
-          <w:sz w:val="20"/>
-          <w:szCs w:val="20"/>
-        </w:rPr>
-        <w:t>/packages/router/*.deb</w:t>
-      </w:r>
-    </w:p>
-    <w:p>
-      <w:pPr>
-        <w:pStyle w:val="Heading3"/>
-        <w:spacing w:after="0"/>
-      </w:pPr>
-      <w:r>
-        <w:t>Network Configuration</w:t>
-      </w:r>
-    </w:p>
-    <w:p>
-      <w:pPr>
-        <w:spacing w:after="0"/>
-      </w:pPr>
-      <w:r>
-        <w:t>First, enable IP forwarding on both routers:</w:t>
-      </w:r>
-    </w:p>
-    <w:p>
-      <w:pPr>
-        <w:rPr>
-          <w:rFonts w:ascii="Fira Code Retina" w:hAnsi="Fira Code Retina" w:cs="Fira Code Retina"/>
-          <w:sz w:val="20"/>
-          <w:szCs w:val="20"/>
-        </w:rPr>
-      </w:pPr>
-      <w:proofErr w:type="spellStart"/>
-      <w:r>
-        <w:rPr>
-          <w:rFonts w:ascii="Fira Code Retina" w:hAnsi="Fira Code Retina" w:cs="Fira Code Retina"/>
-          <w:sz w:val="20"/>
-          <w:szCs w:val="20"/>
-        </w:rPr>
-        <w:t>sudo</w:t>
-      </w:r>
-      <w:proofErr w:type="spellEnd"/>
-      <w:r>
-        <w:rPr>
-          <w:rFonts w:ascii="Fira Code Retina" w:hAnsi="Fira Code Retina" w:cs="Fira Code Retina"/>
-          <w:sz w:val="20"/>
-          <w:szCs w:val="20"/>
-        </w:rPr>
-        <w:t xml:space="preserve"> nano /etc/</w:t>
-      </w:r>
-      <w:proofErr w:type="spellStart"/>
-      <w:r>
-        <w:rPr>
-          <w:rFonts w:ascii="Fira Code Retina" w:hAnsi="Fira Code Retina" w:cs="Fira Code Retina"/>
-          <w:sz w:val="20"/>
-          <w:szCs w:val="20"/>
-        </w:rPr>
-        <w:t>sysctl.d</w:t>
-      </w:r>
-      <w:proofErr w:type="spellEnd"/>
-      <w:r>
-        <w:rPr>
-          <w:rFonts w:ascii="Fira Code Retina" w:hAnsi="Fira Code Retina" w:cs="Fira Code Retina"/>
-          <w:sz w:val="20"/>
-          <w:szCs w:val="20"/>
-        </w:rPr>
-        <w:t>/99-</w:t>
-      </w:r>
-      <w:r>
-        <w:rPr>
-          <w:rFonts w:ascii="Fira Code Retina" w:hAnsi="Fira Code Retina" w:cs="Fira Code Retina"/>
-          <w:sz w:val="20"/>
-          <w:szCs w:val="20"/>
-        </w:rPr>
-        <w:t>sysctl.conf</w:t>
-      </w:r>
-    </w:p>
-    <w:p>
-      <w:pPr>
-        <w:spacing w:after="0"/>
-      </w:pPr>
-      <w:r>
-        <w:t>Edit these:</w:t>
-      </w:r>
-    </w:p>
-    <w:p>
-      <w:pPr>
-        <w:spacing w:after="0"/>
-        <w:rPr>
-          <w:rFonts w:ascii="Fira Code Retina" w:hAnsi="Fira Code Retina" w:cs="Fira Code Retina"/>
-          <w:sz w:val="20"/>
-          <w:szCs w:val="20"/>
-        </w:rPr>
-      </w:pPr>
-      <w:r>
-        <w:rPr>
-          <w:rFonts w:ascii="Fira Code Retina" w:hAnsi="Fira Code Retina" w:cs="Fira Code Retina"/>
-          <w:sz w:val="20"/>
-          <w:szCs w:val="20"/>
-        </w:rPr>
-        <w:t>net.ipv4.ip_forward=1</w:t>
-      </w:r>
-    </w:p>
-    <w:p>
-      <w:pPr>
-        <w:rPr>
-          <w:rFonts w:ascii="Fira Code Retina" w:hAnsi="Fira Code Retina" w:cs="Fira Code Retina"/>
-          <w:sz w:val="20"/>
-          <w:szCs w:val="20"/>
-        </w:rPr>
-      </w:pPr>
-      <w:r>
-        <w:rPr>
-          <w:rFonts w:ascii="Fira Code Retina" w:hAnsi="Fira Code Retina" w:cs="Fira Code Retina"/>
-          <w:sz w:val="20"/>
-          <w:szCs w:val="20"/>
-        </w:rPr>
-        <w:t>net.ipv6.conf.all.forwarding=1</w:t>
-      </w:r>
-    </w:p>
-    <w:p>
-      <w:pPr>
-        <w:spacing w:after="0"/>
-        <w:rPr>
-          <w:rFonts w:cs="Fira Code Retina"/>
-        </w:rPr>
-      </w:pPr>
-      <w:r>
-        <w:rPr>
-          <w:rFonts w:cs="Fira Code Retina"/>
-        </w:rPr>
-        <w:t>Make sure the firewall is disabled:</w:t>
-      </w:r>
-    </w:p>
-    <w:p>
-      <w:pPr>
-        <w:rPr>
-          <w:rFonts w:ascii="Fira Code Retina" w:hAnsi="Fira Code Retina" w:cs="Fira Code Retina"/>
-          <w:sz w:val="20"/>
-          <w:szCs w:val="20"/>
-        </w:rPr>
-      </w:pPr>
-      <w:proofErr w:type="spellStart"/>
-      <w:r>
-        <w:rPr>
-          <w:rFonts w:ascii="Fira Code Retina" w:hAnsi="Fira Code Retina" w:cs="Fira Code Retina"/>
-          <w:sz w:val="20"/>
-          <w:szCs w:val="20"/>
-        </w:rPr>
-        <w:t>sudo</w:t>
-      </w:r>
-      <w:proofErr w:type="spellEnd"/>
-      <w:r>
-        <w:rPr>
-          <w:rFonts w:ascii="Fira Code Retina" w:hAnsi="Fira Code Retina" w:cs="Fira Code Retina"/>
-          <w:sz w:val="20"/>
-          <w:szCs w:val="20"/>
-        </w:rPr>
-        <w:t xml:space="preserve"> </w:t>
-      </w:r>
-      <w:proofErr w:type="spellStart"/>
-      <w:r>
-        <w:rPr>
-          <w:rFonts w:ascii="Fira Code Retina" w:hAnsi="Fira Code Retina" w:cs="Fira Code Retina"/>
-          <w:sz w:val="20"/>
-          <w:szCs w:val="20"/>
-        </w:rPr>
-        <w:t>systemctl</w:t>
-      </w:r>
-      <w:proofErr w:type="spellEnd"/>
-      <w:r>
-        <w:rPr>
-          <w:rFonts w:ascii="Fira Code Retina" w:hAnsi="Fira Code Retina" w:cs="Fira Code Retina"/>
-          <w:sz w:val="20"/>
-          <w:szCs w:val="20"/>
-        </w:rPr>
-        <w:t xml:space="preserve"> </w:t>
-      </w:r>
-      <w:r>
-        <w:rPr>
-          <w:rFonts w:ascii="Fira Code Retina" w:hAnsi="Fira Code Retina" w:cs="Fira Code Retina"/>
-          <w:sz w:val="20"/>
-          <w:szCs w:val="20"/>
-        </w:rPr>
-        <w:t>mask --now</w:t>
-      </w:r>
-      <w:r>
-        <w:rPr>
-          <w:rFonts w:ascii="Fira Code Retina" w:hAnsi="Fira Code Retina" w:cs="Fira Code Retina"/>
-          <w:sz w:val="20"/>
-          <w:szCs w:val="20"/>
-        </w:rPr>
-        <w:t xml:space="preserve"> </w:t>
-      </w:r>
-      <w:proofErr w:type="spellStart"/>
+      <w:proofErr w:type="gramStart"/>
       <w:r>
         <w:rPr>
           <w:rFonts w:ascii="Fira Code Retina" w:hAnsi="Fira Code Retina" w:cs="Fira Code Retina"/>
@@ -1660,6 +2529,7 @@
         <w:t>ufw.service</w:t>
       </w:r>
       <w:proofErr w:type="spellEnd"/>
+      <w:proofErr w:type="gramEnd"/>
     </w:p>
     <w:p>
       <w:pPr>
@@ -2086,7 +2956,6 @@
         </w:sectPr>
       </w:pPr>
       <w:r>
-        <w:lastRenderedPageBreak/>
         <w:t>The YAML file will be configured with these IPs.</w:t>
       </w:r>
     </w:p>
@@ -2388,7 +3257,25 @@
           <w:sz w:val="20"/>
           <w:szCs w:val="20"/>
         </w:rPr>
-        <w:t>- to: 192.168.20.0/24</w:t>
+        <w:t xml:space="preserve">- </w:t>
+      </w:r>
+      <w:proofErr w:type="gramStart"/>
+      <w:r>
+        <w:rPr>
+          <w:rFonts w:ascii="Fira Code Retina" w:hAnsi="Fira Code Retina" w:cs="Fira Code Retina"/>
+          <w:sz w:val="20"/>
+          <w:szCs w:val="20"/>
+        </w:rPr>
+        <w:t>to:</w:t>
+      </w:r>
+      <w:proofErr w:type="gramEnd"/>
+      <w:r>
+        <w:rPr>
+          <w:rFonts w:ascii="Fira Code Retina" w:hAnsi="Fira Code Retina" w:cs="Fira Code Retina"/>
+          <w:sz w:val="20"/>
+          <w:szCs w:val="20"/>
+        </w:rPr>
+        <w:t xml:space="preserve"> 192.168.20.0/24</w:t>
       </w:r>
     </w:p>
     <w:p>
@@ -2416,13 +3303,23 @@
         </w:rPr>
         <w:t xml:space="preserve">  </w:t>
       </w:r>
-      <w:r>
-        <w:rPr>
-          <w:rFonts w:ascii="Fira Code Retina" w:hAnsi="Fira Code Retina" w:cs="Fira Code Retina"/>
-          <w:sz w:val="20"/>
-          <w:szCs w:val="20"/>
-        </w:rPr>
-        <w:t>via: 192.168.10.1</w:t>
+      <w:proofErr w:type="gramStart"/>
+      <w:r>
+        <w:rPr>
+          <w:rFonts w:ascii="Fira Code Retina" w:hAnsi="Fira Code Retina" w:cs="Fira Code Retina"/>
+          <w:sz w:val="20"/>
+          <w:szCs w:val="20"/>
+        </w:rPr>
+        <w:t>via:</w:t>
+      </w:r>
+      <w:proofErr w:type="gramEnd"/>
+      <w:r>
+        <w:rPr>
+          <w:rFonts w:ascii="Fira Code Retina" w:hAnsi="Fira Code Retina" w:cs="Fira Code Retina"/>
+          <w:sz w:val="20"/>
+          <w:szCs w:val="20"/>
+        </w:rPr>
+        <w:t xml:space="preserve"> 192.168.10.1</w:t>
       </w:r>
     </w:p>
     <w:p>
@@ -2448,7 +3345,25 @@
           <w:sz w:val="20"/>
           <w:szCs w:val="20"/>
         </w:rPr>
-        <w:t xml:space="preserve">      - to: 192.168.30.0/24</w:t>
+        <w:t xml:space="preserve">      - </w:t>
+      </w:r>
+      <w:proofErr w:type="gramStart"/>
+      <w:r>
+        <w:rPr>
+          <w:rFonts w:ascii="Fira Code Retina" w:hAnsi="Fira Code Retina" w:cs="Fira Code Retina"/>
+          <w:sz w:val="20"/>
+          <w:szCs w:val="20"/>
+        </w:rPr>
+        <w:t>to:</w:t>
+      </w:r>
+      <w:proofErr w:type="gramEnd"/>
+      <w:r>
+        <w:rPr>
+          <w:rFonts w:ascii="Fira Code Retina" w:hAnsi="Fira Code Retina" w:cs="Fira Code Retina"/>
+          <w:sz w:val="20"/>
+          <w:szCs w:val="20"/>
+        </w:rPr>
+        <w:t xml:space="preserve"> 192.168.30.0/24</w:t>
       </w:r>
     </w:p>
     <w:p>
@@ -2482,7 +3397,25 @@
           <w:sz w:val="20"/>
           <w:szCs w:val="20"/>
         </w:rPr>
-        <w:t xml:space="preserve">      via: 192.168.10.1</w:t>
+        <w:t xml:space="preserve">      </w:t>
+      </w:r>
+      <w:proofErr w:type="gramStart"/>
+      <w:r>
+        <w:rPr>
+          <w:rFonts w:ascii="Fira Code Retina" w:hAnsi="Fira Code Retina" w:cs="Fira Code Retina"/>
+          <w:sz w:val="20"/>
+          <w:szCs w:val="20"/>
+        </w:rPr>
+        <w:t>via:</w:t>
+      </w:r>
+      <w:proofErr w:type="gramEnd"/>
+      <w:r>
+        <w:rPr>
+          <w:rFonts w:ascii="Fira Code Retina" w:hAnsi="Fira Code Retina" w:cs="Fira Code Retina"/>
+          <w:sz w:val="20"/>
+          <w:szCs w:val="20"/>
+        </w:rPr>
+        <w:t xml:space="preserve"> 192.168.10.1</w:t>
       </w:r>
     </w:p>
     <w:p>
@@ -2516,7 +3449,25 @@
           <w:sz w:val="20"/>
           <w:szCs w:val="20"/>
         </w:rPr>
-        <w:t xml:space="preserve">  - to: fd00:0:0:20::/64</w:t>
+        <w:t xml:space="preserve">  - to: fd00:0:0:</w:t>
+      </w:r>
+      <w:proofErr w:type="gramStart"/>
+      <w:r>
+        <w:rPr>
+          <w:rFonts w:ascii="Fira Code Retina" w:hAnsi="Fira Code Retina" w:cs="Fira Code Retina"/>
+          <w:sz w:val="20"/>
+          <w:szCs w:val="20"/>
+        </w:rPr>
+        <w:t>20::/</w:t>
+      </w:r>
+      <w:proofErr w:type="gramEnd"/>
+      <w:r>
+        <w:rPr>
+          <w:rFonts w:ascii="Fira Code Retina" w:hAnsi="Fira Code Retina" w:cs="Fira Code Retina"/>
+          <w:sz w:val="20"/>
+          <w:szCs w:val="20"/>
+        </w:rPr>
+        <w:t>64</w:t>
       </w:r>
     </w:p>
     <w:p>
@@ -2568,7 +3519,25 @@
           <w:sz w:val="20"/>
           <w:szCs w:val="20"/>
         </w:rPr>
-        <w:t>- to: fd00:0:0:30::/64</w:t>
+        <w:t>- to: fd00:0:0:</w:t>
+      </w:r>
+      <w:proofErr w:type="gramStart"/>
+      <w:r>
+        <w:rPr>
+          <w:rFonts w:ascii="Fira Code Retina" w:hAnsi="Fira Code Retina" w:cs="Fira Code Retina"/>
+          <w:sz w:val="20"/>
+          <w:szCs w:val="20"/>
+        </w:rPr>
+        <w:t>30::/</w:t>
+      </w:r>
+      <w:proofErr w:type="gramEnd"/>
+      <w:r>
+        <w:rPr>
+          <w:rFonts w:ascii="Fira Code Retina" w:hAnsi="Fira Code Retina" w:cs="Fira Code Retina"/>
+          <w:sz w:val="20"/>
+          <w:szCs w:val="20"/>
+        </w:rPr>
+        <w:t>64</w:t>
       </w:r>
     </w:p>
     <w:p>
@@ -3056,7 +4025,25 @@
           <w:sz w:val="20"/>
           <w:szCs w:val="20"/>
         </w:rPr>
-        <w:t>- to: 192.168.30.0/24</w:t>
+        <w:t xml:space="preserve">- </w:t>
+      </w:r>
+      <w:proofErr w:type="gramStart"/>
+      <w:r>
+        <w:rPr>
+          <w:rFonts w:ascii="Fira Code Retina" w:hAnsi="Fira Code Retina" w:cs="Fira Code Retina"/>
+          <w:sz w:val="20"/>
+          <w:szCs w:val="20"/>
+        </w:rPr>
+        <w:t>to:</w:t>
+      </w:r>
+      <w:proofErr w:type="gramEnd"/>
+      <w:r>
+        <w:rPr>
+          <w:rFonts w:ascii="Fira Code Retina" w:hAnsi="Fira Code Retina" w:cs="Fira Code Retina"/>
+          <w:sz w:val="20"/>
+          <w:szCs w:val="20"/>
+        </w:rPr>
+        <w:t xml:space="preserve"> 192.168.30.0/24</w:t>
       </w:r>
     </w:p>
     <w:p>
@@ -3084,13 +4071,23 @@
         </w:rPr>
         <w:t xml:space="preserve">  </w:t>
       </w:r>
-      <w:r>
-        <w:rPr>
-          <w:rFonts w:ascii="Fira Code Retina" w:hAnsi="Fira Code Retina" w:cs="Fira Code Retina"/>
-          <w:sz w:val="20"/>
-          <w:szCs w:val="20"/>
-        </w:rPr>
-        <w:t>via: 192.168.20.2</w:t>
+      <w:proofErr w:type="gramStart"/>
+      <w:r>
+        <w:rPr>
+          <w:rFonts w:ascii="Fira Code Retina" w:hAnsi="Fira Code Retina" w:cs="Fira Code Retina"/>
+          <w:sz w:val="20"/>
+          <w:szCs w:val="20"/>
+        </w:rPr>
+        <w:t>via:</w:t>
+      </w:r>
+      <w:proofErr w:type="gramEnd"/>
+      <w:r>
+        <w:rPr>
+          <w:rFonts w:ascii="Fira Code Retina" w:hAnsi="Fira Code Retina" w:cs="Fira Code Retina"/>
+          <w:sz w:val="20"/>
+          <w:szCs w:val="20"/>
+        </w:rPr>
+        <w:t xml:space="preserve"> 192.168.20.2</w:t>
       </w:r>
     </w:p>
     <w:p>
@@ -3116,7 +4113,25 @@
           <w:sz w:val="20"/>
           <w:szCs w:val="20"/>
         </w:rPr>
-        <w:t xml:space="preserve">  - to: fd00:0:0:30::/64</w:t>
+        <w:t xml:space="preserve">  - to: fd00:0:0:</w:t>
+      </w:r>
+      <w:proofErr w:type="gramStart"/>
+      <w:r>
+        <w:rPr>
+          <w:rFonts w:ascii="Fira Code Retina" w:hAnsi="Fira Code Retina" w:cs="Fira Code Retina"/>
+          <w:sz w:val="20"/>
+          <w:szCs w:val="20"/>
+        </w:rPr>
+        <w:t>30::/</w:t>
+      </w:r>
+      <w:proofErr w:type="gramEnd"/>
+      <w:r>
+        <w:rPr>
+          <w:rFonts w:ascii="Fira Code Retina" w:hAnsi="Fira Code Retina" w:cs="Fira Code Retina"/>
+          <w:sz w:val="20"/>
+          <w:szCs w:val="20"/>
+        </w:rPr>
+        <w:t>64</w:t>
       </w:r>
     </w:p>
     <w:p>
@@ -3424,25 +4439,61 @@
           <w:sz w:val="20"/>
           <w:szCs w:val="20"/>
         </w:rPr>
-        <w:t>- to: 192.168.10.0/24</w:t>
-      </w:r>
-    </w:p>
-    <w:p>
-      <w:pPr>
-        <w:spacing w:after="0"/>
-        <w:rPr>
-          <w:rFonts w:ascii="Fira Code Retina" w:hAnsi="Fira Code Retina" w:cs="Fira Code Retina"/>
-          <w:sz w:val="20"/>
-          <w:szCs w:val="20"/>
-        </w:rPr>
-      </w:pPr>
-      <w:r>
-        <w:rPr>
-          <w:rFonts w:ascii="Fira Code Retina" w:hAnsi="Fira Code Retina" w:cs="Fira Code Retina"/>
-          <w:sz w:val="20"/>
-          <w:szCs w:val="20"/>
-        </w:rPr>
-        <w:t xml:space="preserve">          via: 192.168.20.1</w:t>
+        <w:t xml:space="preserve">- </w:t>
+      </w:r>
+      <w:proofErr w:type="gramStart"/>
+      <w:r>
+        <w:rPr>
+          <w:rFonts w:ascii="Fira Code Retina" w:hAnsi="Fira Code Retina" w:cs="Fira Code Retina"/>
+          <w:sz w:val="20"/>
+          <w:szCs w:val="20"/>
+        </w:rPr>
+        <w:t>to:</w:t>
+      </w:r>
+      <w:proofErr w:type="gramEnd"/>
+      <w:r>
+        <w:rPr>
+          <w:rFonts w:ascii="Fira Code Retina" w:hAnsi="Fira Code Retina" w:cs="Fira Code Retina"/>
+          <w:sz w:val="20"/>
+          <w:szCs w:val="20"/>
+        </w:rPr>
+        <w:t xml:space="preserve"> 192.168.10.0/24</w:t>
+      </w:r>
+    </w:p>
+    <w:p>
+      <w:pPr>
+        <w:spacing w:after="0"/>
+        <w:rPr>
+          <w:rFonts w:ascii="Fira Code Retina" w:hAnsi="Fira Code Retina" w:cs="Fira Code Retina"/>
+          <w:sz w:val="20"/>
+          <w:szCs w:val="20"/>
+        </w:rPr>
+      </w:pPr>
+      <w:r>
+        <w:rPr>
+          <w:rFonts w:ascii="Fira Code Retina" w:hAnsi="Fira Code Retina" w:cs="Fira Code Retina"/>
+          <w:sz w:val="20"/>
+          <w:szCs w:val="20"/>
+        </w:rPr>
+        <w:t xml:space="preserve">          </w:t>
+      </w:r>
+      <w:proofErr w:type="gramStart"/>
+      <w:r>
+        <w:rPr>
+          <w:rFonts w:ascii="Fira Code Retina" w:hAnsi="Fira Code Retina" w:cs="Fira Code Retina"/>
+          <w:sz w:val="20"/>
+          <w:szCs w:val="20"/>
+        </w:rPr>
+        <w:t>via:</w:t>
+      </w:r>
+      <w:proofErr w:type="gramEnd"/>
+      <w:r>
+        <w:rPr>
+          <w:rFonts w:ascii="Fira Code Retina" w:hAnsi="Fira Code Retina" w:cs="Fira Code Retina"/>
+          <w:sz w:val="20"/>
+          <w:szCs w:val="20"/>
+        </w:rPr>
+        <w:t xml:space="preserve"> 192.168.20.1</w:t>
       </w:r>
     </w:p>
     <w:p>
@@ -3484,7 +4535,25 @@
           <w:sz w:val="20"/>
           <w:szCs w:val="20"/>
         </w:rPr>
-        <w:t>- to: fd00:0:0:10::/64</w:t>
+        <w:t>- to: fd00:0:0:</w:t>
+      </w:r>
+      <w:proofErr w:type="gramStart"/>
+      <w:r>
+        <w:rPr>
+          <w:rFonts w:ascii="Fira Code Retina" w:hAnsi="Fira Code Retina" w:cs="Fira Code Retina"/>
+          <w:sz w:val="20"/>
+          <w:szCs w:val="20"/>
+        </w:rPr>
+        <w:t>10::/</w:t>
+      </w:r>
+      <w:proofErr w:type="gramEnd"/>
+      <w:r>
+        <w:rPr>
+          <w:rFonts w:ascii="Fira Code Retina" w:hAnsi="Fira Code Retina" w:cs="Fira Code Retina"/>
+          <w:sz w:val="20"/>
+          <w:szCs w:val="20"/>
+        </w:rPr>
+        <w:t>64</w:t>
       </w:r>
     </w:p>
     <w:p>
@@ -3901,7 +4970,25 @@
           <w:sz w:val="20"/>
           <w:szCs w:val="20"/>
         </w:rPr>
-        <w:t xml:space="preserve">        - to: 192.168.10.0/24</w:t>
+        <w:t xml:space="preserve">        - </w:t>
+      </w:r>
+      <w:proofErr w:type="gramStart"/>
+      <w:r>
+        <w:rPr>
+          <w:rFonts w:ascii="Fira Code Retina" w:hAnsi="Fira Code Retina" w:cs="Fira Code Retina"/>
+          <w:sz w:val="20"/>
+          <w:szCs w:val="20"/>
+        </w:rPr>
+        <w:t>to:</w:t>
+      </w:r>
+      <w:proofErr w:type="gramEnd"/>
+      <w:r>
+        <w:rPr>
+          <w:rFonts w:ascii="Fira Code Retina" w:hAnsi="Fira Code Retina" w:cs="Fira Code Retina"/>
+          <w:sz w:val="20"/>
+          <w:szCs w:val="20"/>
+        </w:rPr>
+        <w:t xml:space="preserve"> 192.168.10.0/24</w:t>
       </w:r>
     </w:p>
     <w:p>
@@ -3929,31 +5016,59 @@
         </w:rPr>
         <w:t xml:space="preserve">  </w:t>
       </w:r>
-      <w:r>
-        <w:rPr>
-          <w:rFonts w:ascii="Fira Code Retina" w:hAnsi="Fira Code Retina" w:cs="Fira Code Retina"/>
-          <w:sz w:val="20"/>
-          <w:szCs w:val="20"/>
-        </w:rPr>
-        <w:t>via: 192.168.30.1</w:t>
-      </w:r>
-    </w:p>
-    <w:p>
-      <w:pPr>
-        <w:spacing w:after="0"/>
-        <w:rPr>
-          <w:rFonts w:ascii="Fira Code Retina" w:hAnsi="Fira Code Retina" w:cs="Fira Code Retina"/>
-          <w:sz w:val="20"/>
-          <w:szCs w:val="20"/>
-        </w:rPr>
-      </w:pPr>
-      <w:r>
-        <w:rPr>
-          <w:rFonts w:ascii="Fira Code Retina" w:hAnsi="Fira Code Retina" w:cs="Fira Code Retina"/>
-          <w:sz w:val="20"/>
-          <w:szCs w:val="20"/>
-        </w:rPr>
-        <w:t xml:space="preserve">        - to: 192.168.20.0/24</w:t>
+      <w:proofErr w:type="gramStart"/>
+      <w:r>
+        <w:rPr>
+          <w:rFonts w:ascii="Fira Code Retina" w:hAnsi="Fira Code Retina" w:cs="Fira Code Retina"/>
+          <w:sz w:val="20"/>
+          <w:szCs w:val="20"/>
+        </w:rPr>
+        <w:t>via:</w:t>
+      </w:r>
+      <w:proofErr w:type="gramEnd"/>
+      <w:r>
+        <w:rPr>
+          <w:rFonts w:ascii="Fira Code Retina" w:hAnsi="Fira Code Retina" w:cs="Fira Code Retina"/>
+          <w:sz w:val="20"/>
+          <w:szCs w:val="20"/>
+        </w:rPr>
+        <w:t xml:space="preserve"> 192.168.30.1</w:t>
+      </w:r>
+    </w:p>
+    <w:p>
+      <w:pPr>
+        <w:spacing w:after="0"/>
+        <w:rPr>
+          <w:rFonts w:ascii="Fira Code Retina" w:hAnsi="Fira Code Retina" w:cs="Fira Code Retina"/>
+          <w:sz w:val="20"/>
+          <w:szCs w:val="20"/>
+        </w:rPr>
+      </w:pPr>
+      <w:r>
+        <w:rPr>
+          <w:rFonts w:ascii="Fira Code Retina" w:hAnsi="Fira Code Retina" w:cs="Fira Code Retina"/>
+          <w:sz w:val="20"/>
+          <w:szCs w:val="20"/>
+        </w:rPr>
+        <w:t xml:space="preserve">        - </w:t>
+      </w:r>
+      <w:proofErr w:type="gramStart"/>
+      <w:r>
+        <w:rPr>
+          <w:rFonts w:ascii="Fira Code Retina" w:hAnsi="Fira Code Retina" w:cs="Fira Code Retina"/>
+          <w:sz w:val="20"/>
+          <w:szCs w:val="20"/>
+        </w:rPr>
+        <w:t>to:</w:t>
+      </w:r>
+      <w:proofErr w:type="gramEnd"/>
+      <w:r>
+        <w:rPr>
+          <w:rFonts w:ascii="Fira Code Retina" w:hAnsi="Fira Code Retina" w:cs="Fira Code Retina"/>
+          <w:sz w:val="20"/>
+          <w:szCs w:val="20"/>
+        </w:rPr>
+        <w:t xml:space="preserve"> 192.168.20.0/24</w:t>
       </w:r>
     </w:p>
     <w:p>
@@ -3981,31 +5096,59 @@
         </w:rPr>
         <w:t xml:space="preserve">  </w:t>
       </w:r>
-      <w:r>
-        <w:rPr>
-          <w:rFonts w:ascii="Fira Code Retina" w:hAnsi="Fira Code Retina" w:cs="Fira Code Retina"/>
-          <w:sz w:val="20"/>
-          <w:szCs w:val="20"/>
-        </w:rPr>
-        <w:t>via: 192.168.30.1</w:t>
-      </w:r>
-    </w:p>
-    <w:p>
-      <w:pPr>
-        <w:spacing w:after="0"/>
-        <w:rPr>
-          <w:rFonts w:ascii="Fira Code Retina" w:hAnsi="Fira Code Retina" w:cs="Fira Code Retina"/>
-          <w:sz w:val="20"/>
-          <w:szCs w:val="20"/>
-        </w:rPr>
-      </w:pPr>
-      <w:r>
-        <w:rPr>
-          <w:rFonts w:ascii="Fira Code Retina" w:hAnsi="Fira Code Retina" w:cs="Fira Code Retina"/>
-          <w:sz w:val="20"/>
-          <w:szCs w:val="20"/>
-        </w:rPr>
-        <w:t xml:space="preserve">        - to: fd00:0:0:10::/64</w:t>
+      <w:proofErr w:type="gramStart"/>
+      <w:r>
+        <w:rPr>
+          <w:rFonts w:ascii="Fira Code Retina" w:hAnsi="Fira Code Retina" w:cs="Fira Code Retina"/>
+          <w:sz w:val="20"/>
+          <w:szCs w:val="20"/>
+        </w:rPr>
+        <w:t>via:</w:t>
+      </w:r>
+      <w:proofErr w:type="gramEnd"/>
+      <w:r>
+        <w:rPr>
+          <w:rFonts w:ascii="Fira Code Retina" w:hAnsi="Fira Code Retina" w:cs="Fira Code Retina"/>
+          <w:sz w:val="20"/>
+          <w:szCs w:val="20"/>
+        </w:rPr>
+        <w:t xml:space="preserve"> 192.168.30.1</w:t>
+      </w:r>
+    </w:p>
+    <w:p>
+      <w:pPr>
+        <w:spacing w:after="0"/>
+        <w:rPr>
+          <w:rFonts w:ascii="Fira Code Retina" w:hAnsi="Fira Code Retina" w:cs="Fira Code Retina"/>
+          <w:sz w:val="20"/>
+          <w:szCs w:val="20"/>
+        </w:rPr>
+      </w:pPr>
+      <w:r>
+        <w:rPr>
+          <w:rFonts w:ascii="Fira Code Retina" w:hAnsi="Fira Code Retina" w:cs="Fira Code Retina"/>
+          <w:sz w:val="20"/>
+          <w:szCs w:val="20"/>
+        </w:rPr>
+        <w:t xml:space="preserve">        - to: fd00:0:0:</w:t>
+      </w:r>
+      <w:proofErr w:type="gramStart"/>
+      <w:r>
+        <w:rPr>
+          <w:rFonts w:ascii="Fira Code Retina" w:hAnsi="Fira Code Retina" w:cs="Fira Code Retina"/>
+          <w:sz w:val="20"/>
+          <w:szCs w:val="20"/>
+        </w:rPr>
+        <w:t>10::/</w:t>
+      </w:r>
+      <w:proofErr w:type="gramEnd"/>
+      <w:r>
+        <w:rPr>
+          <w:rFonts w:ascii="Fira Code Retina" w:hAnsi="Fira Code Retina" w:cs="Fira Code Retina"/>
+          <w:sz w:val="20"/>
+          <w:szCs w:val="20"/>
+        </w:rPr>
+        <w:t>64</w:t>
       </w:r>
     </w:p>
     <w:p>
@@ -4057,7 +5200,25 @@
           <w:sz w:val="20"/>
           <w:szCs w:val="20"/>
         </w:rPr>
-        <w:t xml:space="preserve">        - to: fd00:0:0:20::/64</w:t>
+        <w:t xml:space="preserve">        - to: fd00:0:0:</w:t>
+      </w:r>
+      <w:proofErr w:type="gramStart"/>
+      <w:r>
+        <w:rPr>
+          <w:rFonts w:ascii="Fira Code Retina" w:hAnsi="Fira Code Retina" w:cs="Fira Code Retina"/>
+          <w:sz w:val="20"/>
+          <w:szCs w:val="20"/>
+        </w:rPr>
+        <w:t>20::/</w:t>
+      </w:r>
+      <w:proofErr w:type="gramEnd"/>
+      <w:r>
+        <w:rPr>
+          <w:rFonts w:ascii="Fira Code Retina" w:hAnsi="Fira Code Retina" w:cs="Fira Code Retina"/>
+          <w:sz w:val="20"/>
+          <w:szCs w:val="20"/>
+        </w:rPr>
+        <w:t>64</w:t>
       </w:r>
     </w:p>
     <w:p>
@@ -4243,7 +5404,30 @@
         <w:spacing w:after="0"/>
       </w:pPr>
       <w:r>
-        <w:t>Add these lines:</w:t>
+        <w:t>Add these lines</w:t>
+      </w:r>
+      <w:r>
+        <w:t xml:space="preserve"> to </w:t>
+      </w:r>
+      <w:r>
+        <w:t xml:space="preserve">the config on </w:t>
+      </w:r>
+      <w:r>
+        <w:rPr>
+          <w:rFonts w:ascii="Fira Code Retina" w:hAnsi="Fira Code Retina" w:cs="Fira Code Retina"/>
+          <w:sz w:val="20"/>
+          <w:szCs w:val="20"/>
+        </w:rPr>
+        <w:t>router1</w:t>
+      </w:r>
+      <w:r>
+        <w:t xml:space="preserve"> </w:t>
+      </w:r>
+      <w:r>
+        <w:t>(server)</w:t>
+      </w:r>
+      <w:r>
+        <w:t>:</w:t>
       </w:r>
     </w:p>
     <w:p>
@@ -4345,6 +5529,11 @@
       <w:pPr>
         <w:spacing w:after="0"/>
         <w:ind w:left="720"/>
+        <w:rPr>
+          <w:rFonts w:ascii="Fira Code Retina" w:hAnsi="Fira Code Retina" w:cs="Fira Code Retina"/>
+          <w:sz w:val="20"/>
+          <w:szCs w:val="20"/>
+        </w:rPr>
       </w:pPr>
       <w:r>
         <w:rPr>
@@ -4370,13 +5559,53 @@
         <w:spacing w:after="0"/>
       </w:pPr>
       <w:r>
+        <w:t>Add th</w:t>
+      </w:r>
+      <w:r>
+        <w:t>i</w:t>
+      </w:r>
+      <w:r>
+        <w:t xml:space="preserve">s line to the config </w:t>
+      </w:r>
+      <w:r>
+        <w:t>on the remaining machines (clients)</w:t>
+      </w:r>
+      <w:r>
+        <w:t>:</w:t>
+      </w:r>
+    </w:p>
+    <w:p>
+      <w:pPr>
+        <w:ind w:firstLine="720"/>
+        <w:rPr>
+          <w:rFonts w:ascii="Fira Code Retina" w:hAnsi="Fira Code Retina" w:cs="Fira Code Retina"/>
+          <w:sz w:val="20"/>
+          <w:szCs w:val="20"/>
+        </w:rPr>
+      </w:pPr>
+      <w:r>
+        <w:rPr>
+          <w:rFonts w:ascii="Fira Code Retina" w:hAnsi="Fira Code Retina" w:cs="Fira Code Retina"/>
+          <w:sz w:val="20"/>
+          <w:szCs w:val="20"/>
+        </w:rPr>
+        <w:t xml:space="preserve">server 192.168.10.1 </w:t>
+      </w:r>
+      <w:proofErr w:type="spellStart"/>
+      <w:r>
+        <w:rPr>
+          <w:rFonts w:ascii="Fira Code Retina" w:hAnsi="Fira Code Retina" w:cs="Fira Code Retina"/>
+          <w:sz w:val="20"/>
+          <w:szCs w:val="20"/>
+        </w:rPr>
+        <w:t>iburst</w:t>
+      </w:r>
+      <w:proofErr w:type="spellEnd"/>
+    </w:p>
+    <w:p>
+      <w:r>
         <w:t xml:space="preserve">Save and reboot. </w:t>
       </w:r>
-    </w:p>
-    <w:p>
-      <w:pPr>
-        <w:spacing w:after="0"/>
-      </w:pPr>
     </w:p>
     <w:p>
       <w:pPr>
@@ -5796,7 +7025,6 @@
   <w:style w:type="character" w:default="1" w:styleId="DefaultParagraphFont">
     <w:name w:val="Default Paragraph Font"/>
     <w:uiPriority w:val="1"/>
-    <w:semiHidden/>
     <w:unhideWhenUsed/>
   </w:style>
   <w:style w:type="table" w:default="1" w:styleId="TableNormal">
